--- a/backend/templates/04- LAPORAN FU _ PUNCAK ALAM_final.docx
+++ b/backend/templates/04- LAPORAN FU _ PUNCAK ALAM_final.docx
@@ -2637,7 +2637,7 @@
               </wp:anchor>
             </w:drawing>
           </mc:Choice>
-          <mc:Fallback xmlns:cr="http://schemas.microsoft.com/office/comments/2020/reactions" xmlns="http://schemas.microsoft.com/office/tasks/2019/documenttasks" xmlns:dgm="http://schemas.openxmlformats.org/drawingml/2006/diagram" xmlns:lc="http://schemas.openxmlformats.org/drawingml/2006/lockedCanvas" xmlns:c="http://schemas.openxmlformats.org/drawingml/2006/chart" xmlns:pic="http://schemas.openxmlformats.org/drawingml/2006/picture" xmlns:a="http://schemas.openxmlformats.org/drawingml/2006/main" xmlns:sl="http://schemas.openxmlformats.org/schemaLibrary/2006/main">
+          <mc:Fallback xmlns:sl="http://schemas.openxmlformats.org/schemaLibrary/2006/main" xmlns:a="http://schemas.openxmlformats.org/drawingml/2006/main" xmlns:pic="http://schemas.openxmlformats.org/drawingml/2006/picture" xmlns:c="http://schemas.openxmlformats.org/drawingml/2006/chart" xmlns:lc="http://schemas.openxmlformats.org/drawingml/2006/lockedCanvas" xmlns:dgm="http://schemas.openxmlformats.org/drawingml/2006/diagram" xmlns="http://schemas.microsoft.com/office/tasks/2019/documenttasks" xmlns:cr="http://schemas.microsoft.com/office/comments/2020/reactions">
             <w:drawing>
               <wp:anchor allowOverlap="1" behindDoc="0" distB="0" distT="0" distL="0" distR="0" hidden="0" layoutInCell="1" locked="0" relativeHeight="0" simplePos="0">
                 <wp:simplePos x="0" y="0"/>
@@ -4194,7 +4194,7 @@
               </wp:anchor>
             </w:drawing>
           </mc:Choice>
-          <mc:Fallback xmlns:cr="http://schemas.microsoft.com/office/comments/2020/reactions" xmlns="http://schemas.microsoft.com/office/tasks/2019/documenttasks" xmlns:dgm="http://schemas.openxmlformats.org/drawingml/2006/diagram" xmlns:lc="http://schemas.openxmlformats.org/drawingml/2006/lockedCanvas" xmlns:c="http://schemas.openxmlformats.org/drawingml/2006/chart" xmlns:pic="http://schemas.openxmlformats.org/drawingml/2006/picture" xmlns:a="http://schemas.openxmlformats.org/drawingml/2006/main" xmlns:sl="http://schemas.openxmlformats.org/schemaLibrary/2006/main">
+          <mc:Fallback xmlns:sl="http://schemas.openxmlformats.org/schemaLibrary/2006/main" xmlns:a="http://schemas.openxmlformats.org/drawingml/2006/main" xmlns:pic="http://schemas.openxmlformats.org/drawingml/2006/picture" xmlns:c="http://schemas.openxmlformats.org/drawingml/2006/chart" xmlns:lc="http://schemas.openxmlformats.org/drawingml/2006/lockedCanvas" xmlns:dgm="http://schemas.openxmlformats.org/drawingml/2006/diagram" xmlns="http://schemas.microsoft.com/office/tasks/2019/documenttasks" xmlns:cr="http://schemas.microsoft.com/office/comments/2020/reactions">
             <w:drawing>
               <wp:anchor allowOverlap="1" behindDoc="0" distB="0" distT="0" distL="0" distR="0" hidden="0" layoutInCell="1" locked="0" relativeHeight="0" simplePos="0">
                 <wp:simplePos x="0" y="0"/>
@@ -24762,6 +24762,16 @@
                 <w:szCs w:val="20"/>
               </w:rPr>
             </w:pPr>
+            <w:r>
+              <w:rPr>
+                <w:rFonts w:ascii="Calibri" w:eastAsia="Calibri" w:hAnsi="Calibri" w:cs="Calibri"/>
+                <w:b/>
+                <w:color w:val="000000"/>
+                <w:sz w:val="20"/>
+                <w:szCs w:val="20"/>
+              </w:rPr>
+              <w:t>s</w:t>
+            </w:r>
           </w:p>
         </w:tc>
         <w:tc>
@@ -24789,7 +24799,7 @@
               </w:rPr>
             </w:pPr>
             <w:r>
-              <w:t>{{ NAMA_PESERTA_HADIR }}</w:t>
+              <w:t>{{NAMA PESERTA HADIR}}</w:t>
             </w:r>
           </w:p>
         </w:tc>
@@ -24817,1876 +24827,13 @@
               </w:rPr>
             </w:pPr>
             <w:r>
-              <w:t>{{ MARKAH_PRE }}</w:t>
-            </w:r>
-          </w:p>
-        </w:tc>
-      </w:tr>
-      <w:tr>
-        <w:trPr>
-          <w:trHeight w:val="510"/>
-        </w:trPr>
-        <w:tc>
-          <w:tcPr>
-            <w:tcW w:w="542" w:type="dxa"/>
-          </w:tcPr>
-          <w:p>
-            <w:pPr>
-              <w:pBdr>
-                <w:top w:val="nil"/>
-                <w:left w:val="nil"/>
-                <w:bottom w:val="nil"/>
-                <w:right w:val="nil"/>
-                <w:between w:val="nil"/>
-              </w:pBdr>
-              <w:spacing w:before="129"/>
-              <w:ind w:left="10" w:right="3"/>
-              <w:jc w:val="center"/>
-              <w:rPr>
-                <w:color w:val="000000"/>
-              </w:rPr>
-            </w:pPr>
-            <w:r>
-              <w:rPr>
-                <w:color w:val="000000"/>
-              </w:rPr>
-              <w:t>1</w:t>
-            </w:r>
-          </w:p>
-        </w:tc>
-        <w:tc>
-          <w:tcPr>
-            <w:tcW w:w="7110" w:type="dxa"/>
-          </w:tcPr>
-          <w:p>
-            <w:pPr>
-              <w:pBdr>
-                <w:top w:val="nil"/>
-                <w:left w:val="nil"/>
-                <w:bottom w:val="nil"/>
-                <w:right w:val="nil"/>
-                <w:between w:val="nil"/>
-              </w:pBdr>
-              <w:spacing w:before="129"/>
-              <w:ind w:left="10" w:right="3"/>
-              <w:jc w:val="center"/>
-              <w:rPr>
-                <w:color w:val="000000"/>
-              </w:rPr>
-            </w:pPr>
-            <w:r>
-              <w:rPr>
-                <w:color w:val="000000"/>
-              </w:rPr>
-              <w:t>ABDUS SALAM ERMAN</w:t>
-            </w:r>
-          </w:p>
-        </w:tc>
-        <w:tc>
-          <w:tcPr>
-            <w:tcW w:w="1557" w:type="dxa"/>
-          </w:tcPr>
-          <w:p>
-            <w:pPr>
-              <w:pBdr>
-                <w:top w:val="nil"/>
-                <w:left w:val="nil"/>
-                <w:bottom w:val="nil"/>
-                <w:right w:val="nil"/>
-                <w:between w:val="nil"/>
-              </w:pBdr>
-              <w:spacing w:before="129"/>
-              <w:ind w:left="14"/>
-              <w:jc w:val="center"/>
-              <w:rPr>
-                <w:color w:val="000000"/>
-              </w:rPr>
-            </w:pPr>
-            <w:r>
-              <w:rPr>
-                <w:color w:val="000000"/>
-              </w:rPr>
-              <w:t>19</w:t>
-            </w:r>
-          </w:p>
-        </w:tc>
-      </w:tr>
-      <w:tr>
-        <w:trPr>
-          <w:trHeight w:val="513"/>
-        </w:trPr>
-        <w:tc>
-          <w:tcPr>
-            <w:tcW w:w="542" w:type="dxa"/>
-          </w:tcPr>
-          <w:p>
-            <w:pPr>
-              <w:pBdr>
-                <w:top w:val="nil"/>
-                <w:left w:val="nil"/>
-                <w:bottom w:val="nil"/>
-                <w:right w:val="nil"/>
-                <w:between w:val="nil"/>
-              </w:pBdr>
-              <w:spacing w:before="129"/>
-              <w:ind w:left="10" w:right="3"/>
-              <w:jc w:val="center"/>
-              <w:rPr>
-                <w:color w:val="000000"/>
-              </w:rPr>
-            </w:pPr>
-            <w:r>
-              <w:rPr>
-                <w:color w:val="000000"/>
-              </w:rPr>
-              <w:t>2</w:t>
-            </w:r>
-          </w:p>
-        </w:tc>
-        <w:tc>
-          <w:tcPr>
-            <w:tcW w:w="7110" w:type="dxa"/>
-          </w:tcPr>
-          <w:p>
-            <w:pPr>
-              <w:pBdr>
-                <w:top w:val="nil"/>
-                <w:left w:val="nil"/>
-                <w:bottom w:val="nil"/>
-                <w:right w:val="nil"/>
-                <w:between w:val="nil"/>
-              </w:pBdr>
-              <w:spacing w:before="129"/>
-              <w:ind w:left="10" w:right="6"/>
-              <w:jc w:val="center"/>
-              <w:rPr>
-                <w:color w:val="000000"/>
-              </w:rPr>
-            </w:pPr>
-            <w:r>
-              <w:rPr>
-                <w:color w:val="000000"/>
-              </w:rPr>
-              <w:t>AINUR ZAFIRAH BT FAUZI</w:t>
-            </w:r>
-          </w:p>
-        </w:tc>
-        <w:tc>
-          <w:tcPr>
-            <w:tcW w:w="1557" w:type="dxa"/>
-          </w:tcPr>
-          <w:p>
-            <w:pPr>
-              <w:pBdr>
-                <w:top w:val="nil"/>
-                <w:left w:val="nil"/>
-                <w:bottom w:val="nil"/>
-                <w:right w:val="nil"/>
-                <w:between w:val="nil"/>
-              </w:pBdr>
-              <w:spacing w:before="129"/>
-              <w:ind w:left="14"/>
-              <w:jc w:val="center"/>
-              <w:rPr>
-                <w:color w:val="000000"/>
-              </w:rPr>
-            </w:pPr>
-            <w:r>
-              <w:rPr>
-                <w:color w:val="000000"/>
-              </w:rPr>
-              <w:t>19</w:t>
-            </w:r>
-          </w:p>
-        </w:tc>
-      </w:tr>
-      <w:tr>
-        <w:trPr>
-          <w:trHeight w:val="510"/>
-        </w:trPr>
-        <w:tc>
-          <w:tcPr>
-            <w:tcW w:w="542" w:type="dxa"/>
-          </w:tcPr>
-          <w:p>
-            <w:pPr>
-              <w:pBdr>
-                <w:top w:val="nil"/>
-                <w:left w:val="nil"/>
-                <w:bottom w:val="nil"/>
-                <w:right w:val="nil"/>
-                <w:between w:val="nil"/>
-              </w:pBdr>
-              <w:spacing w:before="129"/>
-              <w:ind w:left="10" w:right="3"/>
-              <w:jc w:val="center"/>
-              <w:rPr>
-                <w:color w:val="000000"/>
-              </w:rPr>
-            </w:pPr>
-            <w:r>
-              <w:rPr>
-                <w:color w:val="000000"/>
-              </w:rPr>
-              <w:t>3</w:t>
-            </w:r>
-          </w:p>
-        </w:tc>
-        <w:tc>
-          <w:tcPr>
-            <w:tcW w:w="7110" w:type="dxa"/>
-          </w:tcPr>
-          <w:p>
-            <w:pPr>
-              <w:pBdr>
-                <w:top w:val="nil"/>
-                <w:left w:val="nil"/>
-                <w:bottom w:val="nil"/>
-                <w:right w:val="nil"/>
-                <w:between w:val="nil"/>
-              </w:pBdr>
-              <w:spacing w:before="129"/>
-              <w:ind w:left="10" w:right="3"/>
-              <w:jc w:val="center"/>
-              <w:rPr>
-                <w:color w:val="000000"/>
-              </w:rPr>
-            </w:pPr>
-            <w:r>
-              <w:rPr>
-                <w:color w:val="000000"/>
-              </w:rPr>
-              <w:t>AMJAD BIN MOHAMED IBRAHIM</w:t>
-            </w:r>
-          </w:p>
-        </w:tc>
-        <w:tc>
-          <w:tcPr>
-            <w:tcW w:w="1557" w:type="dxa"/>
-          </w:tcPr>
-          <w:p>
-            <w:pPr>
-              <w:pBdr>
-                <w:top w:val="nil"/>
-                <w:left w:val="nil"/>
-                <w:bottom w:val="nil"/>
-                <w:right w:val="nil"/>
-                <w:between w:val="nil"/>
-              </w:pBdr>
-              <w:spacing w:before="129"/>
-              <w:ind w:left="14" w:right="2"/>
-              <w:jc w:val="center"/>
-              <w:rPr>
-                <w:color w:val="000000"/>
-              </w:rPr>
-            </w:pPr>
-            <w:r>
-              <w:rPr>
-                <w:color w:val="000000"/>
-              </w:rPr>
-              <w:t>7</w:t>
-            </w:r>
-          </w:p>
-        </w:tc>
-      </w:tr>
-      <w:tr>
-        <w:trPr>
-          <w:trHeight w:val="513"/>
-        </w:trPr>
-        <w:tc>
-          <w:tcPr>
-            <w:tcW w:w="542" w:type="dxa"/>
-          </w:tcPr>
-          <w:p>
-            <w:pPr>
-              <w:pBdr>
-                <w:top w:val="nil"/>
-                <w:left w:val="nil"/>
-                <w:bottom w:val="nil"/>
-                <w:right w:val="nil"/>
-                <w:between w:val="nil"/>
-              </w:pBdr>
-              <w:spacing w:before="130"/>
-              <w:ind w:left="10" w:right="3"/>
-              <w:jc w:val="center"/>
-              <w:rPr>
-                <w:color w:val="000000"/>
-              </w:rPr>
-            </w:pPr>
-            <w:r>
-              <w:rPr>
-                <w:color w:val="000000"/>
-              </w:rPr>
-              <w:t>4</w:t>
-            </w:r>
-          </w:p>
-        </w:tc>
-        <w:tc>
-          <w:tcPr>
-            <w:tcW w:w="7110" w:type="dxa"/>
-          </w:tcPr>
-          <w:p>
-            <w:pPr>
-              <w:pBdr>
-                <w:top w:val="nil"/>
-                <w:left w:val="nil"/>
-                <w:bottom w:val="nil"/>
-                <w:right w:val="nil"/>
-                <w:between w:val="nil"/>
-              </w:pBdr>
-              <w:spacing w:before="130"/>
-              <w:ind w:left="10" w:right="5"/>
-              <w:jc w:val="center"/>
-              <w:rPr>
-                <w:color w:val="000000"/>
-              </w:rPr>
-            </w:pPr>
-            <w:r>
-              <w:rPr>
-                <w:color w:val="000000"/>
-              </w:rPr>
-              <w:t>CHE FAZHANA BINTI CHE MOHAMMED</w:t>
-            </w:r>
-          </w:p>
-        </w:tc>
-        <w:tc>
-          <w:tcPr>
-            <w:tcW w:w="1557" w:type="dxa"/>
-          </w:tcPr>
-          <w:p>
-            <w:pPr>
-              <w:pBdr>
-                <w:top w:val="nil"/>
-                <w:left w:val="nil"/>
-                <w:bottom w:val="nil"/>
-                <w:right w:val="nil"/>
-                <w:between w:val="nil"/>
-              </w:pBdr>
-              <w:spacing w:before="130"/>
-              <w:ind w:left="14"/>
-              <w:jc w:val="center"/>
-              <w:rPr>
-                <w:color w:val="000000"/>
-              </w:rPr>
-            </w:pPr>
-            <w:r>
-              <w:rPr>
-                <w:color w:val="000000"/>
-              </w:rPr>
-              <w:t>18</w:t>
-            </w:r>
-          </w:p>
-        </w:tc>
-      </w:tr>
-      <w:tr>
-        <w:trPr>
-          <w:trHeight w:val="510"/>
-        </w:trPr>
-        <w:tc>
-          <w:tcPr>
-            <w:tcW w:w="542" w:type="dxa"/>
-          </w:tcPr>
-          <w:p>
-            <w:pPr>
-              <w:pBdr>
-                <w:top w:val="nil"/>
-                <w:left w:val="nil"/>
-                <w:bottom w:val="nil"/>
-                <w:right w:val="nil"/>
-                <w:between w:val="nil"/>
-              </w:pBdr>
-              <w:spacing w:before="129"/>
-              <w:ind w:left="10" w:right="3"/>
-              <w:jc w:val="center"/>
-              <w:rPr>
-                <w:color w:val="000000"/>
-              </w:rPr>
-            </w:pPr>
-            <w:r>
-              <w:rPr>
-                <w:color w:val="000000"/>
-              </w:rPr>
-              <w:t>5</w:t>
-            </w:r>
-          </w:p>
-        </w:tc>
-        <w:tc>
-          <w:tcPr>
-            <w:tcW w:w="7110" w:type="dxa"/>
-          </w:tcPr>
-          <w:p>
-            <w:pPr>
-              <w:pBdr>
-                <w:top w:val="nil"/>
-                <w:left w:val="nil"/>
-                <w:bottom w:val="nil"/>
-                <w:right w:val="nil"/>
-                <w:between w:val="nil"/>
-              </w:pBdr>
-              <w:spacing w:before="129"/>
-              <w:ind w:left="10" w:right="7"/>
-              <w:jc w:val="center"/>
-              <w:rPr>
-                <w:color w:val="000000"/>
-              </w:rPr>
-            </w:pPr>
-            <w:r>
-              <w:rPr>
-                <w:color w:val="000000"/>
-              </w:rPr>
-              <w:t>HARTINI BT MDZAIN@ HASHIM</w:t>
-            </w:r>
-          </w:p>
-        </w:tc>
-        <w:tc>
-          <w:tcPr>
-            <w:tcW w:w="1557" w:type="dxa"/>
-          </w:tcPr>
-          <w:p>
-            <w:pPr>
-              <w:pBdr>
-                <w:top w:val="nil"/>
-                <w:left w:val="nil"/>
-                <w:bottom w:val="nil"/>
-                <w:right w:val="nil"/>
-                <w:between w:val="nil"/>
-              </w:pBdr>
-              <w:spacing w:before="129"/>
-              <w:ind w:left="14"/>
-              <w:jc w:val="center"/>
-              <w:rPr>
-                <w:color w:val="000000"/>
-              </w:rPr>
-            </w:pPr>
-            <w:r>
-              <w:rPr>
-                <w:color w:val="000000"/>
-              </w:rPr>
-              <w:t>16</w:t>
-            </w:r>
-          </w:p>
-        </w:tc>
-      </w:tr>
-      <w:tr>
-        <w:trPr>
-          <w:trHeight w:val="513"/>
-        </w:trPr>
-        <w:tc>
-          <w:tcPr>
-            <w:tcW w:w="542" w:type="dxa"/>
-          </w:tcPr>
-          <w:p>
-            <w:pPr>
-              <w:pBdr>
-                <w:top w:val="nil"/>
-                <w:left w:val="nil"/>
-                <w:bottom w:val="nil"/>
-                <w:right w:val="nil"/>
-                <w:between w:val="nil"/>
-              </w:pBdr>
-              <w:spacing w:before="129"/>
-              <w:ind w:left="10" w:right="3"/>
-              <w:jc w:val="center"/>
-              <w:rPr>
-                <w:color w:val="000000"/>
-              </w:rPr>
-            </w:pPr>
-            <w:r>
-              <w:rPr>
-                <w:color w:val="000000"/>
-              </w:rPr>
-              <w:t>6</w:t>
-            </w:r>
-          </w:p>
-        </w:tc>
-        <w:tc>
-          <w:tcPr>
-            <w:tcW w:w="7110" w:type="dxa"/>
-          </w:tcPr>
-          <w:p>
-            <w:pPr>
-              <w:pBdr>
-                <w:top w:val="nil"/>
-                <w:left w:val="nil"/>
-                <w:bottom w:val="nil"/>
-                <w:right w:val="nil"/>
-                <w:between w:val="nil"/>
-              </w:pBdr>
-              <w:spacing w:before="129"/>
-              <w:ind w:left="10" w:right="5"/>
-              <w:jc w:val="center"/>
-              <w:rPr>
-                <w:color w:val="000000"/>
-              </w:rPr>
-            </w:pPr>
-            <w:r>
-              <w:rPr>
-                <w:color w:val="000000"/>
-              </w:rPr>
-              <w:t>HASLINDA BINTI ISMAIL</w:t>
-            </w:r>
-          </w:p>
-        </w:tc>
-        <w:tc>
-          <w:tcPr>
-            <w:tcW w:w="1557" w:type="dxa"/>
-          </w:tcPr>
-          <w:p>
-            <w:pPr>
-              <w:pBdr>
-                <w:top w:val="nil"/>
-                <w:left w:val="nil"/>
-                <w:bottom w:val="nil"/>
-                <w:right w:val="nil"/>
-                <w:between w:val="nil"/>
-              </w:pBdr>
-              <w:spacing w:before="129"/>
-              <w:ind w:left="14"/>
-              <w:jc w:val="center"/>
-              <w:rPr>
-                <w:color w:val="000000"/>
-              </w:rPr>
-            </w:pPr>
-            <w:r>
-              <w:rPr>
-                <w:color w:val="000000"/>
-              </w:rPr>
-              <w:t>16</w:t>
-            </w:r>
-          </w:p>
-        </w:tc>
-      </w:tr>
-      <w:tr>
-        <w:trPr>
-          <w:trHeight w:val="510"/>
-        </w:trPr>
-        <w:tc>
-          <w:tcPr>
-            <w:tcW w:w="542" w:type="dxa"/>
-          </w:tcPr>
-          <w:p>
-            <w:pPr>
-              <w:pBdr>
-                <w:top w:val="nil"/>
-                <w:left w:val="nil"/>
-                <w:bottom w:val="nil"/>
-                <w:right w:val="nil"/>
-                <w:between w:val="nil"/>
-              </w:pBdr>
-              <w:spacing w:before="129"/>
-              <w:ind w:left="10" w:right="3"/>
-              <w:jc w:val="center"/>
-              <w:rPr>
-                <w:color w:val="000000"/>
-              </w:rPr>
-            </w:pPr>
-            <w:r>
-              <w:rPr>
-                <w:color w:val="000000"/>
-              </w:rPr>
-              <w:t>7</w:t>
-            </w:r>
-          </w:p>
-        </w:tc>
-        <w:tc>
-          <w:tcPr>
-            <w:tcW w:w="7110" w:type="dxa"/>
-          </w:tcPr>
-          <w:p>
-            <w:pPr>
-              <w:pBdr>
-                <w:top w:val="nil"/>
-                <w:left w:val="nil"/>
-                <w:bottom w:val="nil"/>
-                <w:right w:val="nil"/>
-                <w:between w:val="nil"/>
-              </w:pBdr>
-              <w:spacing w:before="129"/>
-              <w:ind w:left="10" w:right="2"/>
-              <w:jc w:val="center"/>
-              <w:rPr>
-                <w:color w:val="000000"/>
-              </w:rPr>
-            </w:pPr>
-            <w:r>
-              <w:rPr>
-                <w:color w:val="000000"/>
-              </w:rPr>
-              <w:t>HASRYZAL BIN HAMRI</w:t>
-            </w:r>
-          </w:p>
-        </w:tc>
-        <w:tc>
-          <w:tcPr>
-            <w:tcW w:w="1557" w:type="dxa"/>
-          </w:tcPr>
-          <w:p>
-            <w:pPr>
-              <w:pBdr>
-                <w:top w:val="nil"/>
-                <w:left w:val="nil"/>
-                <w:bottom w:val="nil"/>
-                <w:right w:val="nil"/>
-                <w:between w:val="nil"/>
-              </w:pBdr>
-              <w:spacing w:before="129"/>
-              <w:ind w:left="14"/>
-              <w:jc w:val="center"/>
-              <w:rPr>
-                <w:color w:val="000000"/>
-              </w:rPr>
-            </w:pPr>
-            <w:r>
-              <w:rPr>
-                <w:color w:val="000000"/>
-              </w:rPr>
-              <w:t>20</w:t>
-            </w:r>
-          </w:p>
-        </w:tc>
-      </w:tr>
-      <w:tr>
-        <w:trPr>
-          <w:trHeight w:val="513"/>
-        </w:trPr>
-        <w:tc>
-          <w:tcPr>
-            <w:tcW w:w="542" w:type="dxa"/>
-          </w:tcPr>
-          <w:p>
-            <w:pPr>
-              <w:pBdr>
-                <w:top w:val="nil"/>
-                <w:left w:val="nil"/>
-                <w:bottom w:val="nil"/>
-                <w:right w:val="nil"/>
-                <w:between w:val="nil"/>
-              </w:pBdr>
-              <w:spacing w:before="129"/>
-              <w:ind w:left="10" w:right="3"/>
-              <w:jc w:val="center"/>
-              <w:rPr>
-                <w:color w:val="000000"/>
-              </w:rPr>
-            </w:pPr>
-            <w:r>
-              <w:rPr>
-                <w:color w:val="000000"/>
-              </w:rPr>
-              <w:t>8</w:t>
-            </w:r>
-          </w:p>
-        </w:tc>
-        <w:tc>
-          <w:tcPr>
-            <w:tcW w:w="7110" w:type="dxa"/>
-          </w:tcPr>
-          <w:p>
-            <w:pPr>
-              <w:pBdr>
-                <w:top w:val="nil"/>
-                <w:left w:val="nil"/>
-                <w:bottom w:val="nil"/>
-                <w:right w:val="nil"/>
-                <w:between w:val="nil"/>
-              </w:pBdr>
-              <w:spacing w:before="129"/>
-              <w:ind w:left="10" w:right="6"/>
-              <w:jc w:val="center"/>
-              <w:rPr>
-                <w:color w:val="000000"/>
-              </w:rPr>
-            </w:pPr>
-            <w:r>
-              <w:rPr>
-                <w:color w:val="000000"/>
-              </w:rPr>
-              <w:t>HUBAIYAH BINTI ABD HAMID</w:t>
-            </w:r>
-          </w:p>
-        </w:tc>
-        <w:tc>
-          <w:tcPr>
-            <w:tcW w:w="1557" w:type="dxa"/>
-          </w:tcPr>
-          <w:p>
-            <w:pPr>
-              <w:pBdr>
-                <w:top w:val="nil"/>
-                <w:left w:val="nil"/>
-                <w:bottom w:val="nil"/>
-                <w:right w:val="nil"/>
-                <w:between w:val="nil"/>
-              </w:pBdr>
-              <w:spacing w:before="129"/>
-              <w:ind w:left="14"/>
-              <w:jc w:val="center"/>
-              <w:rPr>
-                <w:color w:val="000000"/>
-              </w:rPr>
-            </w:pPr>
-            <w:r>
-              <w:rPr>
-                <w:color w:val="000000"/>
-              </w:rPr>
-              <w:t>17</w:t>
-            </w:r>
-          </w:p>
-        </w:tc>
-      </w:tr>
-      <w:tr>
-        <w:trPr>
-          <w:trHeight w:val="510"/>
-        </w:trPr>
-        <w:tc>
-          <w:tcPr>
-            <w:tcW w:w="542" w:type="dxa"/>
-          </w:tcPr>
-          <w:p>
-            <w:pPr>
-              <w:pBdr>
-                <w:top w:val="nil"/>
-                <w:left w:val="nil"/>
-                <w:bottom w:val="nil"/>
-                <w:right w:val="nil"/>
-                <w:between w:val="nil"/>
-              </w:pBdr>
-              <w:spacing w:before="129"/>
-              <w:ind w:left="10" w:right="3"/>
-              <w:jc w:val="center"/>
-              <w:rPr>
-                <w:color w:val="000000"/>
-              </w:rPr>
-            </w:pPr>
-            <w:r>
-              <w:rPr>
-                <w:color w:val="000000"/>
-              </w:rPr>
-              <w:t>9</w:t>
-            </w:r>
-          </w:p>
-        </w:tc>
-        <w:tc>
-          <w:tcPr>
-            <w:tcW w:w="7110" w:type="dxa"/>
-          </w:tcPr>
-          <w:p>
-            <w:pPr>
-              <w:pBdr>
-                <w:top w:val="nil"/>
-                <w:left w:val="nil"/>
-                <w:bottom w:val="nil"/>
-                <w:right w:val="nil"/>
-                <w:between w:val="nil"/>
-              </w:pBdr>
-              <w:spacing w:before="129"/>
-              <w:ind w:left="10" w:right="4"/>
-              <w:jc w:val="center"/>
-              <w:rPr>
-                <w:color w:val="000000"/>
-              </w:rPr>
-            </w:pPr>
-            <w:r>
-              <w:rPr>
-                <w:color w:val="000000"/>
-              </w:rPr>
-              <w:t>JAAFAR SALLEH</w:t>
-            </w:r>
-          </w:p>
-        </w:tc>
-        <w:tc>
-          <w:tcPr>
-            <w:tcW w:w="1557" w:type="dxa"/>
-          </w:tcPr>
-          <w:p>
-            <w:pPr>
-              <w:pBdr>
-                <w:top w:val="nil"/>
-                <w:left w:val="nil"/>
-                <w:bottom w:val="nil"/>
-                <w:right w:val="nil"/>
-                <w:between w:val="nil"/>
-              </w:pBdr>
-              <w:spacing w:before="129"/>
-              <w:ind w:left="14"/>
-              <w:jc w:val="center"/>
-              <w:rPr>
-                <w:color w:val="000000"/>
-              </w:rPr>
-            </w:pPr>
-            <w:r>
-              <w:rPr>
-                <w:color w:val="000000"/>
-              </w:rPr>
-              <w:t>19</w:t>
-            </w:r>
-          </w:p>
-        </w:tc>
-      </w:tr>
-      <w:tr>
-        <w:trPr>
-          <w:trHeight w:val="513"/>
-        </w:trPr>
-        <w:tc>
-          <w:tcPr>
-            <w:tcW w:w="542" w:type="dxa"/>
-          </w:tcPr>
-          <w:p>
-            <w:pPr>
-              <w:pBdr>
-                <w:top w:val="nil"/>
-                <w:left w:val="nil"/>
-                <w:bottom w:val="nil"/>
-                <w:right w:val="nil"/>
-                <w:between w:val="nil"/>
-              </w:pBdr>
-              <w:spacing w:before="130"/>
-              <w:ind w:left="10"/>
-              <w:jc w:val="center"/>
-              <w:rPr>
-                <w:color w:val="000000"/>
-              </w:rPr>
-            </w:pPr>
-            <w:r>
-              <w:rPr>
-                <w:color w:val="000000"/>
-              </w:rPr>
-              <w:t>10</w:t>
-            </w:r>
-          </w:p>
-        </w:tc>
-        <w:tc>
-          <w:tcPr>
-            <w:tcW w:w="7110" w:type="dxa"/>
-          </w:tcPr>
-          <w:p>
-            <w:pPr>
-              <w:pBdr>
-                <w:top w:val="nil"/>
-                <w:left w:val="nil"/>
-                <w:bottom w:val="nil"/>
-                <w:right w:val="nil"/>
-                <w:between w:val="nil"/>
-              </w:pBdr>
-              <w:spacing w:before="130"/>
-              <w:ind w:left="10" w:right="4"/>
-              <w:jc w:val="center"/>
-              <w:rPr>
-                <w:color w:val="000000"/>
-              </w:rPr>
-            </w:pPr>
-            <w:r>
-              <w:rPr>
-                <w:color w:val="000000"/>
-              </w:rPr>
-              <w:t>MOHD HAIRUL NIZAL BIN JOHARI</w:t>
-            </w:r>
-          </w:p>
-        </w:tc>
-        <w:tc>
-          <w:tcPr>
-            <w:tcW w:w="1557" w:type="dxa"/>
-          </w:tcPr>
-          <w:p>
-            <w:pPr>
-              <w:pBdr>
-                <w:top w:val="nil"/>
-                <w:left w:val="nil"/>
-                <w:bottom w:val="nil"/>
-                <w:right w:val="nil"/>
-                <w:between w:val="nil"/>
-              </w:pBdr>
-              <w:spacing w:before="130"/>
-              <w:ind w:left="14"/>
-              <w:jc w:val="center"/>
-              <w:rPr>
-                <w:color w:val="000000"/>
-              </w:rPr>
-            </w:pPr>
-            <w:r>
-              <w:rPr>
-                <w:color w:val="000000"/>
-              </w:rPr>
-              <w:t>16</w:t>
-            </w:r>
-          </w:p>
-        </w:tc>
-      </w:tr>
-      <w:tr>
-        <w:trPr>
-          <w:trHeight w:val="510"/>
-        </w:trPr>
-        <w:tc>
-          <w:tcPr>
-            <w:tcW w:w="542" w:type="dxa"/>
-          </w:tcPr>
-          <w:p>
-            <w:pPr>
-              <w:pBdr>
-                <w:top w:val="nil"/>
-                <w:left w:val="nil"/>
-                <w:bottom w:val="nil"/>
-                <w:right w:val="nil"/>
-                <w:between w:val="nil"/>
-              </w:pBdr>
-              <w:spacing w:before="129"/>
-              <w:ind w:left="10"/>
-              <w:jc w:val="center"/>
-              <w:rPr>
-                <w:color w:val="000000"/>
-              </w:rPr>
-            </w:pPr>
-            <w:r>
-              <w:rPr>
-                <w:color w:val="000000"/>
-              </w:rPr>
-              <w:t>11</w:t>
-            </w:r>
-          </w:p>
-        </w:tc>
-        <w:tc>
-          <w:tcPr>
-            <w:tcW w:w="7110" w:type="dxa"/>
-          </w:tcPr>
-          <w:p>
-            <w:pPr>
-              <w:pBdr>
-                <w:top w:val="nil"/>
-                <w:left w:val="nil"/>
-                <w:bottom w:val="nil"/>
-                <w:right w:val="nil"/>
-                <w:between w:val="nil"/>
-              </w:pBdr>
-              <w:spacing w:before="129"/>
-              <w:ind w:left="10" w:right="3"/>
-              <w:jc w:val="center"/>
-              <w:rPr>
-                <w:color w:val="000000"/>
-              </w:rPr>
-            </w:pPr>
-            <w:r>
-              <w:rPr>
-                <w:color w:val="000000"/>
-              </w:rPr>
-              <w:t>MOHD ZAHARI BIN SHAHRAN</w:t>
-            </w:r>
-          </w:p>
-        </w:tc>
-        <w:tc>
-          <w:tcPr>
-            <w:tcW w:w="1557" w:type="dxa"/>
-          </w:tcPr>
-          <w:p>
-            <w:pPr>
-              <w:pBdr>
-                <w:top w:val="nil"/>
-                <w:left w:val="nil"/>
-                <w:bottom w:val="nil"/>
-                <w:right w:val="nil"/>
-                <w:between w:val="nil"/>
-              </w:pBdr>
-              <w:spacing w:before="129"/>
-              <w:ind w:left="14"/>
-              <w:jc w:val="center"/>
-              <w:rPr>
-                <w:color w:val="000000"/>
-              </w:rPr>
-            </w:pPr>
-            <w:r>
-              <w:rPr>
-                <w:color w:val="000000"/>
-              </w:rPr>
-              <w:t>19</w:t>
-            </w:r>
-          </w:p>
-        </w:tc>
-      </w:tr>
-      <w:tr>
-        <w:trPr>
-          <w:trHeight w:val="513"/>
-        </w:trPr>
-        <w:tc>
-          <w:tcPr>
-            <w:tcW w:w="542" w:type="dxa"/>
-          </w:tcPr>
-          <w:p>
-            <w:pPr>
-              <w:pBdr>
-                <w:top w:val="nil"/>
-                <w:left w:val="nil"/>
-                <w:bottom w:val="nil"/>
-                <w:right w:val="nil"/>
-                <w:between w:val="nil"/>
-              </w:pBdr>
-              <w:spacing w:before="129"/>
-              <w:ind w:left="10"/>
-              <w:jc w:val="center"/>
-              <w:rPr>
-                <w:color w:val="000000"/>
-              </w:rPr>
-            </w:pPr>
-            <w:r>
-              <w:rPr>
-                <w:color w:val="000000"/>
-              </w:rPr>
-              <w:t>12</w:t>
-            </w:r>
-          </w:p>
-        </w:tc>
-        <w:tc>
-          <w:tcPr>
-            <w:tcW w:w="7110" w:type="dxa"/>
-          </w:tcPr>
-          <w:p>
-            <w:pPr>
-              <w:pBdr>
-                <w:top w:val="nil"/>
-                <w:left w:val="nil"/>
-                <w:bottom w:val="nil"/>
-                <w:right w:val="nil"/>
-                <w:between w:val="nil"/>
-              </w:pBdr>
-              <w:spacing w:before="129"/>
-              <w:ind w:left="10" w:right="7"/>
-              <w:jc w:val="center"/>
-              <w:rPr>
-                <w:color w:val="000000"/>
-              </w:rPr>
-            </w:pPr>
-            <w:r>
-              <w:rPr>
-                <w:color w:val="000000"/>
-              </w:rPr>
-              <w:t>NIK MURNISHAH BINTI NIK HASKHASHAH</w:t>
-            </w:r>
-          </w:p>
-        </w:tc>
-        <w:tc>
-          <w:tcPr>
-            <w:tcW w:w="1557" w:type="dxa"/>
-          </w:tcPr>
-          <w:p>
-            <w:pPr>
-              <w:pBdr>
-                <w:top w:val="nil"/>
-                <w:left w:val="nil"/>
-                <w:bottom w:val="nil"/>
-                <w:right w:val="nil"/>
-                <w:between w:val="nil"/>
-              </w:pBdr>
-              <w:spacing w:before="129"/>
-              <w:ind w:left="14"/>
-              <w:jc w:val="center"/>
-              <w:rPr>
-                <w:color w:val="000000"/>
-              </w:rPr>
-            </w:pPr>
-            <w:r>
-              <w:rPr>
-                <w:color w:val="000000"/>
-              </w:rPr>
-              <w:t>17</w:t>
-            </w:r>
-          </w:p>
-        </w:tc>
-      </w:tr>
-      <w:tr>
-        <w:trPr>
-          <w:trHeight w:val="510"/>
-        </w:trPr>
-        <w:tc>
-          <w:tcPr>
-            <w:tcW w:w="542" w:type="dxa"/>
-          </w:tcPr>
-          <w:p>
-            <w:pPr>
-              <w:pBdr>
-                <w:top w:val="nil"/>
-                <w:left w:val="nil"/>
-                <w:bottom w:val="nil"/>
-                <w:right w:val="nil"/>
-                <w:between w:val="nil"/>
-              </w:pBdr>
-              <w:spacing w:before="129"/>
-              <w:ind w:left="10"/>
-              <w:jc w:val="center"/>
-              <w:rPr>
-                <w:color w:val="000000"/>
-              </w:rPr>
-            </w:pPr>
-            <w:r>
-              <w:rPr>
-                <w:color w:val="000000"/>
-              </w:rPr>
-              <w:t>13</w:t>
-            </w:r>
-          </w:p>
-        </w:tc>
-        <w:tc>
-          <w:tcPr>
-            <w:tcW w:w="7110" w:type="dxa"/>
-          </w:tcPr>
-          <w:p>
-            <w:pPr>
-              <w:pBdr>
-                <w:top w:val="nil"/>
-                <w:left w:val="nil"/>
-                <w:bottom w:val="nil"/>
-                <w:right w:val="nil"/>
-                <w:between w:val="nil"/>
-              </w:pBdr>
-              <w:spacing w:before="129"/>
-              <w:ind w:left="10" w:right="4"/>
-              <w:jc w:val="center"/>
-              <w:rPr>
-                <w:color w:val="000000"/>
-              </w:rPr>
-            </w:pPr>
-            <w:r>
-              <w:rPr>
-                <w:color w:val="000000"/>
-              </w:rPr>
-              <w:t>NORELIZAWATI BINTI SHAMSUDDIN</w:t>
-            </w:r>
-          </w:p>
-        </w:tc>
-        <w:tc>
-          <w:tcPr>
-            <w:tcW w:w="1557" w:type="dxa"/>
-          </w:tcPr>
-          <w:p>
-            <w:pPr>
-              <w:pBdr>
-                <w:top w:val="nil"/>
-                <w:left w:val="nil"/>
-                <w:bottom w:val="nil"/>
-                <w:right w:val="nil"/>
-                <w:between w:val="nil"/>
-              </w:pBdr>
-              <w:spacing w:before="129"/>
-              <w:ind w:left="14"/>
-              <w:jc w:val="center"/>
-              <w:rPr>
-                <w:color w:val="000000"/>
-              </w:rPr>
-            </w:pPr>
-            <w:r>
-              <w:rPr>
-                <w:color w:val="000000"/>
-              </w:rPr>
-              <w:t>13</w:t>
-            </w:r>
-          </w:p>
-        </w:tc>
-      </w:tr>
-      <w:tr>
-        <w:trPr>
-          <w:trHeight w:val="513"/>
-        </w:trPr>
-        <w:tc>
-          <w:tcPr>
-            <w:tcW w:w="542" w:type="dxa"/>
-          </w:tcPr>
-          <w:p>
-            <w:pPr>
-              <w:pBdr>
-                <w:top w:val="nil"/>
-                <w:left w:val="nil"/>
-                <w:bottom w:val="nil"/>
-                <w:right w:val="nil"/>
-                <w:between w:val="nil"/>
-              </w:pBdr>
-              <w:spacing w:before="129"/>
-              <w:ind w:left="10"/>
-              <w:jc w:val="center"/>
-              <w:rPr>
-                <w:color w:val="000000"/>
-              </w:rPr>
-            </w:pPr>
-            <w:r>
-              <w:rPr>
-                <w:color w:val="000000"/>
-              </w:rPr>
-              <w:t>14</w:t>
-            </w:r>
-          </w:p>
-        </w:tc>
-        <w:tc>
-          <w:tcPr>
-            <w:tcW w:w="7110" w:type="dxa"/>
-          </w:tcPr>
-          <w:p>
-            <w:pPr>
-              <w:pBdr>
-                <w:top w:val="nil"/>
-                <w:left w:val="nil"/>
-                <w:bottom w:val="nil"/>
-                <w:right w:val="nil"/>
-                <w:between w:val="nil"/>
-              </w:pBdr>
-              <w:spacing w:before="129"/>
-              <w:ind w:left="10" w:right="1"/>
-              <w:jc w:val="center"/>
-              <w:rPr>
-                <w:color w:val="000000"/>
-              </w:rPr>
-            </w:pPr>
-            <w:r>
-              <w:rPr>
-                <w:color w:val="000000"/>
-              </w:rPr>
-              <w:t>NORFAZELAH BINTI AWILLUDIN</w:t>
-            </w:r>
-          </w:p>
-        </w:tc>
-        <w:tc>
-          <w:tcPr>
-            <w:tcW w:w="1557" w:type="dxa"/>
-          </w:tcPr>
-          <w:p>
-            <w:pPr>
-              <w:pBdr>
-                <w:top w:val="nil"/>
-                <w:left w:val="nil"/>
-                <w:bottom w:val="nil"/>
-                <w:right w:val="nil"/>
-                <w:between w:val="nil"/>
-              </w:pBdr>
-              <w:spacing w:before="129"/>
-              <w:ind w:left="14"/>
-              <w:jc w:val="center"/>
-              <w:rPr>
-                <w:color w:val="000000"/>
-              </w:rPr>
-            </w:pPr>
-            <w:r>
-              <w:rPr>
-                <w:color w:val="000000"/>
-              </w:rPr>
-              <w:t>18</w:t>
-            </w:r>
-          </w:p>
-        </w:tc>
-      </w:tr>
-      <w:tr>
-        <w:trPr>
-          <w:trHeight w:val="510"/>
-        </w:trPr>
-        <w:tc>
-          <w:tcPr>
-            <w:tcW w:w="542" w:type="dxa"/>
-          </w:tcPr>
-          <w:p>
-            <w:pPr>
-              <w:pBdr>
-                <w:top w:val="nil"/>
-                <w:left w:val="nil"/>
-                <w:bottom w:val="nil"/>
-                <w:right w:val="nil"/>
-                <w:between w:val="nil"/>
-              </w:pBdr>
-              <w:spacing w:before="129"/>
-              <w:ind w:left="10"/>
-              <w:jc w:val="center"/>
-              <w:rPr>
-                <w:color w:val="000000"/>
-              </w:rPr>
-            </w:pPr>
-            <w:r>
-              <w:rPr>
-                <w:color w:val="000000"/>
-              </w:rPr>
-              <w:t>15</w:t>
-            </w:r>
-          </w:p>
-        </w:tc>
-        <w:tc>
-          <w:tcPr>
-            <w:tcW w:w="7110" w:type="dxa"/>
-          </w:tcPr>
-          <w:p>
-            <w:pPr>
-              <w:pBdr>
-                <w:top w:val="nil"/>
-                <w:left w:val="nil"/>
-                <w:bottom w:val="nil"/>
-                <w:right w:val="nil"/>
-                <w:between w:val="nil"/>
-              </w:pBdr>
-              <w:spacing w:before="129"/>
-              <w:ind w:left="10" w:right="3"/>
-              <w:jc w:val="center"/>
-              <w:rPr>
-                <w:color w:val="000000"/>
-              </w:rPr>
-            </w:pPr>
-            <w:r>
-              <w:rPr>
-                <w:color w:val="000000"/>
-              </w:rPr>
-              <w:t>NORHAYATI BINTI MHD SALEH</w:t>
-            </w:r>
-          </w:p>
-        </w:tc>
-        <w:tc>
-          <w:tcPr>
-            <w:tcW w:w="1557" w:type="dxa"/>
-          </w:tcPr>
-          <w:p>
-            <w:pPr>
-              <w:pBdr>
-                <w:top w:val="nil"/>
-                <w:left w:val="nil"/>
-                <w:bottom w:val="nil"/>
-                <w:right w:val="nil"/>
-                <w:between w:val="nil"/>
-              </w:pBdr>
-              <w:spacing w:before="129"/>
-              <w:ind w:left="14"/>
-              <w:jc w:val="center"/>
-              <w:rPr>
-                <w:color w:val="000000"/>
-              </w:rPr>
-            </w:pPr>
-            <w:r>
-              <w:rPr>
-                <w:color w:val="000000"/>
-              </w:rPr>
-              <w:t>17</w:t>
-            </w:r>
-          </w:p>
-        </w:tc>
-      </w:tr>
-      <w:tr>
-        <w:trPr>
-          <w:trHeight w:val="513"/>
-        </w:trPr>
-        <w:tc>
-          <w:tcPr>
-            <w:tcW w:w="542" w:type="dxa"/>
-          </w:tcPr>
-          <w:p>
-            <w:pPr>
-              <w:pBdr>
-                <w:top w:val="nil"/>
-                <w:left w:val="nil"/>
-                <w:bottom w:val="nil"/>
-                <w:right w:val="nil"/>
-                <w:between w:val="nil"/>
-              </w:pBdr>
-              <w:spacing w:before="129"/>
-              <w:ind w:left="10"/>
-              <w:jc w:val="center"/>
-              <w:rPr>
-                <w:color w:val="000000"/>
-              </w:rPr>
-            </w:pPr>
-            <w:r>
-              <w:rPr>
-                <w:color w:val="000000"/>
-              </w:rPr>
-              <w:t>16</w:t>
-            </w:r>
-          </w:p>
-        </w:tc>
-        <w:tc>
-          <w:tcPr>
-            <w:tcW w:w="7110" w:type="dxa"/>
-          </w:tcPr>
-          <w:p>
-            <w:pPr>
-              <w:pBdr>
-                <w:top w:val="nil"/>
-                <w:left w:val="nil"/>
-                <w:bottom w:val="nil"/>
-                <w:right w:val="nil"/>
-                <w:between w:val="nil"/>
-              </w:pBdr>
-              <w:spacing w:before="129"/>
-              <w:ind w:left="10" w:right="5"/>
-              <w:jc w:val="center"/>
-              <w:rPr>
-                <w:color w:val="000000"/>
-              </w:rPr>
-            </w:pPr>
-            <w:r>
-              <w:rPr>
-                <w:color w:val="000000"/>
-              </w:rPr>
-              <w:t>NURHAYATI YEE BINTI ABDULLAH</w:t>
-            </w:r>
-          </w:p>
-        </w:tc>
-        <w:tc>
-          <w:tcPr>
-            <w:tcW w:w="1557" w:type="dxa"/>
-          </w:tcPr>
-          <w:p>
-            <w:pPr>
-              <w:pBdr>
-                <w:top w:val="nil"/>
-                <w:left w:val="nil"/>
-                <w:bottom w:val="nil"/>
-                <w:right w:val="nil"/>
-                <w:between w:val="nil"/>
-              </w:pBdr>
-              <w:spacing w:before="129"/>
-              <w:ind w:left="14"/>
-              <w:jc w:val="center"/>
-              <w:rPr>
-                <w:color w:val="000000"/>
-              </w:rPr>
-            </w:pPr>
-            <w:r>
-              <w:rPr>
-                <w:color w:val="000000"/>
-              </w:rPr>
-              <w:t>16</w:t>
-            </w:r>
-          </w:p>
-        </w:tc>
-      </w:tr>
-      <w:tr>
-        <w:trPr>
-          <w:trHeight w:val="510"/>
-        </w:trPr>
-        <w:tc>
-          <w:tcPr>
-            <w:tcW w:w="542" w:type="dxa"/>
-          </w:tcPr>
-          <w:p>
-            <w:pPr>
-              <w:pBdr>
-                <w:top w:val="nil"/>
-                <w:left w:val="nil"/>
-                <w:bottom w:val="nil"/>
-                <w:right w:val="nil"/>
-                <w:between w:val="nil"/>
-              </w:pBdr>
-              <w:spacing w:before="129"/>
-              <w:ind w:left="10"/>
-              <w:jc w:val="center"/>
-              <w:rPr>
-                <w:color w:val="000000"/>
-              </w:rPr>
-            </w:pPr>
-            <w:r>
-              <w:rPr>
-                <w:color w:val="000000"/>
-              </w:rPr>
-              <w:t>17</w:t>
-            </w:r>
-          </w:p>
-        </w:tc>
-        <w:tc>
-          <w:tcPr>
-            <w:tcW w:w="7110" w:type="dxa"/>
-          </w:tcPr>
-          <w:p>
-            <w:pPr>
-              <w:pBdr>
-                <w:top w:val="nil"/>
-                <w:left w:val="nil"/>
-                <w:bottom w:val="nil"/>
-                <w:right w:val="nil"/>
-                <w:between w:val="nil"/>
-              </w:pBdr>
-              <w:spacing w:before="129"/>
-              <w:ind w:left="10" w:right="6"/>
-              <w:jc w:val="center"/>
-              <w:rPr>
-                <w:color w:val="000000"/>
-              </w:rPr>
-            </w:pPr>
-            <w:r>
-              <w:rPr>
-                <w:color w:val="000000"/>
-              </w:rPr>
-              <w:t>NURUL AZREN HANIM BINTI GHAZALI</w:t>
-            </w:r>
-          </w:p>
-        </w:tc>
-        <w:tc>
-          <w:tcPr>
-            <w:tcW w:w="1557" w:type="dxa"/>
-          </w:tcPr>
-          <w:p>
-            <w:pPr>
-              <w:pBdr>
-                <w:top w:val="nil"/>
-                <w:left w:val="nil"/>
-                <w:bottom w:val="nil"/>
-                <w:right w:val="nil"/>
-                <w:between w:val="nil"/>
-              </w:pBdr>
-              <w:spacing w:before="129"/>
-              <w:ind w:left="14"/>
-              <w:jc w:val="center"/>
-              <w:rPr>
-                <w:color w:val="000000"/>
-              </w:rPr>
-            </w:pPr>
-            <w:r>
-              <w:rPr>
-                <w:color w:val="000000"/>
-              </w:rPr>
-              <w:t>14</w:t>
-            </w:r>
-          </w:p>
-        </w:tc>
-      </w:tr>
-      <w:tr>
-        <w:trPr>
-          <w:trHeight w:val="513"/>
-        </w:trPr>
-        <w:tc>
-          <w:tcPr>
-            <w:tcW w:w="542" w:type="dxa"/>
-          </w:tcPr>
-          <w:p>
-            <w:pPr>
-              <w:pBdr>
-                <w:top w:val="nil"/>
-                <w:left w:val="nil"/>
-                <w:bottom w:val="nil"/>
-                <w:right w:val="nil"/>
-                <w:between w:val="nil"/>
-              </w:pBdr>
-              <w:spacing w:before="129"/>
-              <w:ind w:left="10"/>
-              <w:jc w:val="center"/>
-              <w:rPr>
-                <w:color w:val="000000"/>
-              </w:rPr>
-            </w:pPr>
-            <w:r>
-              <w:rPr>
-                <w:color w:val="000000"/>
-              </w:rPr>
-              <w:t>18</w:t>
-            </w:r>
-          </w:p>
-        </w:tc>
-        <w:tc>
-          <w:tcPr>
-            <w:tcW w:w="7110" w:type="dxa"/>
-          </w:tcPr>
-          <w:p>
-            <w:pPr>
-              <w:pBdr>
-                <w:top w:val="nil"/>
-                <w:left w:val="nil"/>
-                <w:bottom w:val="nil"/>
-                <w:right w:val="nil"/>
-                <w:between w:val="nil"/>
-              </w:pBdr>
-              <w:spacing w:before="129"/>
-              <w:ind w:left="10" w:right="2"/>
-              <w:jc w:val="center"/>
-              <w:rPr>
-                <w:color w:val="000000"/>
-              </w:rPr>
-            </w:pPr>
-            <w:r>
-              <w:rPr>
-                <w:color w:val="000000"/>
-              </w:rPr>
-              <w:t>NURUL SYAFIKAH BINTI CHE'DIN</w:t>
-            </w:r>
-          </w:p>
-        </w:tc>
-        <w:tc>
-          <w:tcPr>
-            <w:tcW w:w="1557" w:type="dxa"/>
-          </w:tcPr>
-          <w:p>
-            <w:pPr>
-              <w:pBdr>
-                <w:top w:val="nil"/>
-                <w:left w:val="nil"/>
-                <w:bottom w:val="nil"/>
-                <w:right w:val="nil"/>
-                <w:between w:val="nil"/>
-              </w:pBdr>
-              <w:spacing w:before="129"/>
-              <w:ind w:left="14"/>
-              <w:jc w:val="center"/>
-              <w:rPr>
-                <w:color w:val="000000"/>
-              </w:rPr>
-            </w:pPr>
-            <w:r>
-              <w:rPr>
-                <w:color w:val="000000"/>
-              </w:rPr>
-              <w:t>16</w:t>
-            </w:r>
-          </w:p>
-        </w:tc>
-      </w:tr>
-      <w:tr>
-        <w:trPr>
-          <w:trHeight w:val="510"/>
-        </w:trPr>
-        <w:tc>
-          <w:tcPr>
-            <w:tcW w:w="542" w:type="dxa"/>
-          </w:tcPr>
-          <w:p>
-            <w:pPr>
-              <w:pBdr>
-                <w:top w:val="nil"/>
-                <w:left w:val="nil"/>
-                <w:bottom w:val="nil"/>
-                <w:right w:val="nil"/>
-                <w:between w:val="nil"/>
-              </w:pBdr>
-              <w:spacing w:before="129"/>
-              <w:ind w:left="10"/>
-              <w:jc w:val="center"/>
-              <w:rPr>
-                <w:color w:val="000000"/>
-              </w:rPr>
-            </w:pPr>
-            <w:r>
-              <w:rPr>
-                <w:color w:val="000000"/>
-              </w:rPr>
-              <w:t>19</w:t>
-            </w:r>
-          </w:p>
-        </w:tc>
-        <w:tc>
-          <w:tcPr>
-            <w:tcW w:w="7110" w:type="dxa"/>
-          </w:tcPr>
-          <w:p>
-            <w:pPr>
-              <w:pBdr>
-                <w:top w:val="nil"/>
-                <w:left w:val="nil"/>
-                <w:bottom w:val="nil"/>
-                <w:right w:val="nil"/>
-                <w:between w:val="nil"/>
-              </w:pBdr>
-              <w:spacing w:before="129"/>
-              <w:ind w:left="10" w:right="2"/>
-              <w:jc w:val="center"/>
-              <w:rPr>
-                <w:color w:val="000000"/>
-              </w:rPr>
-            </w:pPr>
-            <w:r>
-              <w:rPr>
-                <w:color w:val="000000"/>
-              </w:rPr>
-              <w:t>QURRATU AIN BINTI ISMAIL</w:t>
-            </w:r>
-          </w:p>
-        </w:tc>
-        <w:tc>
-          <w:tcPr>
-            <w:tcW w:w="1557" w:type="dxa"/>
-          </w:tcPr>
-          <w:p>
-            <w:pPr>
-              <w:pBdr>
-                <w:top w:val="nil"/>
-                <w:left w:val="nil"/>
-                <w:bottom w:val="nil"/>
-                <w:right w:val="nil"/>
-                <w:between w:val="nil"/>
-              </w:pBdr>
-              <w:spacing w:before="129"/>
-              <w:ind w:left="14"/>
-              <w:jc w:val="center"/>
-              <w:rPr>
-                <w:color w:val="000000"/>
-              </w:rPr>
-            </w:pPr>
-            <w:r>
-              <w:rPr>
-                <w:color w:val="000000"/>
-              </w:rPr>
-              <w:t>19</w:t>
-            </w:r>
-          </w:p>
-        </w:tc>
-      </w:tr>
-      <w:tr>
-        <w:trPr>
-          <w:trHeight w:val="513"/>
-        </w:trPr>
-        <w:tc>
-          <w:tcPr>
-            <w:tcW w:w="542" w:type="dxa"/>
-          </w:tcPr>
-          <w:p>
-            <w:pPr>
-              <w:pBdr>
-                <w:top w:val="nil"/>
-                <w:left w:val="nil"/>
-                <w:bottom w:val="nil"/>
-                <w:right w:val="nil"/>
-                <w:between w:val="nil"/>
-              </w:pBdr>
-              <w:spacing w:before="129"/>
-              <w:ind w:left="10"/>
-              <w:jc w:val="center"/>
-              <w:rPr>
-                <w:color w:val="000000"/>
-              </w:rPr>
-            </w:pPr>
-            <w:r>
-              <w:rPr>
-                <w:color w:val="000000"/>
-              </w:rPr>
-              <w:t>20</w:t>
-            </w:r>
-          </w:p>
-        </w:tc>
-        <w:tc>
-          <w:tcPr>
-            <w:tcW w:w="7110" w:type="dxa"/>
-          </w:tcPr>
-          <w:p>
-            <w:pPr>
-              <w:pBdr>
-                <w:top w:val="nil"/>
-                <w:left w:val="nil"/>
-                <w:bottom w:val="nil"/>
-                <w:right w:val="nil"/>
-                <w:between w:val="nil"/>
-              </w:pBdr>
-              <w:spacing w:before="129"/>
-              <w:ind w:left="10" w:right="4"/>
-              <w:jc w:val="center"/>
-              <w:rPr>
-                <w:color w:val="000000"/>
-              </w:rPr>
-            </w:pPr>
-            <w:r>
-              <w:rPr>
-                <w:color w:val="000000"/>
-              </w:rPr>
-              <w:t>ROZITA BINTI RAMLI</w:t>
-            </w:r>
-          </w:p>
-        </w:tc>
-        <w:tc>
-          <w:tcPr>
-            <w:tcW w:w="1557" w:type="dxa"/>
-          </w:tcPr>
-          <w:p>
-            <w:pPr>
-              <w:pBdr>
-                <w:top w:val="nil"/>
-                <w:left w:val="nil"/>
-                <w:bottom w:val="nil"/>
-                <w:right w:val="nil"/>
-                <w:between w:val="nil"/>
-              </w:pBdr>
-              <w:spacing w:before="129"/>
-              <w:ind w:left="14"/>
-              <w:jc w:val="center"/>
-              <w:rPr>
-                <w:color w:val="000000"/>
-              </w:rPr>
-            </w:pPr>
-            <w:r>
-              <w:rPr>
-                <w:color w:val="000000"/>
-              </w:rPr>
-              <w:t>17</w:t>
-            </w:r>
-          </w:p>
-        </w:tc>
-      </w:tr>
-      <w:tr>
-        <w:trPr>
-          <w:trHeight w:val="510"/>
-        </w:trPr>
-        <w:tc>
-          <w:tcPr>
-            <w:tcW w:w="542" w:type="dxa"/>
-          </w:tcPr>
-          <w:p>
-            <w:pPr>
-              <w:pBdr>
-                <w:top w:val="nil"/>
-                <w:left w:val="nil"/>
-                <w:bottom w:val="nil"/>
-                <w:right w:val="nil"/>
-                <w:between w:val="nil"/>
-              </w:pBdr>
-              <w:spacing w:before="129"/>
-              <w:ind w:left="10"/>
-              <w:jc w:val="center"/>
-              <w:rPr>
-                <w:color w:val="000000"/>
-              </w:rPr>
-            </w:pPr>
-            <w:r>
-              <w:rPr>
-                <w:color w:val="000000"/>
-              </w:rPr>
-              <w:t>21</w:t>
-            </w:r>
-          </w:p>
-        </w:tc>
-        <w:tc>
-          <w:tcPr>
-            <w:tcW w:w="7110" w:type="dxa"/>
-          </w:tcPr>
-          <w:p>
-            <w:pPr>
-              <w:pBdr>
-                <w:top w:val="nil"/>
-                <w:left w:val="nil"/>
-                <w:bottom w:val="nil"/>
-                <w:right w:val="nil"/>
-                <w:between w:val="nil"/>
-              </w:pBdr>
-              <w:spacing w:before="129"/>
-              <w:ind w:left="10" w:right="3"/>
-              <w:jc w:val="center"/>
-              <w:rPr>
-                <w:color w:val="000000"/>
-              </w:rPr>
-            </w:pPr>
-            <w:r>
-              <w:rPr>
-                <w:color w:val="000000"/>
-              </w:rPr>
-              <w:t>SAEDAH BINTI ZAINUDIN</w:t>
-            </w:r>
-          </w:p>
-        </w:tc>
-        <w:tc>
-          <w:tcPr>
-            <w:tcW w:w="1557" w:type="dxa"/>
-          </w:tcPr>
-          <w:p>
-            <w:pPr>
-              <w:pBdr>
-                <w:top w:val="nil"/>
-                <w:left w:val="nil"/>
-                <w:bottom w:val="nil"/>
-                <w:right w:val="nil"/>
-                <w:between w:val="nil"/>
-              </w:pBdr>
-              <w:spacing w:before="129"/>
-              <w:ind w:left="14"/>
-              <w:jc w:val="center"/>
-              <w:rPr>
-                <w:color w:val="000000"/>
-              </w:rPr>
-            </w:pPr>
-            <w:r>
-              <w:rPr>
-                <w:color w:val="000000"/>
-              </w:rPr>
-              <w:t>19</w:t>
+              <w:t>{{ MARKAH</w:t>
+            </w:r>
+            <w:r>
+              <w:t xml:space="preserve"> </w:t>
+            </w:r>
+            <w:r>
+              <w:t>PRE }}</w:t>
             </w:r>
           </w:p>
         </w:tc>
@@ -27885,14 +26032,7 @@
               </w:rPr>
             </w:pPr>
             <w:r>
-              <w:rPr>
-                <w:rFonts w:ascii="Calibri" w:eastAsia="Calibri" w:hAnsi="Calibri" w:cs="Calibri"/>
-                <w:b/>
-                <w:color w:val="000000"/>
-                <w:sz w:val="20"/>
-                <w:szCs w:val="20"/>
-              </w:rPr>
-              <w:t>NAMA</w:t>
+              <w:t>{{NAMA PESERTA HADIR}}</w:t>
             </w:r>
           </w:p>
         </w:tc>
@@ -27920,1971 +26060,13 @@
               </w:rPr>
             </w:pPr>
             <w:r>
-              <w:rPr>
-                <w:rFonts w:ascii="Calibri" w:eastAsia="Calibri" w:hAnsi="Calibri" w:cs="Calibri"/>
-                <w:color w:val="000000"/>
-                <w:sz w:val="20"/>
-                <w:szCs w:val="20"/>
-              </w:rPr>
-              <w:t>MARKAH POST</w:t>
-            </w:r>
-          </w:p>
-        </w:tc>
-      </w:tr>
-      <w:tr>
-        <w:trPr>
-          <w:trHeight w:val="513"/>
-        </w:trPr>
-        <w:tc>
-          <w:tcPr>
-            <w:tcW w:w="542" w:type="dxa"/>
-          </w:tcPr>
-          <w:p>
-            <w:pPr>
-              <w:pBdr>
-                <w:top w:val="nil"/>
-                <w:left w:val="nil"/>
-                <w:bottom w:val="nil"/>
-                <w:right w:val="nil"/>
-                <w:between w:val="nil"/>
-              </w:pBdr>
-              <w:spacing w:before="132"/>
-              <w:ind w:left="10" w:right="3"/>
-              <w:jc w:val="center"/>
-              <w:rPr>
-                <w:color w:val="000000"/>
-              </w:rPr>
-            </w:pPr>
-            <w:r>
-              <w:rPr>
-                <w:color w:val="000000"/>
-              </w:rPr>
-              <w:t>1</w:t>
-            </w:r>
-          </w:p>
-        </w:tc>
-        <w:tc>
-          <w:tcPr>
-            <w:tcW w:w="7110" w:type="dxa"/>
-          </w:tcPr>
-          <w:p>
-            <w:pPr>
-              <w:pBdr>
-                <w:top w:val="nil"/>
-                <w:left w:val="nil"/>
-                <w:bottom w:val="nil"/>
-                <w:right w:val="nil"/>
-                <w:between w:val="nil"/>
-              </w:pBdr>
-              <w:spacing w:before="132"/>
-              <w:ind w:left="10" w:right="3"/>
-              <w:jc w:val="center"/>
-              <w:rPr>
-                <w:color w:val="000000"/>
-              </w:rPr>
-            </w:pPr>
-            <w:r>
-              <w:rPr>
-                <w:color w:val="000000"/>
-              </w:rPr>
-              <w:t>ABDUS SALAM ERMAN</w:t>
-            </w:r>
-          </w:p>
-        </w:tc>
-        <w:tc>
-          <w:tcPr>
-            <w:tcW w:w="1557" w:type="dxa"/>
-          </w:tcPr>
-          <w:p>
-            <w:pPr>
-              <w:pBdr>
-                <w:top w:val="nil"/>
-                <w:left w:val="nil"/>
-                <w:bottom w:val="nil"/>
-                <w:right w:val="nil"/>
-                <w:between w:val="nil"/>
-              </w:pBdr>
-              <w:spacing w:before="132"/>
-              <w:ind w:left="14"/>
-              <w:jc w:val="center"/>
-              <w:rPr>
-                <w:color w:val="000000"/>
-              </w:rPr>
-            </w:pPr>
-            <w:r>
-              <w:rPr>
-                <w:color w:val="000000"/>
-              </w:rPr>
-              <w:t>18</w:t>
-            </w:r>
-          </w:p>
-        </w:tc>
-      </w:tr>
-      <w:tr>
-        <w:trPr>
-          <w:trHeight w:val="510"/>
-        </w:trPr>
-        <w:tc>
-          <w:tcPr>
-            <w:tcW w:w="542" w:type="dxa"/>
-          </w:tcPr>
-          <w:p>
-            <w:pPr>
-              <w:pBdr>
-                <w:top w:val="nil"/>
-                <w:left w:val="nil"/>
-                <w:bottom w:val="nil"/>
-                <w:right w:val="nil"/>
-                <w:between w:val="nil"/>
-              </w:pBdr>
-              <w:spacing w:before="129"/>
-              <w:ind w:left="10" w:right="3"/>
-              <w:jc w:val="center"/>
-              <w:rPr>
-                <w:color w:val="000000"/>
-              </w:rPr>
-            </w:pPr>
-            <w:r>
-              <w:rPr>
-                <w:color w:val="000000"/>
-              </w:rPr>
-              <w:t>2</w:t>
-            </w:r>
-          </w:p>
-        </w:tc>
-        <w:tc>
-          <w:tcPr>
-            <w:tcW w:w="7110" w:type="dxa"/>
-          </w:tcPr>
-          <w:p>
-            <w:pPr>
-              <w:pBdr>
-                <w:top w:val="nil"/>
-                <w:left w:val="nil"/>
-                <w:bottom w:val="nil"/>
-                <w:right w:val="nil"/>
-                <w:between w:val="nil"/>
-              </w:pBdr>
-              <w:spacing w:before="129"/>
-              <w:ind w:left="10" w:right="6"/>
-              <w:jc w:val="center"/>
-              <w:rPr>
-                <w:color w:val="000000"/>
-              </w:rPr>
-            </w:pPr>
-            <w:r>
-              <w:rPr>
-                <w:color w:val="000000"/>
-              </w:rPr>
-              <w:t>AINUR ZAFIRAH BT FAUZI</w:t>
-            </w:r>
-          </w:p>
-        </w:tc>
-        <w:tc>
-          <w:tcPr>
-            <w:tcW w:w="1557" w:type="dxa"/>
-          </w:tcPr>
-          <w:p>
-            <w:pPr>
-              <w:pBdr>
-                <w:top w:val="nil"/>
-                <w:left w:val="nil"/>
-                <w:bottom w:val="nil"/>
-                <w:right w:val="nil"/>
-                <w:between w:val="nil"/>
-              </w:pBdr>
-              <w:spacing w:before="129"/>
-              <w:ind w:left="14"/>
-              <w:jc w:val="center"/>
-              <w:rPr>
-                <w:color w:val="000000"/>
-              </w:rPr>
-            </w:pPr>
-            <w:r>
-              <w:rPr>
-                <w:color w:val="000000"/>
-              </w:rPr>
-              <w:t>20</w:t>
-            </w:r>
-          </w:p>
-        </w:tc>
-      </w:tr>
-      <w:tr>
-        <w:trPr>
-          <w:trHeight w:val="513"/>
-        </w:trPr>
-        <w:tc>
-          <w:tcPr>
-            <w:tcW w:w="542" w:type="dxa"/>
-          </w:tcPr>
-          <w:p>
-            <w:pPr>
-              <w:pBdr>
-                <w:top w:val="nil"/>
-                <w:left w:val="nil"/>
-                <w:bottom w:val="nil"/>
-                <w:right w:val="nil"/>
-                <w:between w:val="nil"/>
-              </w:pBdr>
-              <w:spacing w:before="132"/>
-              <w:ind w:left="10" w:right="3"/>
-              <w:jc w:val="center"/>
-              <w:rPr>
-                <w:color w:val="000000"/>
-              </w:rPr>
-            </w:pPr>
-            <w:r>
-              <w:rPr>
-                <w:color w:val="000000"/>
-              </w:rPr>
-              <w:t>3</w:t>
-            </w:r>
-          </w:p>
-        </w:tc>
-        <w:tc>
-          <w:tcPr>
-            <w:tcW w:w="7110" w:type="dxa"/>
-          </w:tcPr>
-          <w:p>
-            <w:pPr>
-              <w:pBdr>
-                <w:top w:val="nil"/>
-                <w:left w:val="nil"/>
-                <w:bottom w:val="nil"/>
-                <w:right w:val="nil"/>
-                <w:between w:val="nil"/>
-              </w:pBdr>
-              <w:spacing w:before="132"/>
-              <w:ind w:left="10" w:right="3"/>
-              <w:jc w:val="center"/>
-              <w:rPr>
-                <w:color w:val="000000"/>
-              </w:rPr>
-            </w:pPr>
-            <w:r>
-              <w:rPr>
-                <w:color w:val="000000"/>
-              </w:rPr>
-              <w:t>AMJAD BIN MOHAMED IBRAHIM</w:t>
-            </w:r>
-          </w:p>
-        </w:tc>
-        <w:tc>
-          <w:tcPr>
-            <w:tcW w:w="1557" w:type="dxa"/>
-          </w:tcPr>
-          <w:p>
-            <w:pPr>
-              <w:pBdr>
-                <w:top w:val="nil"/>
-                <w:left w:val="nil"/>
-                <w:bottom w:val="nil"/>
-                <w:right w:val="nil"/>
-                <w:between w:val="nil"/>
-              </w:pBdr>
-              <w:spacing w:before="132"/>
-              <w:ind w:left="14"/>
-              <w:jc w:val="center"/>
-              <w:rPr>
-                <w:color w:val="000000"/>
-              </w:rPr>
-            </w:pPr>
-            <w:r>
-              <w:rPr>
-                <w:color w:val="000000"/>
-              </w:rPr>
-              <w:t>10</w:t>
-            </w:r>
-          </w:p>
-        </w:tc>
-      </w:tr>
-      <w:tr>
-        <w:trPr>
-          <w:trHeight w:val="510"/>
-        </w:trPr>
-        <w:tc>
-          <w:tcPr>
-            <w:tcW w:w="542" w:type="dxa"/>
-          </w:tcPr>
-          <w:p>
-            <w:pPr>
-              <w:pBdr>
-                <w:top w:val="nil"/>
-                <w:left w:val="nil"/>
-                <w:bottom w:val="nil"/>
-                <w:right w:val="nil"/>
-                <w:between w:val="nil"/>
-              </w:pBdr>
-              <w:spacing w:before="129"/>
-              <w:ind w:left="10" w:right="3"/>
-              <w:jc w:val="center"/>
-              <w:rPr>
-                <w:color w:val="000000"/>
-              </w:rPr>
-            </w:pPr>
-            <w:r>
-              <w:rPr>
-                <w:color w:val="000000"/>
-              </w:rPr>
-              <w:t>4</w:t>
-            </w:r>
-          </w:p>
-        </w:tc>
-        <w:tc>
-          <w:tcPr>
-            <w:tcW w:w="7110" w:type="dxa"/>
-          </w:tcPr>
-          <w:p>
-            <w:pPr>
-              <w:pBdr>
-                <w:top w:val="nil"/>
-                <w:left w:val="nil"/>
-                <w:bottom w:val="nil"/>
-                <w:right w:val="nil"/>
-                <w:between w:val="nil"/>
-              </w:pBdr>
-              <w:spacing w:before="129"/>
-              <w:ind w:left="10" w:right="5"/>
-              <w:jc w:val="center"/>
-              <w:rPr>
-                <w:color w:val="000000"/>
-              </w:rPr>
-            </w:pPr>
-            <w:r>
-              <w:rPr>
-                <w:color w:val="000000"/>
-              </w:rPr>
-              <w:t>CHE FAZHANA BINTI CHE MOHAMMED</w:t>
-            </w:r>
-          </w:p>
-        </w:tc>
-        <w:tc>
-          <w:tcPr>
-            <w:tcW w:w="1557" w:type="dxa"/>
-          </w:tcPr>
-          <w:p>
-            <w:pPr>
-              <w:pBdr>
-                <w:top w:val="nil"/>
-                <w:left w:val="nil"/>
-                <w:bottom w:val="nil"/>
-                <w:right w:val="nil"/>
-                <w:between w:val="nil"/>
-              </w:pBdr>
-              <w:spacing w:before="129"/>
-              <w:ind w:left="14"/>
-              <w:jc w:val="center"/>
-              <w:rPr>
-                <w:color w:val="000000"/>
-              </w:rPr>
-            </w:pPr>
-            <w:r>
-              <w:rPr>
-                <w:color w:val="000000"/>
-              </w:rPr>
-              <w:t>20</w:t>
-            </w:r>
-          </w:p>
-        </w:tc>
-      </w:tr>
-      <w:tr>
-        <w:trPr>
-          <w:trHeight w:val="513"/>
-        </w:trPr>
-        <w:tc>
-          <w:tcPr>
-            <w:tcW w:w="542" w:type="dxa"/>
-          </w:tcPr>
-          <w:p>
-            <w:pPr>
-              <w:pBdr>
-                <w:top w:val="nil"/>
-                <w:left w:val="nil"/>
-                <w:bottom w:val="nil"/>
-                <w:right w:val="nil"/>
-                <w:between w:val="nil"/>
-              </w:pBdr>
-              <w:spacing w:before="132"/>
-              <w:ind w:left="10" w:right="3"/>
-              <w:jc w:val="center"/>
-              <w:rPr>
-                <w:color w:val="000000"/>
-              </w:rPr>
-            </w:pPr>
-            <w:r>
-              <w:rPr>
-                <w:color w:val="000000"/>
-              </w:rPr>
-              <w:t>5</w:t>
-            </w:r>
-          </w:p>
-        </w:tc>
-        <w:tc>
-          <w:tcPr>
-            <w:tcW w:w="7110" w:type="dxa"/>
-          </w:tcPr>
-          <w:p>
-            <w:pPr>
-              <w:pBdr>
-                <w:top w:val="nil"/>
-                <w:left w:val="nil"/>
-                <w:bottom w:val="nil"/>
-                <w:right w:val="nil"/>
-                <w:between w:val="nil"/>
-              </w:pBdr>
-              <w:spacing w:before="132"/>
-              <w:ind w:left="10" w:right="7"/>
-              <w:jc w:val="center"/>
-              <w:rPr>
-                <w:color w:val="000000"/>
-              </w:rPr>
-            </w:pPr>
-            <w:r>
-              <w:rPr>
-                <w:color w:val="000000"/>
-              </w:rPr>
-              <w:t>HARTINI BT MDZAIN@ HASHIM</w:t>
-            </w:r>
-          </w:p>
-        </w:tc>
-        <w:tc>
-          <w:tcPr>
-            <w:tcW w:w="1557" w:type="dxa"/>
-          </w:tcPr>
-          <w:p>
-            <w:pPr>
-              <w:pBdr>
-                <w:top w:val="nil"/>
-                <w:left w:val="nil"/>
-                <w:bottom w:val="nil"/>
-                <w:right w:val="nil"/>
-                <w:between w:val="nil"/>
-              </w:pBdr>
-              <w:spacing w:before="132"/>
-              <w:ind w:left="14"/>
-              <w:jc w:val="center"/>
-              <w:rPr>
-                <w:color w:val="000000"/>
-              </w:rPr>
-            </w:pPr>
-            <w:r>
-              <w:rPr>
-                <w:color w:val="000000"/>
-              </w:rPr>
-              <w:t>17</w:t>
-            </w:r>
-          </w:p>
-        </w:tc>
-      </w:tr>
-      <w:tr>
-        <w:trPr>
-          <w:trHeight w:val="510"/>
-        </w:trPr>
-        <w:tc>
-          <w:tcPr>
-            <w:tcW w:w="542" w:type="dxa"/>
-          </w:tcPr>
-          <w:p>
-            <w:pPr>
-              <w:pBdr>
-                <w:top w:val="nil"/>
-                <w:left w:val="nil"/>
-                <w:bottom w:val="nil"/>
-                <w:right w:val="nil"/>
-                <w:between w:val="nil"/>
-              </w:pBdr>
-              <w:spacing w:before="129"/>
-              <w:ind w:left="10" w:right="3"/>
-              <w:jc w:val="center"/>
-              <w:rPr>
-                <w:color w:val="000000"/>
-              </w:rPr>
-            </w:pPr>
-            <w:r>
-              <w:rPr>
-                <w:color w:val="000000"/>
-              </w:rPr>
-              <w:t>6</w:t>
-            </w:r>
-          </w:p>
-        </w:tc>
-        <w:tc>
-          <w:tcPr>
-            <w:tcW w:w="7110" w:type="dxa"/>
-          </w:tcPr>
-          <w:p>
-            <w:pPr>
-              <w:pBdr>
-                <w:top w:val="nil"/>
-                <w:left w:val="nil"/>
-                <w:bottom w:val="nil"/>
-                <w:right w:val="nil"/>
-                <w:between w:val="nil"/>
-              </w:pBdr>
-              <w:spacing w:before="129"/>
-              <w:ind w:left="10" w:right="5"/>
-              <w:jc w:val="center"/>
-              <w:rPr>
-                <w:color w:val="000000"/>
-              </w:rPr>
-            </w:pPr>
-            <w:r>
-              <w:rPr>
-                <w:color w:val="000000"/>
-              </w:rPr>
-              <w:t>HASLINDA BINTI ISMAIL</w:t>
-            </w:r>
-          </w:p>
-        </w:tc>
-        <w:tc>
-          <w:tcPr>
-            <w:tcW w:w="1557" w:type="dxa"/>
-          </w:tcPr>
-          <w:p>
-            <w:pPr>
-              <w:pBdr>
-                <w:top w:val="nil"/>
-                <w:left w:val="nil"/>
-                <w:bottom w:val="nil"/>
-                <w:right w:val="nil"/>
-                <w:between w:val="nil"/>
-              </w:pBdr>
-              <w:spacing w:before="129"/>
-              <w:ind w:left="14"/>
-              <w:jc w:val="center"/>
-              <w:rPr>
-                <w:color w:val="000000"/>
-              </w:rPr>
-            </w:pPr>
-            <w:r>
-              <w:rPr>
-                <w:color w:val="000000"/>
-              </w:rPr>
-              <w:t>19</w:t>
-            </w:r>
-          </w:p>
-        </w:tc>
-      </w:tr>
-      <w:tr>
-        <w:trPr>
-          <w:trHeight w:val="513"/>
-        </w:trPr>
-        <w:tc>
-          <w:tcPr>
-            <w:tcW w:w="542" w:type="dxa"/>
-          </w:tcPr>
-          <w:p>
-            <w:pPr>
-              <w:pBdr>
-                <w:top w:val="nil"/>
-                <w:left w:val="nil"/>
-                <w:bottom w:val="nil"/>
-                <w:right w:val="nil"/>
-                <w:between w:val="nil"/>
-              </w:pBdr>
-              <w:spacing w:before="132"/>
-              <w:ind w:left="10" w:right="3"/>
-              <w:jc w:val="center"/>
-              <w:rPr>
-                <w:color w:val="000000"/>
-              </w:rPr>
-            </w:pPr>
-            <w:r>
-              <w:rPr>
-                <w:color w:val="000000"/>
-              </w:rPr>
-              <w:t>7</w:t>
-            </w:r>
-          </w:p>
-        </w:tc>
-        <w:tc>
-          <w:tcPr>
-            <w:tcW w:w="7110" w:type="dxa"/>
-          </w:tcPr>
-          <w:p>
-            <w:pPr>
-              <w:pBdr>
-                <w:top w:val="nil"/>
-                <w:left w:val="nil"/>
-                <w:bottom w:val="nil"/>
-                <w:right w:val="nil"/>
-                <w:between w:val="nil"/>
-              </w:pBdr>
-              <w:spacing w:before="132"/>
-              <w:ind w:left="10" w:right="2"/>
-              <w:jc w:val="center"/>
-              <w:rPr>
-                <w:color w:val="000000"/>
-              </w:rPr>
-            </w:pPr>
-            <w:r>
-              <w:rPr>
-                <w:color w:val="000000"/>
-              </w:rPr>
-              <w:t>HASRYZAL BIN HAMRI</w:t>
-            </w:r>
-          </w:p>
-        </w:tc>
-        <w:tc>
-          <w:tcPr>
-            <w:tcW w:w="1557" w:type="dxa"/>
-          </w:tcPr>
-          <w:p>
-            <w:pPr>
-              <w:pBdr>
-                <w:top w:val="nil"/>
-                <w:left w:val="nil"/>
-                <w:bottom w:val="nil"/>
-                <w:right w:val="nil"/>
-                <w:between w:val="nil"/>
-              </w:pBdr>
-              <w:spacing w:before="132"/>
-              <w:ind w:left="14"/>
-              <w:jc w:val="center"/>
-              <w:rPr>
-                <w:color w:val="000000"/>
-              </w:rPr>
-            </w:pPr>
-            <w:r>
-              <w:rPr>
-                <w:color w:val="000000"/>
-              </w:rPr>
-              <w:t>20</w:t>
-            </w:r>
-          </w:p>
-        </w:tc>
-      </w:tr>
-      <w:tr>
-        <w:trPr>
-          <w:trHeight w:val="510"/>
-        </w:trPr>
-        <w:tc>
-          <w:tcPr>
-            <w:tcW w:w="542" w:type="dxa"/>
-          </w:tcPr>
-          <w:p>
-            <w:pPr>
-              <w:pBdr>
-                <w:top w:val="nil"/>
-                <w:left w:val="nil"/>
-                <w:bottom w:val="nil"/>
-                <w:right w:val="nil"/>
-                <w:between w:val="nil"/>
-              </w:pBdr>
-              <w:spacing w:before="129"/>
-              <w:ind w:left="10" w:right="3"/>
-              <w:jc w:val="center"/>
-              <w:rPr>
-                <w:color w:val="000000"/>
-              </w:rPr>
-            </w:pPr>
-            <w:r>
-              <w:rPr>
-                <w:color w:val="000000"/>
-              </w:rPr>
-              <w:t>8</w:t>
-            </w:r>
-          </w:p>
-        </w:tc>
-        <w:tc>
-          <w:tcPr>
-            <w:tcW w:w="7110" w:type="dxa"/>
-          </w:tcPr>
-          <w:p>
-            <w:pPr>
-              <w:pBdr>
-                <w:top w:val="nil"/>
-                <w:left w:val="nil"/>
-                <w:bottom w:val="nil"/>
-                <w:right w:val="nil"/>
-                <w:between w:val="nil"/>
-              </w:pBdr>
-              <w:spacing w:before="129"/>
-              <w:ind w:left="10" w:right="6"/>
-              <w:jc w:val="center"/>
-              <w:rPr>
-                <w:color w:val="000000"/>
-              </w:rPr>
-            </w:pPr>
-            <w:r>
-              <w:rPr>
-                <w:color w:val="000000"/>
-              </w:rPr>
-              <w:t>HUBAIYAH BINTI ABD HAMID</w:t>
-            </w:r>
-          </w:p>
-        </w:tc>
-        <w:tc>
-          <w:tcPr>
-            <w:tcW w:w="1557" w:type="dxa"/>
-          </w:tcPr>
-          <w:p>
-            <w:pPr>
-              <w:pBdr>
-                <w:top w:val="nil"/>
-                <w:left w:val="nil"/>
-                <w:bottom w:val="nil"/>
-                <w:right w:val="nil"/>
-                <w:between w:val="nil"/>
-              </w:pBdr>
-              <w:spacing w:before="129"/>
-              <w:ind w:left="14"/>
-              <w:jc w:val="center"/>
-              <w:rPr>
-                <w:color w:val="000000"/>
-              </w:rPr>
-            </w:pPr>
-            <w:r>
-              <w:rPr>
-                <w:color w:val="000000"/>
-              </w:rPr>
-              <w:t>20</w:t>
-            </w:r>
-          </w:p>
-        </w:tc>
-      </w:tr>
-      <w:tr>
-        <w:trPr>
-          <w:trHeight w:val="513"/>
-        </w:trPr>
-        <w:tc>
-          <w:tcPr>
-            <w:tcW w:w="542" w:type="dxa"/>
-          </w:tcPr>
-          <w:p>
-            <w:pPr>
-              <w:pBdr>
-                <w:top w:val="nil"/>
-                <w:left w:val="nil"/>
-                <w:bottom w:val="nil"/>
-                <w:right w:val="nil"/>
-                <w:between w:val="nil"/>
-              </w:pBdr>
-              <w:spacing w:before="132"/>
-              <w:ind w:left="10" w:right="3"/>
-              <w:jc w:val="center"/>
-              <w:rPr>
-                <w:color w:val="000000"/>
-              </w:rPr>
-            </w:pPr>
-            <w:r>
-              <w:rPr>
-                <w:color w:val="000000"/>
-              </w:rPr>
-              <w:t>9</w:t>
-            </w:r>
-          </w:p>
-        </w:tc>
-        <w:tc>
-          <w:tcPr>
-            <w:tcW w:w="7110" w:type="dxa"/>
-          </w:tcPr>
-          <w:p>
-            <w:pPr>
-              <w:pBdr>
-                <w:top w:val="nil"/>
-                <w:left w:val="nil"/>
-                <w:bottom w:val="nil"/>
-                <w:right w:val="nil"/>
-                <w:between w:val="nil"/>
-              </w:pBdr>
-              <w:spacing w:before="132"/>
-              <w:ind w:left="10" w:right="4"/>
-              <w:jc w:val="center"/>
-              <w:rPr>
-                <w:color w:val="000000"/>
-              </w:rPr>
-            </w:pPr>
-            <w:r>
-              <w:rPr>
-                <w:color w:val="000000"/>
-              </w:rPr>
-              <w:t>JAAFAR SALLEH</w:t>
-            </w:r>
-          </w:p>
-        </w:tc>
-        <w:tc>
-          <w:tcPr>
-            <w:tcW w:w="1557" w:type="dxa"/>
-          </w:tcPr>
-          <w:p>
-            <w:pPr>
-              <w:pBdr>
-                <w:top w:val="nil"/>
-                <w:left w:val="nil"/>
-                <w:bottom w:val="nil"/>
-                <w:right w:val="nil"/>
-                <w:between w:val="nil"/>
-              </w:pBdr>
-              <w:spacing w:before="132"/>
-              <w:ind w:left="14"/>
-              <w:jc w:val="center"/>
-              <w:rPr>
-                <w:color w:val="000000"/>
-              </w:rPr>
-            </w:pPr>
-            <w:r>
-              <w:rPr>
-                <w:color w:val="000000"/>
-              </w:rPr>
-              <w:t>19</w:t>
-            </w:r>
-          </w:p>
-        </w:tc>
-      </w:tr>
-      <w:tr>
-        <w:trPr>
-          <w:trHeight w:val="510"/>
-        </w:trPr>
-        <w:tc>
-          <w:tcPr>
-            <w:tcW w:w="542" w:type="dxa"/>
-          </w:tcPr>
-          <w:p>
-            <w:pPr>
-              <w:pBdr>
-                <w:top w:val="nil"/>
-                <w:left w:val="nil"/>
-                <w:bottom w:val="nil"/>
-                <w:right w:val="nil"/>
-                <w:between w:val="nil"/>
-              </w:pBdr>
-              <w:spacing w:before="129"/>
-              <w:ind w:left="10"/>
-              <w:jc w:val="center"/>
-              <w:rPr>
-                <w:color w:val="000000"/>
-              </w:rPr>
-            </w:pPr>
-            <w:r>
-              <w:rPr>
-                <w:color w:val="000000"/>
-              </w:rPr>
-              <w:t>10</w:t>
-            </w:r>
-          </w:p>
-        </w:tc>
-        <w:tc>
-          <w:tcPr>
-            <w:tcW w:w="7110" w:type="dxa"/>
-          </w:tcPr>
-          <w:p>
-            <w:pPr>
-              <w:pBdr>
-                <w:top w:val="nil"/>
-                <w:left w:val="nil"/>
-                <w:bottom w:val="nil"/>
-                <w:right w:val="nil"/>
-                <w:between w:val="nil"/>
-              </w:pBdr>
-              <w:spacing w:before="129"/>
-              <w:ind w:left="10" w:right="3"/>
-              <w:jc w:val="center"/>
-              <w:rPr>
-                <w:color w:val="000000"/>
-              </w:rPr>
-            </w:pPr>
-            <w:r>
-              <w:rPr>
-                <w:color w:val="000000"/>
-              </w:rPr>
-              <w:t>MOHD HAIRUL NIZAL BIN JOHARI</w:t>
-            </w:r>
-          </w:p>
-        </w:tc>
-        <w:tc>
-          <w:tcPr>
-            <w:tcW w:w="1557" w:type="dxa"/>
-          </w:tcPr>
-          <w:p>
-            <w:pPr>
-              <w:pBdr>
-                <w:top w:val="nil"/>
-                <w:left w:val="nil"/>
-                <w:bottom w:val="nil"/>
-                <w:right w:val="nil"/>
-                <w:between w:val="nil"/>
-              </w:pBdr>
-              <w:spacing w:before="129"/>
-              <w:ind w:left="14"/>
-              <w:jc w:val="center"/>
-              <w:rPr>
-                <w:color w:val="000000"/>
-              </w:rPr>
-            </w:pPr>
-            <w:r>
-              <w:rPr>
-                <w:color w:val="000000"/>
-              </w:rPr>
-              <w:t>19</w:t>
-            </w:r>
-          </w:p>
-        </w:tc>
-      </w:tr>
-      <w:tr>
-        <w:trPr>
-          <w:trHeight w:val="513"/>
-        </w:trPr>
-        <w:tc>
-          <w:tcPr>
-            <w:tcW w:w="542" w:type="dxa"/>
-          </w:tcPr>
-          <w:p>
-            <w:pPr>
-              <w:pBdr>
-                <w:top w:val="nil"/>
-                <w:left w:val="nil"/>
-                <w:bottom w:val="nil"/>
-                <w:right w:val="nil"/>
-                <w:between w:val="nil"/>
-              </w:pBdr>
-              <w:spacing w:before="132"/>
-              <w:ind w:left="10"/>
-              <w:jc w:val="center"/>
-              <w:rPr>
-                <w:color w:val="000000"/>
-              </w:rPr>
-            </w:pPr>
-            <w:r>
-              <w:rPr>
-                <w:color w:val="000000"/>
-              </w:rPr>
-              <w:t>11</w:t>
-            </w:r>
-          </w:p>
-        </w:tc>
-        <w:tc>
-          <w:tcPr>
-            <w:tcW w:w="7110" w:type="dxa"/>
-          </w:tcPr>
-          <w:p>
-            <w:pPr>
-              <w:pBdr>
-                <w:top w:val="nil"/>
-                <w:left w:val="nil"/>
-                <w:bottom w:val="nil"/>
-                <w:right w:val="nil"/>
-                <w:between w:val="nil"/>
-              </w:pBdr>
-              <w:spacing w:before="132"/>
-              <w:ind w:left="10" w:right="3"/>
-              <w:jc w:val="center"/>
-              <w:rPr>
-                <w:color w:val="000000"/>
-              </w:rPr>
-            </w:pPr>
-            <w:r>
-              <w:rPr>
-                <w:color w:val="000000"/>
-              </w:rPr>
-              <w:t>MOHD ZAHARI BIN SHAHRAN</w:t>
-            </w:r>
-          </w:p>
-        </w:tc>
-        <w:tc>
-          <w:tcPr>
-            <w:tcW w:w="1557" w:type="dxa"/>
-          </w:tcPr>
-          <w:p>
-            <w:pPr>
-              <w:pBdr>
-                <w:top w:val="nil"/>
-                <w:left w:val="nil"/>
-                <w:bottom w:val="nil"/>
-                <w:right w:val="nil"/>
-                <w:between w:val="nil"/>
-              </w:pBdr>
-              <w:spacing w:before="132"/>
-              <w:ind w:left="14"/>
-              <w:jc w:val="center"/>
-              <w:rPr>
-                <w:color w:val="000000"/>
-              </w:rPr>
-            </w:pPr>
-            <w:r>
-              <w:rPr>
-                <w:color w:val="000000"/>
-              </w:rPr>
-              <w:t>20</w:t>
-            </w:r>
-          </w:p>
-        </w:tc>
-      </w:tr>
-      <w:tr>
-        <w:trPr>
-          <w:trHeight w:val="511"/>
-        </w:trPr>
-        <w:tc>
-          <w:tcPr>
-            <w:tcW w:w="542" w:type="dxa"/>
-          </w:tcPr>
-          <w:p>
-            <w:pPr>
-              <w:pBdr>
-                <w:top w:val="nil"/>
-                <w:left w:val="nil"/>
-                <w:bottom w:val="nil"/>
-                <w:right w:val="nil"/>
-                <w:between w:val="nil"/>
-              </w:pBdr>
-              <w:spacing w:before="130"/>
-              <w:ind w:left="10"/>
-              <w:jc w:val="center"/>
-              <w:rPr>
-                <w:color w:val="000000"/>
-              </w:rPr>
-            </w:pPr>
-            <w:r>
-              <w:rPr>
-                <w:color w:val="000000"/>
-              </w:rPr>
-              <w:t>12</w:t>
-            </w:r>
-          </w:p>
-        </w:tc>
-        <w:tc>
-          <w:tcPr>
-            <w:tcW w:w="7110" w:type="dxa"/>
-          </w:tcPr>
-          <w:p>
-            <w:pPr>
-              <w:pBdr>
-                <w:top w:val="nil"/>
-                <w:left w:val="nil"/>
-                <w:bottom w:val="nil"/>
-                <w:right w:val="nil"/>
-                <w:between w:val="nil"/>
-              </w:pBdr>
-              <w:spacing w:before="130"/>
-              <w:ind w:left="10" w:right="7"/>
-              <w:jc w:val="center"/>
-              <w:rPr>
-                <w:color w:val="000000"/>
-              </w:rPr>
-            </w:pPr>
-            <w:r>
-              <w:rPr>
-                <w:color w:val="000000"/>
-              </w:rPr>
-              <w:t>NIK MURNISHAH BINTI NIK HASKHASHAH</w:t>
-            </w:r>
-          </w:p>
-        </w:tc>
-        <w:tc>
-          <w:tcPr>
-            <w:tcW w:w="1557" w:type="dxa"/>
-          </w:tcPr>
-          <w:p>
-            <w:pPr>
-              <w:pBdr>
-                <w:top w:val="nil"/>
-                <w:left w:val="nil"/>
-                <w:bottom w:val="nil"/>
-                <w:right w:val="nil"/>
-                <w:between w:val="nil"/>
-              </w:pBdr>
-              <w:spacing w:before="130"/>
-              <w:ind w:left="14"/>
-              <w:jc w:val="center"/>
-              <w:rPr>
-                <w:color w:val="000000"/>
-              </w:rPr>
-            </w:pPr>
-            <w:r>
-              <w:rPr>
-                <w:color w:val="000000"/>
-              </w:rPr>
-              <w:t>20</w:t>
-            </w:r>
-          </w:p>
-        </w:tc>
-      </w:tr>
-      <w:tr>
-        <w:trPr>
-          <w:trHeight w:val="513"/>
-        </w:trPr>
-        <w:tc>
-          <w:tcPr>
-            <w:tcW w:w="542" w:type="dxa"/>
-          </w:tcPr>
-          <w:p>
-            <w:pPr>
-              <w:pBdr>
-                <w:top w:val="nil"/>
-                <w:left w:val="nil"/>
-                <w:bottom w:val="nil"/>
-                <w:right w:val="nil"/>
-                <w:between w:val="nil"/>
-              </w:pBdr>
-              <w:spacing w:before="132"/>
-              <w:ind w:left="10"/>
-              <w:jc w:val="center"/>
-              <w:rPr>
-                <w:color w:val="000000"/>
-              </w:rPr>
-            </w:pPr>
-            <w:r>
-              <w:rPr>
-                <w:color w:val="000000"/>
-              </w:rPr>
-              <w:t>13</w:t>
-            </w:r>
-          </w:p>
-        </w:tc>
-        <w:tc>
-          <w:tcPr>
-            <w:tcW w:w="7110" w:type="dxa"/>
-          </w:tcPr>
-          <w:p>
-            <w:pPr>
-              <w:pBdr>
-                <w:top w:val="nil"/>
-                <w:left w:val="nil"/>
-                <w:bottom w:val="nil"/>
-                <w:right w:val="nil"/>
-                <w:between w:val="nil"/>
-              </w:pBdr>
-              <w:spacing w:before="132"/>
-              <w:ind w:left="10" w:right="4"/>
-              <w:jc w:val="center"/>
-              <w:rPr>
-                <w:color w:val="000000"/>
-              </w:rPr>
-            </w:pPr>
-            <w:r>
-              <w:rPr>
-                <w:color w:val="000000"/>
-              </w:rPr>
-              <w:t>NORELIZAWATI BINTI SHAMSUDDIN</w:t>
-            </w:r>
-          </w:p>
-        </w:tc>
-        <w:tc>
-          <w:tcPr>
-            <w:tcW w:w="1557" w:type="dxa"/>
-          </w:tcPr>
-          <w:p>
-            <w:pPr>
-              <w:pBdr>
-                <w:top w:val="nil"/>
-                <w:left w:val="nil"/>
-                <w:bottom w:val="nil"/>
-                <w:right w:val="nil"/>
-                <w:between w:val="nil"/>
-              </w:pBdr>
-              <w:spacing w:before="132"/>
-              <w:ind w:left="14"/>
-              <w:jc w:val="center"/>
-              <w:rPr>
-                <w:color w:val="000000"/>
-              </w:rPr>
-            </w:pPr>
-            <w:r>
-              <w:rPr>
-                <w:color w:val="000000"/>
-              </w:rPr>
-              <w:t>14</w:t>
-            </w:r>
-          </w:p>
-        </w:tc>
-      </w:tr>
-      <w:tr>
-        <w:trPr>
-          <w:trHeight w:val="510"/>
-        </w:trPr>
-        <w:tc>
-          <w:tcPr>
-            <w:tcW w:w="542" w:type="dxa"/>
-          </w:tcPr>
-          <w:p>
-            <w:pPr>
-              <w:pBdr>
-                <w:top w:val="nil"/>
-                <w:left w:val="nil"/>
-                <w:bottom w:val="nil"/>
-                <w:right w:val="nil"/>
-                <w:between w:val="nil"/>
-              </w:pBdr>
-              <w:spacing w:before="129"/>
-              <w:ind w:left="10"/>
-              <w:jc w:val="center"/>
-              <w:rPr>
-                <w:color w:val="000000"/>
-              </w:rPr>
-            </w:pPr>
-            <w:r>
-              <w:rPr>
-                <w:color w:val="000000"/>
-              </w:rPr>
-              <w:t>14</w:t>
-            </w:r>
-          </w:p>
-        </w:tc>
-        <w:tc>
-          <w:tcPr>
-            <w:tcW w:w="7110" w:type="dxa"/>
-          </w:tcPr>
-          <w:p>
-            <w:pPr>
-              <w:pBdr>
-                <w:top w:val="nil"/>
-                <w:left w:val="nil"/>
-                <w:bottom w:val="nil"/>
-                <w:right w:val="nil"/>
-                <w:between w:val="nil"/>
-              </w:pBdr>
-              <w:spacing w:before="129"/>
-              <w:ind w:left="10" w:right="1"/>
-              <w:jc w:val="center"/>
-              <w:rPr>
-                <w:color w:val="000000"/>
-              </w:rPr>
-            </w:pPr>
-            <w:r>
-              <w:rPr>
-                <w:color w:val="000000"/>
-              </w:rPr>
-              <w:t>NORFAZELAH BINTI AWILLUDIN</w:t>
-            </w:r>
-          </w:p>
-        </w:tc>
-        <w:tc>
-          <w:tcPr>
-            <w:tcW w:w="1557" w:type="dxa"/>
-          </w:tcPr>
-          <w:p>
-            <w:pPr>
-              <w:pBdr>
-                <w:top w:val="nil"/>
-                <w:left w:val="nil"/>
-                <w:bottom w:val="nil"/>
-                <w:right w:val="nil"/>
-                <w:between w:val="nil"/>
-              </w:pBdr>
-              <w:spacing w:before="129"/>
-              <w:ind w:left="14"/>
-              <w:jc w:val="center"/>
-              <w:rPr>
-                <w:color w:val="000000"/>
-              </w:rPr>
-            </w:pPr>
-            <w:r>
-              <w:rPr>
-                <w:color w:val="000000"/>
-              </w:rPr>
-              <w:t>19</w:t>
-            </w:r>
-          </w:p>
-        </w:tc>
-      </w:tr>
-      <w:tr>
-        <w:trPr>
-          <w:trHeight w:val="513"/>
-        </w:trPr>
-        <w:tc>
-          <w:tcPr>
-            <w:tcW w:w="542" w:type="dxa"/>
-          </w:tcPr>
-          <w:p>
-            <w:pPr>
-              <w:pBdr>
-                <w:top w:val="nil"/>
-                <w:left w:val="nil"/>
-                <w:bottom w:val="nil"/>
-                <w:right w:val="nil"/>
-                <w:between w:val="nil"/>
-              </w:pBdr>
-              <w:spacing w:before="132"/>
-              <w:ind w:left="10"/>
-              <w:jc w:val="center"/>
-              <w:rPr>
-                <w:color w:val="000000"/>
-              </w:rPr>
-            </w:pPr>
-            <w:r>
-              <w:rPr>
-                <w:color w:val="000000"/>
-              </w:rPr>
-              <w:t>15</w:t>
-            </w:r>
-          </w:p>
-        </w:tc>
-        <w:tc>
-          <w:tcPr>
-            <w:tcW w:w="7110" w:type="dxa"/>
-          </w:tcPr>
-          <w:p>
-            <w:pPr>
-              <w:pBdr>
-                <w:top w:val="nil"/>
-                <w:left w:val="nil"/>
-                <w:bottom w:val="nil"/>
-                <w:right w:val="nil"/>
-                <w:between w:val="nil"/>
-              </w:pBdr>
-              <w:spacing w:before="132"/>
-              <w:ind w:left="10" w:right="3"/>
-              <w:jc w:val="center"/>
-              <w:rPr>
-                <w:color w:val="000000"/>
-              </w:rPr>
-            </w:pPr>
-            <w:r>
-              <w:rPr>
-                <w:color w:val="000000"/>
-              </w:rPr>
-              <w:t>NORHAYATI BINTI MHD SALEH</w:t>
-            </w:r>
-          </w:p>
-        </w:tc>
-        <w:tc>
-          <w:tcPr>
-            <w:tcW w:w="1557" w:type="dxa"/>
-          </w:tcPr>
-          <w:p>
-            <w:pPr>
-              <w:pBdr>
-                <w:top w:val="nil"/>
-                <w:left w:val="nil"/>
-                <w:bottom w:val="nil"/>
-                <w:right w:val="nil"/>
-                <w:between w:val="nil"/>
-              </w:pBdr>
-              <w:spacing w:before="132"/>
-              <w:ind w:left="14"/>
-              <w:jc w:val="center"/>
-              <w:rPr>
-                <w:color w:val="000000"/>
-              </w:rPr>
-            </w:pPr>
-            <w:r>
-              <w:rPr>
-                <w:color w:val="000000"/>
-              </w:rPr>
-              <w:t>20</w:t>
-            </w:r>
-          </w:p>
-        </w:tc>
-      </w:tr>
-      <w:tr>
-        <w:trPr>
-          <w:trHeight w:val="510"/>
-        </w:trPr>
-        <w:tc>
-          <w:tcPr>
-            <w:tcW w:w="542" w:type="dxa"/>
-          </w:tcPr>
-          <w:p>
-            <w:pPr>
-              <w:pBdr>
-                <w:top w:val="nil"/>
-                <w:left w:val="nil"/>
-                <w:bottom w:val="nil"/>
-                <w:right w:val="nil"/>
-                <w:between w:val="nil"/>
-              </w:pBdr>
-              <w:spacing w:before="129"/>
-              <w:ind w:left="10"/>
-              <w:jc w:val="center"/>
-              <w:rPr>
-                <w:color w:val="000000"/>
-              </w:rPr>
-            </w:pPr>
-            <w:r>
-              <w:rPr>
-                <w:color w:val="000000"/>
-              </w:rPr>
-              <w:t>16</w:t>
-            </w:r>
-          </w:p>
-        </w:tc>
-        <w:tc>
-          <w:tcPr>
-            <w:tcW w:w="7110" w:type="dxa"/>
-          </w:tcPr>
-          <w:p>
-            <w:pPr>
-              <w:pBdr>
-                <w:top w:val="nil"/>
-                <w:left w:val="nil"/>
-                <w:bottom w:val="nil"/>
-                <w:right w:val="nil"/>
-                <w:between w:val="nil"/>
-              </w:pBdr>
-              <w:spacing w:before="129"/>
-              <w:ind w:left="10" w:right="5"/>
-              <w:jc w:val="center"/>
-              <w:rPr>
-                <w:color w:val="000000"/>
-              </w:rPr>
-            </w:pPr>
-            <w:r>
-              <w:rPr>
-                <w:color w:val="000000"/>
-              </w:rPr>
-              <w:t>NURHAYATI YEE BINTI ABDULLAH</w:t>
-            </w:r>
-          </w:p>
-        </w:tc>
-        <w:tc>
-          <w:tcPr>
-            <w:tcW w:w="1557" w:type="dxa"/>
-          </w:tcPr>
-          <w:p>
-            <w:pPr>
-              <w:pBdr>
-                <w:top w:val="nil"/>
-                <w:left w:val="nil"/>
-                <w:bottom w:val="nil"/>
-                <w:right w:val="nil"/>
-                <w:between w:val="nil"/>
-              </w:pBdr>
-              <w:spacing w:before="129"/>
-              <w:ind w:left="14"/>
-              <w:jc w:val="center"/>
-              <w:rPr>
-                <w:color w:val="000000"/>
-              </w:rPr>
-            </w:pPr>
-            <w:r>
-              <w:rPr>
-                <w:color w:val="000000"/>
-              </w:rPr>
-              <w:t>18</w:t>
-            </w:r>
-          </w:p>
-        </w:tc>
-      </w:tr>
-      <w:tr>
-        <w:trPr>
-          <w:trHeight w:val="513"/>
-        </w:trPr>
-        <w:tc>
-          <w:tcPr>
-            <w:tcW w:w="542" w:type="dxa"/>
-          </w:tcPr>
-          <w:p>
-            <w:pPr>
-              <w:pBdr>
-                <w:top w:val="nil"/>
-                <w:left w:val="nil"/>
-                <w:bottom w:val="nil"/>
-                <w:right w:val="nil"/>
-                <w:between w:val="nil"/>
-              </w:pBdr>
-              <w:spacing w:before="132"/>
-              <w:ind w:left="10"/>
-              <w:jc w:val="center"/>
-              <w:rPr>
-                <w:color w:val="000000"/>
-              </w:rPr>
-            </w:pPr>
-            <w:r>
-              <w:rPr>
-                <w:color w:val="000000"/>
-              </w:rPr>
-              <w:t>17</w:t>
-            </w:r>
-          </w:p>
-        </w:tc>
-        <w:tc>
-          <w:tcPr>
-            <w:tcW w:w="7110" w:type="dxa"/>
-          </w:tcPr>
-          <w:p>
-            <w:pPr>
-              <w:pBdr>
-                <w:top w:val="nil"/>
-                <w:left w:val="nil"/>
-                <w:bottom w:val="nil"/>
-                <w:right w:val="nil"/>
-                <w:between w:val="nil"/>
-              </w:pBdr>
-              <w:spacing w:before="132"/>
-              <w:ind w:left="10" w:right="6"/>
-              <w:jc w:val="center"/>
-              <w:rPr>
-                <w:color w:val="000000"/>
-              </w:rPr>
-            </w:pPr>
-            <w:r>
-              <w:rPr>
-                <w:color w:val="000000"/>
-              </w:rPr>
-              <w:t>NURUL AZREN HANIM BINTI GHAZALI</w:t>
-            </w:r>
-          </w:p>
-        </w:tc>
-        <w:tc>
-          <w:tcPr>
-            <w:tcW w:w="1557" w:type="dxa"/>
-          </w:tcPr>
-          <w:p>
-            <w:pPr>
-              <w:pBdr>
-                <w:top w:val="nil"/>
-                <w:left w:val="nil"/>
-                <w:bottom w:val="nil"/>
-                <w:right w:val="nil"/>
-                <w:between w:val="nil"/>
-              </w:pBdr>
-              <w:spacing w:before="132"/>
-              <w:ind w:left="14"/>
-              <w:jc w:val="center"/>
-              <w:rPr>
-                <w:color w:val="000000"/>
-              </w:rPr>
-            </w:pPr>
-            <w:r>
-              <w:rPr>
-                <w:color w:val="000000"/>
-              </w:rPr>
-              <w:t>TH</w:t>
-            </w:r>
-          </w:p>
-        </w:tc>
-      </w:tr>
-      <w:tr>
-        <w:trPr>
-          <w:trHeight w:val="511"/>
-        </w:trPr>
-        <w:tc>
-          <w:tcPr>
-            <w:tcW w:w="542" w:type="dxa"/>
-          </w:tcPr>
-          <w:p>
-            <w:pPr>
-              <w:pBdr>
-                <w:top w:val="nil"/>
-                <w:left w:val="nil"/>
-                <w:bottom w:val="nil"/>
-                <w:right w:val="nil"/>
-                <w:between w:val="nil"/>
-              </w:pBdr>
-              <w:spacing w:before="130"/>
-              <w:ind w:left="10"/>
-              <w:jc w:val="center"/>
-              <w:rPr>
-                <w:color w:val="000000"/>
-              </w:rPr>
-            </w:pPr>
-            <w:r>
-              <w:rPr>
-                <w:color w:val="000000"/>
-              </w:rPr>
-              <w:t>18</w:t>
-            </w:r>
-          </w:p>
-        </w:tc>
-        <w:tc>
-          <w:tcPr>
-            <w:tcW w:w="7110" w:type="dxa"/>
-          </w:tcPr>
-          <w:p>
-            <w:pPr>
-              <w:pBdr>
-                <w:top w:val="nil"/>
-                <w:left w:val="nil"/>
-                <w:bottom w:val="nil"/>
-                <w:right w:val="nil"/>
-                <w:between w:val="nil"/>
-              </w:pBdr>
-              <w:spacing w:before="130"/>
-              <w:ind w:left="10" w:right="2"/>
-              <w:jc w:val="center"/>
-              <w:rPr>
-                <w:color w:val="000000"/>
-              </w:rPr>
-            </w:pPr>
-            <w:r>
-              <w:rPr>
-                <w:color w:val="000000"/>
-              </w:rPr>
-              <w:t>NURUL SYAFIKAH BINTI CHE'DIN</w:t>
-            </w:r>
-          </w:p>
-        </w:tc>
-        <w:tc>
-          <w:tcPr>
-            <w:tcW w:w="1557" w:type="dxa"/>
-          </w:tcPr>
-          <w:p>
-            <w:pPr>
-              <w:pBdr>
-                <w:top w:val="nil"/>
-                <w:left w:val="nil"/>
-                <w:bottom w:val="nil"/>
-                <w:right w:val="nil"/>
-                <w:between w:val="nil"/>
-              </w:pBdr>
-              <w:spacing w:before="130"/>
-              <w:ind w:left="14"/>
-              <w:jc w:val="center"/>
-              <w:rPr>
-                <w:color w:val="000000"/>
-              </w:rPr>
-            </w:pPr>
-            <w:r>
-              <w:rPr>
-                <w:color w:val="000000"/>
-              </w:rPr>
-              <w:t>20</w:t>
-            </w:r>
-          </w:p>
-        </w:tc>
-      </w:tr>
-      <w:tr>
-        <w:trPr>
-          <w:trHeight w:val="513"/>
-        </w:trPr>
-        <w:tc>
-          <w:tcPr>
-            <w:tcW w:w="542" w:type="dxa"/>
-          </w:tcPr>
-          <w:p>
-            <w:pPr>
-              <w:pBdr>
-                <w:top w:val="nil"/>
-                <w:left w:val="nil"/>
-                <w:bottom w:val="nil"/>
-                <w:right w:val="nil"/>
-                <w:between w:val="nil"/>
-              </w:pBdr>
-              <w:spacing w:before="132"/>
-              <w:ind w:left="10"/>
-              <w:jc w:val="center"/>
-              <w:rPr>
-                <w:color w:val="000000"/>
-              </w:rPr>
-            </w:pPr>
-            <w:r>
-              <w:rPr>
-                <w:color w:val="000000"/>
-              </w:rPr>
-              <w:t>19</w:t>
-            </w:r>
-          </w:p>
-        </w:tc>
-        <w:tc>
-          <w:tcPr>
-            <w:tcW w:w="7110" w:type="dxa"/>
-          </w:tcPr>
-          <w:p>
-            <w:pPr>
-              <w:pBdr>
-                <w:top w:val="nil"/>
-                <w:left w:val="nil"/>
-                <w:bottom w:val="nil"/>
-                <w:right w:val="nil"/>
-                <w:between w:val="nil"/>
-              </w:pBdr>
-              <w:spacing w:before="132"/>
-              <w:ind w:left="10" w:right="2"/>
-              <w:jc w:val="center"/>
-              <w:rPr>
-                <w:color w:val="000000"/>
-              </w:rPr>
-            </w:pPr>
-            <w:r>
-              <w:rPr>
-                <w:color w:val="000000"/>
-              </w:rPr>
-              <w:t>QURRATU AIN BINTI ISMAIL</w:t>
-            </w:r>
-          </w:p>
-        </w:tc>
-        <w:tc>
-          <w:tcPr>
-            <w:tcW w:w="1557" w:type="dxa"/>
-          </w:tcPr>
-          <w:p>
-            <w:pPr>
-              <w:pBdr>
-                <w:top w:val="nil"/>
-                <w:left w:val="nil"/>
-                <w:bottom w:val="nil"/>
-                <w:right w:val="nil"/>
-                <w:between w:val="nil"/>
-              </w:pBdr>
-              <w:spacing w:before="132"/>
-              <w:ind w:left="14"/>
-              <w:jc w:val="center"/>
-              <w:rPr>
-                <w:color w:val="000000"/>
-              </w:rPr>
-            </w:pPr>
-            <w:r>
-              <w:rPr>
-                <w:color w:val="000000"/>
-              </w:rPr>
-              <w:t>20</w:t>
-            </w:r>
-          </w:p>
-        </w:tc>
-      </w:tr>
-      <w:tr>
-        <w:trPr>
-          <w:trHeight w:val="513"/>
-        </w:trPr>
-        <w:tc>
-          <w:tcPr>
-            <w:tcW w:w="542" w:type="dxa"/>
-          </w:tcPr>
-          <w:p>
-            <w:pPr>
-              <w:pBdr>
-                <w:top w:val="nil"/>
-                <w:left w:val="nil"/>
-                <w:bottom w:val="nil"/>
-                <w:right w:val="nil"/>
-                <w:between w:val="nil"/>
-              </w:pBdr>
-              <w:spacing w:before="129"/>
-              <w:ind w:left="10"/>
-              <w:jc w:val="center"/>
-              <w:rPr>
-                <w:color w:val="000000"/>
-              </w:rPr>
-            </w:pPr>
-            <w:r>
-              <w:rPr>
-                <w:color w:val="000000"/>
-              </w:rPr>
-              <w:t>20</w:t>
-            </w:r>
-          </w:p>
-        </w:tc>
-        <w:tc>
-          <w:tcPr>
-            <w:tcW w:w="7110" w:type="dxa"/>
-          </w:tcPr>
-          <w:p>
-            <w:pPr>
-              <w:pBdr>
-                <w:top w:val="nil"/>
-                <w:left w:val="nil"/>
-                <w:bottom w:val="nil"/>
-                <w:right w:val="nil"/>
-                <w:between w:val="nil"/>
-              </w:pBdr>
-              <w:spacing w:before="129"/>
-              <w:ind w:left="10" w:right="4"/>
-              <w:jc w:val="center"/>
-              <w:rPr>
-                <w:color w:val="000000"/>
-              </w:rPr>
-            </w:pPr>
-            <w:r>
-              <w:rPr>
-                <w:color w:val="000000"/>
-              </w:rPr>
-              <w:t>ROZITA BINTI RAMLI</w:t>
-            </w:r>
-          </w:p>
-        </w:tc>
-        <w:tc>
-          <w:tcPr>
-            <w:tcW w:w="1557" w:type="dxa"/>
-          </w:tcPr>
-          <w:p>
-            <w:pPr>
-              <w:pBdr>
-                <w:top w:val="nil"/>
-                <w:left w:val="nil"/>
-                <w:bottom w:val="nil"/>
-                <w:right w:val="nil"/>
-                <w:between w:val="nil"/>
-              </w:pBdr>
-              <w:spacing w:before="129"/>
-              <w:ind w:left="14"/>
-              <w:jc w:val="center"/>
-              <w:rPr>
-                <w:color w:val="000000"/>
-              </w:rPr>
-            </w:pPr>
-            <w:r>
-              <w:rPr>
-                <w:color w:val="000000"/>
-              </w:rPr>
-              <w:t>17</w:t>
-            </w:r>
-          </w:p>
-        </w:tc>
-      </w:tr>
-      <w:tr>
-        <w:trPr>
-          <w:trHeight w:val="510"/>
-        </w:trPr>
-        <w:tc>
-          <w:tcPr>
-            <w:tcW w:w="542" w:type="dxa"/>
-          </w:tcPr>
-          <w:p>
-            <w:pPr>
-              <w:pBdr>
-                <w:top w:val="nil"/>
-                <w:left w:val="nil"/>
-                <w:bottom w:val="nil"/>
-                <w:right w:val="nil"/>
-                <w:between w:val="nil"/>
-              </w:pBdr>
-              <w:spacing w:before="129"/>
-              <w:ind w:left="10"/>
-              <w:jc w:val="center"/>
-              <w:rPr>
-                <w:color w:val="000000"/>
-              </w:rPr>
-            </w:pPr>
-            <w:r>
-              <w:rPr>
-                <w:color w:val="000000"/>
-              </w:rPr>
-              <w:t>21</w:t>
-            </w:r>
-          </w:p>
-        </w:tc>
-        <w:tc>
-          <w:tcPr>
-            <w:tcW w:w="7110" w:type="dxa"/>
-          </w:tcPr>
-          <w:p>
-            <w:pPr>
-              <w:pBdr>
-                <w:top w:val="nil"/>
-                <w:left w:val="nil"/>
-                <w:bottom w:val="nil"/>
-                <w:right w:val="nil"/>
-                <w:between w:val="nil"/>
-              </w:pBdr>
-              <w:spacing w:before="129"/>
-              <w:ind w:left="10" w:right="3"/>
-              <w:jc w:val="center"/>
-              <w:rPr>
-                <w:color w:val="000000"/>
-              </w:rPr>
-            </w:pPr>
-            <w:r>
-              <w:rPr>
-                <w:color w:val="000000"/>
-              </w:rPr>
-              <w:t>SAEDAH BINTI ZAINUDIN</w:t>
-            </w:r>
-          </w:p>
-        </w:tc>
-        <w:tc>
-          <w:tcPr>
-            <w:tcW w:w="1557" w:type="dxa"/>
-          </w:tcPr>
-          <w:p>
-            <w:pPr>
-              <w:pBdr>
-                <w:top w:val="nil"/>
-                <w:left w:val="nil"/>
-                <w:bottom w:val="nil"/>
-                <w:right w:val="nil"/>
-                <w:between w:val="nil"/>
-              </w:pBdr>
-              <w:spacing w:before="129"/>
-              <w:ind w:left="14"/>
-              <w:jc w:val="center"/>
-              <w:rPr>
-                <w:color w:val="000000"/>
-              </w:rPr>
-            </w:pPr>
-            <w:r>
-              <w:rPr>
-                <w:color w:val="000000"/>
-              </w:rPr>
-              <w:t>17</w:t>
-            </w:r>
-          </w:p>
-        </w:tc>
-      </w:tr>
-      <w:tr>
-        <w:trPr>
-          <w:trHeight w:val="513"/>
-        </w:trPr>
-        <w:tc>
-          <w:tcPr>
-            <w:tcW w:w="542" w:type="dxa"/>
-          </w:tcPr>
-          <w:p>
-            <w:pPr>
-              <w:pBdr>
-                <w:top w:val="nil"/>
-                <w:left w:val="nil"/>
-                <w:bottom w:val="nil"/>
-                <w:right w:val="nil"/>
-                <w:between w:val="nil"/>
-              </w:pBdr>
-              <w:spacing w:before="129"/>
-              <w:ind w:left="10"/>
-              <w:jc w:val="center"/>
-              <w:rPr>
-                <w:color w:val="000000"/>
-              </w:rPr>
-            </w:pPr>
-            <w:r>
-              <w:rPr>
-                <w:color w:val="000000"/>
-              </w:rPr>
-              <w:t>22</w:t>
-            </w:r>
-          </w:p>
-        </w:tc>
-        <w:tc>
-          <w:tcPr>
-            <w:tcW w:w="7110" w:type="dxa"/>
-          </w:tcPr>
-          <w:p>
-            <w:pPr>
-              <w:pBdr>
-                <w:top w:val="nil"/>
-                <w:left w:val="nil"/>
-                <w:bottom w:val="nil"/>
-                <w:right w:val="nil"/>
-                <w:between w:val="nil"/>
-              </w:pBdr>
-              <w:spacing w:before="129"/>
-              <w:ind w:left="10" w:right="3"/>
-              <w:jc w:val="center"/>
-              <w:rPr>
-                <w:color w:val="000000"/>
-              </w:rPr>
-            </w:pPr>
-            <w:r>
-              <w:rPr>
-                <w:color w:val="000000"/>
-              </w:rPr>
-              <w:t>SHARBANUN BINTI KASIRAN</w:t>
-            </w:r>
-          </w:p>
-        </w:tc>
-        <w:tc>
-          <w:tcPr>
-            <w:tcW w:w="1557" w:type="dxa"/>
-          </w:tcPr>
-          <w:p>
-            <w:pPr>
-              <w:pBdr>
-                <w:top w:val="nil"/>
-                <w:left w:val="nil"/>
-                <w:bottom w:val="nil"/>
-                <w:right w:val="nil"/>
-                <w:between w:val="nil"/>
-              </w:pBdr>
-              <w:spacing w:before="129"/>
-              <w:ind w:left="14"/>
-              <w:jc w:val="center"/>
-              <w:rPr>
-                <w:color w:val="000000"/>
-              </w:rPr>
-            </w:pPr>
-            <w:r>
-              <w:rPr>
-                <w:color w:val="000000"/>
-              </w:rPr>
-              <w:t>18</w:t>
+              <w:t xml:space="preserve">{{ MARKAH </w:t>
+            </w:r>
+            <w:r>
+              <w:t>POST</w:t>
+            </w:r>
+            <w:r>
+              <w:t xml:space="preserve"> }}</w:t>
             </w:r>
           </w:p>
         </w:tc>
@@ -29927,918 +26109,6 @@
         </w:rPr>
       </w:pPr>
     </w:p>
-    <w:tbl>
-      <w:tblPr>
-        <w:tblStyle w:val="af3"/>
-        <w:tblW w:w="9209" w:type="dxa"/>
-        <w:tblInd w:w="1090" w:type="dxa"/>
-        <w:tblBorders>
-          <w:top w:val="single" w:sz="4" w:space="0" w:color="000000"/>
-          <w:left w:val="single" w:sz="4" w:space="0" w:color="000000"/>
-          <w:bottom w:val="single" w:sz="4" w:space="0" w:color="000000"/>
-          <w:right w:val="single" w:sz="4" w:space="0" w:color="000000"/>
-          <w:insideH w:val="single" w:sz="4" w:space="0" w:color="000000"/>
-          <w:insideV w:val="single" w:sz="4" w:space="0" w:color="000000"/>
-        </w:tblBorders>
-        <w:tblLayout w:type="fixed"/>
-        <w:tblLook w:val="0000" w:firstRow="0" w:lastRow="0" w:firstColumn="0" w:lastColumn="0" w:noHBand="0" w:noVBand="0"/>
-      </w:tblPr>
-      <w:tblGrid>
-        <w:gridCol w:w="542"/>
-        <w:gridCol w:w="7110"/>
-        <w:gridCol w:w="1557"/>
-      </w:tblGrid>
-      <w:tr>
-        <w:trPr>
-          <w:trHeight w:val="513"/>
-        </w:trPr>
-        <w:tc>
-          <w:tcPr>
-            <w:tcW w:w="542" w:type="dxa"/>
-          </w:tcPr>
-          <w:p>
-            <w:pPr>
-              <w:pBdr>
-                <w:top w:val="nil"/>
-                <w:left w:val="nil"/>
-                <w:bottom w:val="nil"/>
-                <w:right w:val="nil"/>
-                <w:between w:val="nil"/>
-              </w:pBdr>
-              <w:spacing w:before="130"/>
-              <w:ind w:left="10"/>
-              <w:jc w:val="center"/>
-              <w:rPr>
-                <w:color w:val="000000"/>
-              </w:rPr>
-            </w:pPr>
-            <w:r>
-              <w:rPr>
-                <w:color w:val="000000"/>
-              </w:rPr>
-              <w:t>23</w:t>
-            </w:r>
-          </w:p>
-        </w:tc>
-        <w:tc>
-          <w:tcPr>
-            <w:tcW w:w="7110" w:type="dxa"/>
-          </w:tcPr>
-          <w:p>
-            <w:pPr>
-              <w:pBdr>
-                <w:top w:val="nil"/>
-                <w:left w:val="nil"/>
-                <w:bottom w:val="nil"/>
-                <w:right w:val="nil"/>
-                <w:between w:val="nil"/>
-              </w:pBdr>
-              <w:spacing w:before="130"/>
-              <w:ind w:left="10" w:right="5"/>
-              <w:jc w:val="center"/>
-              <w:rPr>
-                <w:color w:val="000000"/>
-              </w:rPr>
-            </w:pPr>
-            <w:r>
-              <w:rPr>
-                <w:color w:val="000000"/>
-              </w:rPr>
-              <w:t>SITI MAHANOM BINTI MOHD TONGAR</w:t>
-            </w:r>
-          </w:p>
-        </w:tc>
-        <w:tc>
-          <w:tcPr>
-            <w:tcW w:w="1557" w:type="dxa"/>
-          </w:tcPr>
-          <w:p>
-            <w:pPr>
-              <w:pBdr>
-                <w:top w:val="nil"/>
-                <w:left w:val="nil"/>
-                <w:bottom w:val="nil"/>
-                <w:right w:val="nil"/>
-                <w:between w:val="nil"/>
-              </w:pBdr>
-              <w:spacing w:before="130"/>
-              <w:ind w:left="14"/>
-              <w:jc w:val="center"/>
-              <w:rPr>
-                <w:color w:val="000000"/>
-              </w:rPr>
-            </w:pPr>
-            <w:r>
-              <w:rPr>
-                <w:color w:val="000000"/>
-              </w:rPr>
-              <w:t>19</w:t>
-            </w:r>
-          </w:p>
-        </w:tc>
-      </w:tr>
-      <w:tr>
-        <w:trPr>
-          <w:trHeight w:val="510"/>
-        </w:trPr>
-        <w:tc>
-          <w:tcPr>
-            <w:tcW w:w="542" w:type="dxa"/>
-          </w:tcPr>
-          <w:p>
-            <w:pPr>
-              <w:pBdr>
-                <w:top w:val="nil"/>
-                <w:left w:val="nil"/>
-                <w:bottom w:val="nil"/>
-                <w:right w:val="nil"/>
-                <w:between w:val="nil"/>
-              </w:pBdr>
-              <w:spacing w:before="129"/>
-              <w:ind w:left="10"/>
-              <w:jc w:val="center"/>
-              <w:rPr>
-                <w:color w:val="000000"/>
-              </w:rPr>
-            </w:pPr>
-            <w:r>
-              <w:rPr>
-                <w:color w:val="000000"/>
-              </w:rPr>
-              <w:t>24</w:t>
-            </w:r>
-          </w:p>
-        </w:tc>
-        <w:tc>
-          <w:tcPr>
-            <w:tcW w:w="7110" w:type="dxa"/>
-          </w:tcPr>
-          <w:p>
-            <w:pPr>
-              <w:pBdr>
-                <w:top w:val="nil"/>
-                <w:left w:val="nil"/>
-                <w:bottom w:val="nil"/>
-                <w:right w:val="nil"/>
-                <w:between w:val="nil"/>
-              </w:pBdr>
-              <w:spacing w:before="129"/>
-              <w:ind w:left="10" w:right="7"/>
-              <w:jc w:val="center"/>
-              <w:rPr>
-                <w:color w:val="000000"/>
-              </w:rPr>
-            </w:pPr>
-            <w:r>
-              <w:rPr>
-                <w:color w:val="000000"/>
-              </w:rPr>
-              <w:t>SITI NOOR SHUHADA BT KAMARUZAMAN</w:t>
-            </w:r>
-          </w:p>
-        </w:tc>
-        <w:tc>
-          <w:tcPr>
-            <w:tcW w:w="1557" w:type="dxa"/>
-          </w:tcPr>
-          <w:p>
-            <w:pPr>
-              <w:pBdr>
-                <w:top w:val="nil"/>
-                <w:left w:val="nil"/>
-                <w:bottom w:val="nil"/>
-                <w:right w:val="nil"/>
-                <w:between w:val="nil"/>
-              </w:pBdr>
-              <w:spacing w:before="129"/>
-              <w:ind w:left="14"/>
-              <w:jc w:val="center"/>
-              <w:rPr>
-                <w:color w:val="000000"/>
-              </w:rPr>
-            </w:pPr>
-            <w:r>
-              <w:rPr>
-                <w:color w:val="000000"/>
-              </w:rPr>
-              <w:t>19</w:t>
-            </w:r>
-          </w:p>
-        </w:tc>
-      </w:tr>
-      <w:tr>
-        <w:trPr>
-          <w:trHeight w:val="513"/>
-        </w:trPr>
-        <w:tc>
-          <w:tcPr>
-            <w:tcW w:w="542" w:type="dxa"/>
-          </w:tcPr>
-          <w:p>
-            <w:pPr>
-              <w:pBdr>
-                <w:top w:val="nil"/>
-                <w:left w:val="nil"/>
-                <w:bottom w:val="nil"/>
-                <w:right w:val="nil"/>
-                <w:between w:val="nil"/>
-              </w:pBdr>
-              <w:spacing w:before="129"/>
-              <w:ind w:left="10"/>
-              <w:jc w:val="center"/>
-              <w:rPr>
-                <w:color w:val="000000"/>
-              </w:rPr>
-            </w:pPr>
-            <w:r>
-              <w:rPr>
-                <w:color w:val="000000"/>
-              </w:rPr>
-              <w:t>25</w:t>
-            </w:r>
-          </w:p>
-        </w:tc>
-        <w:tc>
-          <w:tcPr>
-            <w:tcW w:w="7110" w:type="dxa"/>
-          </w:tcPr>
-          <w:p>
-            <w:pPr>
-              <w:pBdr>
-                <w:top w:val="nil"/>
-                <w:left w:val="nil"/>
-                <w:bottom w:val="nil"/>
-                <w:right w:val="nil"/>
-                <w:between w:val="nil"/>
-              </w:pBdr>
-              <w:spacing w:before="129"/>
-              <w:ind w:left="10" w:right="5"/>
-              <w:jc w:val="center"/>
-              <w:rPr>
-                <w:color w:val="000000"/>
-              </w:rPr>
-            </w:pPr>
-            <w:r>
-              <w:rPr>
-                <w:color w:val="000000"/>
-              </w:rPr>
-              <w:t>SITI SARAH BINTI ABDULLAH</w:t>
-            </w:r>
-          </w:p>
-        </w:tc>
-        <w:tc>
-          <w:tcPr>
-            <w:tcW w:w="1557" w:type="dxa"/>
-          </w:tcPr>
-          <w:p>
-            <w:pPr>
-              <w:pBdr>
-                <w:top w:val="nil"/>
-                <w:left w:val="nil"/>
-                <w:bottom w:val="nil"/>
-                <w:right w:val="nil"/>
-                <w:between w:val="nil"/>
-              </w:pBdr>
-              <w:spacing w:before="129"/>
-              <w:ind w:left="14" w:right="2"/>
-              <w:jc w:val="center"/>
-              <w:rPr>
-                <w:color w:val="000000"/>
-              </w:rPr>
-            </w:pPr>
-            <w:r>
-              <w:rPr>
-                <w:color w:val="000000"/>
-              </w:rPr>
-              <w:t>6</w:t>
-            </w:r>
-          </w:p>
-        </w:tc>
-      </w:tr>
-      <w:tr>
-        <w:trPr>
-          <w:trHeight w:val="510"/>
-        </w:trPr>
-        <w:tc>
-          <w:tcPr>
-            <w:tcW w:w="542" w:type="dxa"/>
-          </w:tcPr>
-          <w:p>
-            <w:pPr>
-              <w:pBdr>
-                <w:top w:val="nil"/>
-                <w:left w:val="nil"/>
-                <w:bottom w:val="nil"/>
-                <w:right w:val="nil"/>
-                <w:between w:val="nil"/>
-              </w:pBdr>
-              <w:spacing w:before="129"/>
-              <w:ind w:left="10"/>
-              <w:jc w:val="center"/>
-              <w:rPr>
-                <w:color w:val="000000"/>
-              </w:rPr>
-            </w:pPr>
-            <w:r>
-              <w:rPr>
-                <w:color w:val="000000"/>
-              </w:rPr>
-              <w:t>26</w:t>
-            </w:r>
-          </w:p>
-        </w:tc>
-        <w:tc>
-          <w:tcPr>
-            <w:tcW w:w="7110" w:type="dxa"/>
-          </w:tcPr>
-          <w:p>
-            <w:pPr>
-              <w:pBdr>
-                <w:top w:val="nil"/>
-                <w:left w:val="nil"/>
-                <w:bottom w:val="nil"/>
-                <w:right w:val="nil"/>
-                <w:between w:val="nil"/>
-              </w:pBdr>
-              <w:spacing w:before="129"/>
-              <w:ind w:left="10" w:right="3"/>
-              <w:jc w:val="center"/>
-              <w:rPr>
-                <w:color w:val="000000"/>
-              </w:rPr>
-            </w:pPr>
-            <w:r>
-              <w:rPr>
-                <w:color w:val="000000"/>
-              </w:rPr>
-              <w:t>SITI SUHAILA BINTI SURIA</w:t>
-            </w:r>
-          </w:p>
-        </w:tc>
-        <w:tc>
-          <w:tcPr>
-            <w:tcW w:w="1557" w:type="dxa"/>
-          </w:tcPr>
-          <w:p>
-            <w:pPr>
-              <w:pBdr>
-                <w:top w:val="nil"/>
-                <w:left w:val="nil"/>
-                <w:bottom w:val="nil"/>
-                <w:right w:val="nil"/>
-                <w:between w:val="nil"/>
-              </w:pBdr>
-              <w:spacing w:before="129"/>
-              <w:ind w:left="14"/>
-              <w:jc w:val="center"/>
-              <w:rPr>
-                <w:color w:val="000000"/>
-              </w:rPr>
-            </w:pPr>
-            <w:r>
-              <w:rPr>
-                <w:color w:val="000000"/>
-              </w:rPr>
-              <w:t>TH</w:t>
-            </w:r>
-          </w:p>
-        </w:tc>
-      </w:tr>
-      <w:tr>
-        <w:trPr>
-          <w:trHeight w:val="513"/>
-        </w:trPr>
-        <w:tc>
-          <w:tcPr>
-            <w:tcW w:w="542" w:type="dxa"/>
-          </w:tcPr>
-          <w:p>
-            <w:pPr>
-              <w:pBdr>
-                <w:top w:val="nil"/>
-                <w:left w:val="nil"/>
-                <w:bottom w:val="nil"/>
-                <w:right w:val="nil"/>
-                <w:between w:val="nil"/>
-              </w:pBdr>
-              <w:spacing w:before="129"/>
-              <w:ind w:left="10"/>
-              <w:jc w:val="center"/>
-              <w:rPr>
-                <w:color w:val="000000"/>
-              </w:rPr>
-            </w:pPr>
-            <w:r>
-              <w:rPr>
-                <w:color w:val="000000"/>
-              </w:rPr>
-              <w:t>27</w:t>
-            </w:r>
-          </w:p>
-        </w:tc>
-        <w:tc>
-          <w:tcPr>
-            <w:tcW w:w="7110" w:type="dxa"/>
-          </w:tcPr>
-          <w:p>
-            <w:pPr>
-              <w:pBdr>
-                <w:top w:val="nil"/>
-                <w:left w:val="nil"/>
-                <w:bottom w:val="nil"/>
-                <w:right w:val="nil"/>
-                <w:between w:val="nil"/>
-              </w:pBdr>
-              <w:spacing w:before="129"/>
-              <w:ind w:left="10"/>
-              <w:jc w:val="center"/>
-              <w:rPr>
-                <w:color w:val="000000"/>
-              </w:rPr>
-            </w:pPr>
-            <w:r>
-              <w:rPr>
-                <w:color w:val="000000"/>
-              </w:rPr>
-              <w:t>SUHAILA BINTI DAUD</w:t>
-            </w:r>
-          </w:p>
-        </w:tc>
-        <w:tc>
-          <w:tcPr>
-            <w:tcW w:w="1557" w:type="dxa"/>
-          </w:tcPr>
-          <w:p>
-            <w:pPr>
-              <w:pBdr>
-                <w:top w:val="nil"/>
-                <w:left w:val="nil"/>
-                <w:bottom w:val="nil"/>
-                <w:right w:val="nil"/>
-                <w:between w:val="nil"/>
-              </w:pBdr>
-              <w:spacing w:before="129"/>
-              <w:ind w:left="14"/>
-              <w:jc w:val="center"/>
-              <w:rPr>
-                <w:color w:val="000000"/>
-              </w:rPr>
-            </w:pPr>
-            <w:r>
-              <w:rPr>
-                <w:color w:val="000000"/>
-              </w:rPr>
-              <w:t>19</w:t>
-            </w:r>
-          </w:p>
-        </w:tc>
-      </w:tr>
-      <w:tr>
-        <w:trPr>
-          <w:trHeight w:val="510"/>
-        </w:trPr>
-        <w:tc>
-          <w:tcPr>
-            <w:tcW w:w="542" w:type="dxa"/>
-          </w:tcPr>
-          <w:p>
-            <w:pPr>
-              <w:pBdr>
-                <w:top w:val="nil"/>
-                <w:left w:val="nil"/>
-                <w:bottom w:val="nil"/>
-                <w:right w:val="nil"/>
-                <w:between w:val="nil"/>
-              </w:pBdr>
-              <w:spacing w:before="129"/>
-              <w:ind w:left="10"/>
-              <w:jc w:val="center"/>
-              <w:rPr>
-                <w:color w:val="000000"/>
-              </w:rPr>
-            </w:pPr>
-            <w:r>
-              <w:rPr>
-                <w:color w:val="000000"/>
-              </w:rPr>
-              <w:t>28</w:t>
-            </w:r>
-          </w:p>
-        </w:tc>
-        <w:tc>
-          <w:tcPr>
-            <w:tcW w:w="7110" w:type="dxa"/>
-          </w:tcPr>
-          <w:p>
-            <w:pPr>
-              <w:pBdr>
-                <w:top w:val="nil"/>
-                <w:left w:val="nil"/>
-                <w:bottom w:val="nil"/>
-                <w:right w:val="nil"/>
-                <w:between w:val="nil"/>
-              </w:pBdr>
-              <w:spacing w:before="129"/>
-              <w:ind w:left="10" w:right="5"/>
-              <w:jc w:val="center"/>
-              <w:rPr>
-                <w:color w:val="000000"/>
-              </w:rPr>
-            </w:pPr>
-            <w:r>
-              <w:rPr>
-                <w:color w:val="000000"/>
-              </w:rPr>
-              <w:t>SURYATIE BINTI SHAMSUDIN</w:t>
-            </w:r>
-          </w:p>
-        </w:tc>
-        <w:tc>
-          <w:tcPr>
-            <w:tcW w:w="1557" w:type="dxa"/>
-          </w:tcPr>
-          <w:p>
-            <w:pPr>
-              <w:pBdr>
-                <w:top w:val="nil"/>
-                <w:left w:val="nil"/>
-                <w:bottom w:val="nil"/>
-                <w:right w:val="nil"/>
-                <w:between w:val="nil"/>
-              </w:pBdr>
-              <w:spacing w:before="129"/>
-              <w:ind w:left="14"/>
-              <w:jc w:val="center"/>
-              <w:rPr>
-                <w:color w:val="000000"/>
-              </w:rPr>
-            </w:pPr>
-            <w:r>
-              <w:rPr>
-                <w:color w:val="000000"/>
-              </w:rPr>
-              <w:t>19</w:t>
-            </w:r>
-          </w:p>
-        </w:tc>
-      </w:tr>
-      <w:tr>
-        <w:trPr>
-          <w:trHeight w:val="513"/>
-        </w:trPr>
-        <w:tc>
-          <w:tcPr>
-            <w:tcW w:w="542" w:type="dxa"/>
-          </w:tcPr>
-          <w:p>
-            <w:pPr>
-              <w:pBdr>
-                <w:top w:val="nil"/>
-                <w:left w:val="nil"/>
-                <w:bottom w:val="nil"/>
-                <w:right w:val="nil"/>
-                <w:between w:val="nil"/>
-              </w:pBdr>
-              <w:spacing w:before="130"/>
-              <w:ind w:left="10"/>
-              <w:jc w:val="center"/>
-              <w:rPr>
-                <w:color w:val="000000"/>
-              </w:rPr>
-            </w:pPr>
-            <w:r>
-              <w:rPr>
-                <w:color w:val="000000"/>
-              </w:rPr>
-              <w:t>29</w:t>
-            </w:r>
-          </w:p>
-        </w:tc>
-        <w:tc>
-          <w:tcPr>
-            <w:tcW w:w="7110" w:type="dxa"/>
-          </w:tcPr>
-          <w:p>
-            <w:pPr>
-              <w:pBdr>
-                <w:top w:val="nil"/>
-                <w:left w:val="nil"/>
-                <w:bottom w:val="nil"/>
-                <w:right w:val="nil"/>
-                <w:between w:val="nil"/>
-              </w:pBdr>
-              <w:spacing w:before="130"/>
-              <w:ind w:left="10" w:right="5"/>
-              <w:jc w:val="center"/>
-              <w:rPr>
-                <w:color w:val="000000"/>
-              </w:rPr>
-            </w:pPr>
-            <w:r>
-              <w:rPr>
-                <w:color w:val="000000"/>
-              </w:rPr>
-              <w:t>VIVIK HASNONI BINTI MOHD ARSHAD</w:t>
-            </w:r>
-          </w:p>
-        </w:tc>
-        <w:tc>
-          <w:tcPr>
-            <w:tcW w:w="1557" w:type="dxa"/>
-          </w:tcPr>
-          <w:p>
-            <w:pPr>
-              <w:pBdr>
-                <w:top w:val="nil"/>
-                <w:left w:val="nil"/>
-                <w:bottom w:val="nil"/>
-                <w:right w:val="nil"/>
-                <w:between w:val="nil"/>
-              </w:pBdr>
-              <w:spacing w:before="130"/>
-              <w:ind w:left="14"/>
-              <w:jc w:val="center"/>
-              <w:rPr>
-                <w:color w:val="000000"/>
-              </w:rPr>
-            </w:pPr>
-            <w:r>
-              <w:rPr>
-                <w:color w:val="000000"/>
-              </w:rPr>
-              <w:t>19</w:t>
-            </w:r>
-          </w:p>
-        </w:tc>
-      </w:tr>
-      <w:tr>
-        <w:trPr>
-          <w:trHeight w:val="510"/>
-        </w:trPr>
-        <w:tc>
-          <w:tcPr>
-            <w:tcW w:w="542" w:type="dxa"/>
-          </w:tcPr>
-          <w:p>
-            <w:pPr>
-              <w:pBdr>
-                <w:top w:val="nil"/>
-                <w:left w:val="nil"/>
-                <w:bottom w:val="nil"/>
-                <w:right w:val="nil"/>
-                <w:between w:val="nil"/>
-              </w:pBdr>
-              <w:spacing w:before="129"/>
-              <w:ind w:left="10"/>
-              <w:jc w:val="center"/>
-              <w:rPr>
-                <w:color w:val="000000"/>
-              </w:rPr>
-            </w:pPr>
-            <w:r>
-              <w:rPr>
-                <w:color w:val="000000"/>
-              </w:rPr>
-              <w:t>30</w:t>
-            </w:r>
-          </w:p>
-        </w:tc>
-        <w:tc>
-          <w:tcPr>
-            <w:tcW w:w="7110" w:type="dxa"/>
-          </w:tcPr>
-          <w:p>
-            <w:pPr>
-              <w:pBdr>
-                <w:top w:val="nil"/>
-                <w:left w:val="nil"/>
-                <w:bottom w:val="nil"/>
-                <w:right w:val="nil"/>
-                <w:between w:val="nil"/>
-              </w:pBdr>
-              <w:spacing w:before="129"/>
-              <w:ind w:left="10" w:right="4"/>
-              <w:jc w:val="center"/>
-              <w:rPr>
-                <w:color w:val="000000"/>
-              </w:rPr>
-            </w:pPr>
-            <w:r>
-              <w:rPr>
-                <w:color w:val="000000"/>
-              </w:rPr>
-              <w:t>WAN NOR'AINI BINTI WAN MUSA</w:t>
-            </w:r>
-          </w:p>
-        </w:tc>
-        <w:tc>
-          <w:tcPr>
-            <w:tcW w:w="1557" w:type="dxa"/>
-          </w:tcPr>
-          <w:p>
-            <w:pPr>
-              <w:pBdr>
-                <w:top w:val="nil"/>
-                <w:left w:val="nil"/>
-                <w:bottom w:val="nil"/>
-                <w:right w:val="nil"/>
-                <w:between w:val="nil"/>
-              </w:pBdr>
-              <w:spacing w:before="129"/>
-              <w:ind w:left="14"/>
-              <w:jc w:val="center"/>
-              <w:rPr>
-                <w:color w:val="000000"/>
-              </w:rPr>
-            </w:pPr>
-            <w:r>
-              <w:rPr>
-                <w:color w:val="000000"/>
-              </w:rPr>
-              <w:t>19</w:t>
-            </w:r>
-          </w:p>
-        </w:tc>
-      </w:tr>
-      <w:tr>
-        <w:trPr>
-          <w:trHeight w:val="513"/>
-        </w:trPr>
-        <w:tc>
-          <w:tcPr>
-            <w:tcW w:w="542" w:type="dxa"/>
-          </w:tcPr>
-          <w:p>
-            <w:pPr>
-              <w:pBdr>
-                <w:top w:val="nil"/>
-                <w:left w:val="nil"/>
-                <w:bottom w:val="nil"/>
-                <w:right w:val="nil"/>
-                <w:between w:val="nil"/>
-              </w:pBdr>
-              <w:spacing w:before="129"/>
-              <w:ind w:left="10"/>
-              <w:jc w:val="center"/>
-              <w:rPr>
-                <w:color w:val="000000"/>
-              </w:rPr>
-            </w:pPr>
-            <w:r>
-              <w:rPr>
-                <w:color w:val="000000"/>
-              </w:rPr>
-              <w:t>31</w:t>
-            </w:r>
-          </w:p>
-        </w:tc>
-        <w:tc>
-          <w:tcPr>
-            <w:tcW w:w="7110" w:type="dxa"/>
-          </w:tcPr>
-          <w:p>
-            <w:pPr>
-              <w:pBdr>
-                <w:top w:val="nil"/>
-                <w:left w:val="nil"/>
-                <w:bottom w:val="nil"/>
-                <w:right w:val="nil"/>
-                <w:between w:val="nil"/>
-              </w:pBdr>
-              <w:spacing w:before="129"/>
-              <w:ind w:left="10" w:right="5"/>
-              <w:jc w:val="center"/>
-              <w:rPr>
-                <w:color w:val="000000"/>
-              </w:rPr>
-            </w:pPr>
-            <w:r>
-              <w:rPr>
-                <w:color w:val="000000"/>
-              </w:rPr>
-              <w:t>ZAIHASRA BINTI MOHAMAD DZOMIR</w:t>
-            </w:r>
-          </w:p>
-        </w:tc>
-        <w:tc>
-          <w:tcPr>
-            <w:tcW w:w="1557" w:type="dxa"/>
-          </w:tcPr>
-          <w:p>
-            <w:pPr>
-              <w:pBdr>
-                <w:top w:val="nil"/>
-                <w:left w:val="nil"/>
-                <w:bottom w:val="nil"/>
-                <w:right w:val="nil"/>
-                <w:between w:val="nil"/>
-              </w:pBdr>
-              <w:spacing w:before="129"/>
-              <w:ind w:left="14"/>
-              <w:jc w:val="center"/>
-              <w:rPr>
-                <w:color w:val="000000"/>
-              </w:rPr>
-            </w:pPr>
-            <w:r>
-              <w:rPr>
-                <w:color w:val="000000"/>
-              </w:rPr>
-              <w:t>16</w:t>
-            </w:r>
-          </w:p>
-        </w:tc>
-      </w:tr>
-      <w:tr>
-        <w:trPr>
-          <w:trHeight w:val="510"/>
-        </w:trPr>
-        <w:tc>
-          <w:tcPr>
-            <w:tcW w:w="542" w:type="dxa"/>
-          </w:tcPr>
-          <w:p>
-            <w:pPr>
-              <w:pBdr>
-                <w:top w:val="nil"/>
-                <w:left w:val="nil"/>
-                <w:bottom w:val="nil"/>
-                <w:right w:val="nil"/>
-                <w:between w:val="nil"/>
-              </w:pBdr>
-              <w:spacing w:before="129"/>
-              <w:ind w:left="10"/>
-              <w:jc w:val="center"/>
-              <w:rPr>
-                <w:color w:val="000000"/>
-              </w:rPr>
-            </w:pPr>
-            <w:r>
-              <w:rPr>
-                <w:color w:val="000000"/>
-              </w:rPr>
-              <w:t>32</w:t>
-            </w:r>
-          </w:p>
-        </w:tc>
-        <w:tc>
-          <w:tcPr>
-            <w:tcW w:w="7110" w:type="dxa"/>
-          </w:tcPr>
-          <w:p>
-            <w:pPr>
-              <w:pBdr>
-                <w:top w:val="nil"/>
-                <w:left w:val="nil"/>
-                <w:bottom w:val="nil"/>
-                <w:right w:val="nil"/>
-                <w:between w:val="nil"/>
-              </w:pBdr>
-              <w:spacing w:before="129"/>
-              <w:ind w:left="10" w:right="3"/>
-              <w:jc w:val="center"/>
-              <w:rPr>
-                <w:color w:val="000000"/>
-              </w:rPr>
-            </w:pPr>
-            <w:r>
-              <w:rPr>
-                <w:color w:val="000000"/>
-              </w:rPr>
-              <w:t>ZAIRUL BARIAH BINTI AHMAD</w:t>
-            </w:r>
-          </w:p>
-        </w:tc>
-        <w:tc>
-          <w:tcPr>
-            <w:tcW w:w="1557" w:type="dxa"/>
-          </w:tcPr>
-          <w:p>
-            <w:pPr>
-              <w:pBdr>
-                <w:top w:val="nil"/>
-                <w:left w:val="nil"/>
-                <w:bottom w:val="nil"/>
-                <w:right w:val="nil"/>
-                <w:between w:val="nil"/>
-              </w:pBdr>
-              <w:spacing w:before="129"/>
-              <w:ind w:left="14"/>
-              <w:jc w:val="center"/>
-              <w:rPr>
-                <w:color w:val="000000"/>
-              </w:rPr>
-            </w:pPr>
-            <w:r>
-              <w:rPr>
-                <w:color w:val="000000"/>
-              </w:rPr>
-              <w:t>19</w:t>
-            </w:r>
-          </w:p>
-        </w:tc>
-      </w:tr>
-    </w:tbl>
     <w:p>
       <w:pPr>
         <w:pBdr>
@@ -31539,23 +26809,6 @@
                 <w:right w:val="nil"/>
                 <w:between w:val="nil"/>
               </w:pBdr>
-              <w:spacing w:before="172"/>
-              <w:rPr>
-                <w:color w:val="000000"/>
-                <w:sz w:val="20"/>
-                <w:szCs w:val="20"/>
-              </w:rPr>
-            </w:pPr>
-          </w:p>
-          <w:p>
-            <w:pPr>
-              <w:pBdr>
-                <w:top w:val="nil"/>
-                <w:left w:val="nil"/>
-                <w:bottom w:val="nil"/>
-                <w:right w:val="nil"/>
-                <w:between w:val="nil"/>
-              </w:pBdr>
               <w:ind w:left="13" w:right="1"/>
               <w:jc w:val="center"/>
               <w:rPr>
@@ -31567,12 +26820,11 @@
             </w:pPr>
             <w:r>
               <w:rPr>
-                <w:rFonts w:ascii="Calibri" w:eastAsia="Calibri" w:hAnsi="Calibri" w:cs="Calibri"/>
-                <w:color w:val="000000"/>
-                <w:sz w:val="20"/>
-                <w:szCs w:val="20"/>
-              </w:rPr>
-              <w:t>NAMA</w:t>
+                <w:color w:val="000000"/>
+                <w:sz w:val="20"/>
+                <w:szCs w:val="20"/>
+              </w:rPr>
+              <w:t>{{NAMA PESERTA HADIR}}</w:t>
             </w:r>
           </w:p>
         </w:tc>
@@ -31580,23 +26832,6 @@
           <w:tcPr>
             <w:tcW w:w="1740" w:type="dxa"/>
           </w:tcPr>
-          <w:p>
-            <w:pPr>
-              <w:pBdr>
-                <w:top w:val="nil"/>
-                <w:left w:val="nil"/>
-                <w:bottom w:val="nil"/>
-                <w:right w:val="nil"/>
-                <w:between w:val="nil"/>
-              </w:pBdr>
-              <w:spacing w:before="172"/>
-              <w:rPr>
-                <w:color w:val="000000"/>
-                <w:sz w:val="20"/>
-                <w:szCs w:val="20"/>
-              </w:rPr>
-            </w:pPr>
-          </w:p>
           <w:p>
             <w:pPr>
               <w:pBdr>
@@ -31617,12 +26852,11 @@
             </w:pPr>
             <w:r>
               <w:rPr>
-                <w:rFonts w:ascii="Calibri" w:eastAsia="Calibri" w:hAnsi="Calibri" w:cs="Calibri"/>
-                <w:color w:val="000000"/>
-                <w:sz w:val="20"/>
-                <w:szCs w:val="20"/>
-              </w:rPr>
-              <w:t>MARKAH PRA</w:t>
+                <w:color w:val="000000"/>
+                <w:sz w:val="20"/>
+                <w:szCs w:val="20"/>
+              </w:rPr>
+              <w:t>{{MARKAH_PRE}}</w:t>
             </w:r>
           </w:p>
         </w:tc>
@@ -31722,4731 +26956,6 @@
                 <w:szCs w:val="20"/>
               </w:rPr>
               <w:t>KENAIKAN / PENURUNAN</w:t>
-            </w:r>
-          </w:p>
-        </w:tc>
-      </w:tr>
-      <w:tr>
-        <w:trPr>
-          <w:trHeight w:val="515"/>
-        </w:trPr>
-        <w:tc>
-          <w:tcPr>
-            <w:tcW w:w="698" w:type="dxa"/>
-          </w:tcPr>
-          <w:p>
-            <w:pPr>
-              <w:pBdr>
-                <w:top w:val="nil"/>
-                <w:left w:val="nil"/>
-                <w:bottom w:val="nil"/>
-                <w:right w:val="nil"/>
-                <w:between w:val="nil"/>
-              </w:pBdr>
-              <w:spacing w:before="132"/>
-              <w:ind w:left="7" w:right="2"/>
-              <w:jc w:val="center"/>
-              <w:rPr>
-                <w:color w:val="000000"/>
-              </w:rPr>
-            </w:pPr>
-            <w:r>
-              <w:rPr>
-                <w:color w:val="000000"/>
-              </w:rPr>
-              <w:t>1</w:t>
-            </w:r>
-          </w:p>
-        </w:tc>
-        <w:tc>
-          <w:tcPr>
-            <w:tcW w:w="3151" w:type="dxa"/>
-          </w:tcPr>
-          <w:p>
-            <w:pPr>
-              <w:pBdr>
-                <w:top w:val="nil"/>
-                <w:left w:val="nil"/>
-                <w:bottom w:val="nil"/>
-                <w:right w:val="nil"/>
-                <w:between w:val="nil"/>
-              </w:pBdr>
-              <w:spacing w:before="132"/>
-              <w:ind w:left="13" w:right="3"/>
-              <w:jc w:val="center"/>
-              <w:rPr>
-                <w:color w:val="000000"/>
-              </w:rPr>
-            </w:pPr>
-            <w:r>
-              <w:rPr>
-                <w:color w:val="000000"/>
-              </w:rPr>
-              <w:t>ABDUS SALAM ERMAN</w:t>
-            </w:r>
-          </w:p>
-        </w:tc>
-        <w:tc>
-          <w:tcPr>
-            <w:tcW w:w="1740" w:type="dxa"/>
-          </w:tcPr>
-          <w:p>
-            <w:pPr>
-              <w:pBdr>
-                <w:top w:val="nil"/>
-                <w:left w:val="nil"/>
-                <w:bottom w:val="nil"/>
-                <w:right w:val="nil"/>
-                <w:between w:val="nil"/>
-              </w:pBdr>
-              <w:spacing w:before="132"/>
-              <w:ind w:left="13" w:right="4"/>
-              <w:jc w:val="center"/>
-              <w:rPr>
-                <w:color w:val="000000"/>
-              </w:rPr>
-            </w:pPr>
-            <w:r>
-              <w:rPr>
-                <w:color w:val="000000"/>
-              </w:rPr>
-              <w:t>19</w:t>
-            </w:r>
-          </w:p>
-        </w:tc>
-        <w:tc>
-          <w:tcPr>
-            <w:tcW w:w="1740" w:type="dxa"/>
-          </w:tcPr>
-          <w:p>
-            <w:pPr>
-              <w:pBdr>
-                <w:top w:val="nil"/>
-                <w:left w:val="nil"/>
-                <w:bottom w:val="nil"/>
-                <w:right w:val="nil"/>
-                <w:between w:val="nil"/>
-              </w:pBdr>
-              <w:spacing w:before="132"/>
-              <w:ind w:left="13" w:right="3"/>
-              <w:jc w:val="center"/>
-              <w:rPr>
-                <w:color w:val="000000"/>
-              </w:rPr>
-            </w:pPr>
-            <w:r>
-              <w:rPr>
-                <w:color w:val="000000"/>
-              </w:rPr>
-              <w:t>18</w:t>
-            </w:r>
-          </w:p>
-        </w:tc>
-        <w:tc>
-          <w:tcPr>
-            <w:tcW w:w="2038" w:type="dxa"/>
-          </w:tcPr>
-          <w:p>
-            <w:pPr>
-              <w:pBdr>
-                <w:top w:val="nil"/>
-                <w:left w:val="nil"/>
-                <w:bottom w:val="nil"/>
-                <w:right w:val="nil"/>
-                <w:between w:val="nil"/>
-              </w:pBdr>
-              <w:spacing w:before="132"/>
-              <w:ind w:left="15" w:right="4"/>
-              <w:jc w:val="center"/>
-              <w:rPr>
-                <w:color w:val="000000"/>
-              </w:rPr>
-            </w:pPr>
-            <w:r>
-              <w:rPr>
-                <w:color w:val="000000"/>
-              </w:rPr>
-              <w:t>MENURUN</w:t>
-            </w:r>
-          </w:p>
-        </w:tc>
-      </w:tr>
-      <w:tr>
-        <w:trPr>
-          <w:trHeight w:val="518"/>
-        </w:trPr>
-        <w:tc>
-          <w:tcPr>
-            <w:tcW w:w="698" w:type="dxa"/>
-          </w:tcPr>
-          <w:p>
-            <w:pPr>
-              <w:pBdr>
-                <w:top w:val="nil"/>
-                <w:left w:val="nil"/>
-                <w:bottom w:val="nil"/>
-                <w:right w:val="nil"/>
-                <w:between w:val="nil"/>
-              </w:pBdr>
-              <w:spacing w:before="132"/>
-              <w:ind w:left="7" w:right="2"/>
-              <w:jc w:val="center"/>
-              <w:rPr>
-                <w:color w:val="000000"/>
-              </w:rPr>
-            </w:pPr>
-            <w:r>
-              <w:rPr>
-                <w:color w:val="000000"/>
-              </w:rPr>
-              <w:t>2</w:t>
-            </w:r>
-          </w:p>
-        </w:tc>
-        <w:tc>
-          <w:tcPr>
-            <w:tcW w:w="3151" w:type="dxa"/>
-          </w:tcPr>
-          <w:p>
-            <w:pPr>
-              <w:pBdr>
-                <w:top w:val="nil"/>
-                <w:left w:val="nil"/>
-                <w:bottom w:val="nil"/>
-                <w:right w:val="nil"/>
-                <w:between w:val="nil"/>
-              </w:pBdr>
-              <w:spacing w:before="132"/>
-              <w:ind w:left="13" w:right="2"/>
-              <w:jc w:val="center"/>
-              <w:rPr>
-                <w:color w:val="000000"/>
-              </w:rPr>
-            </w:pPr>
-            <w:r>
-              <w:rPr>
-                <w:color w:val="000000"/>
-              </w:rPr>
-              <w:t>AINUR ZAFIRAH BT FAUZI</w:t>
-            </w:r>
-          </w:p>
-        </w:tc>
-        <w:tc>
-          <w:tcPr>
-            <w:tcW w:w="1740" w:type="dxa"/>
-          </w:tcPr>
-          <w:p>
-            <w:pPr>
-              <w:pBdr>
-                <w:top w:val="nil"/>
-                <w:left w:val="nil"/>
-                <w:bottom w:val="nil"/>
-                <w:right w:val="nil"/>
-                <w:between w:val="nil"/>
-              </w:pBdr>
-              <w:spacing w:before="132"/>
-              <w:ind w:left="13" w:right="4"/>
-              <w:jc w:val="center"/>
-              <w:rPr>
-                <w:color w:val="000000"/>
-              </w:rPr>
-            </w:pPr>
-            <w:r>
-              <w:rPr>
-                <w:color w:val="000000"/>
-              </w:rPr>
-              <w:t>19</w:t>
-            </w:r>
-          </w:p>
-        </w:tc>
-        <w:tc>
-          <w:tcPr>
-            <w:tcW w:w="1740" w:type="dxa"/>
-          </w:tcPr>
-          <w:p>
-            <w:pPr>
-              <w:pBdr>
-                <w:top w:val="nil"/>
-                <w:left w:val="nil"/>
-                <w:bottom w:val="nil"/>
-                <w:right w:val="nil"/>
-                <w:between w:val="nil"/>
-              </w:pBdr>
-              <w:spacing w:before="132"/>
-              <w:ind w:left="13" w:right="3"/>
-              <w:jc w:val="center"/>
-              <w:rPr>
-                <w:color w:val="000000"/>
-              </w:rPr>
-            </w:pPr>
-            <w:r>
-              <w:rPr>
-                <w:color w:val="000000"/>
-              </w:rPr>
-              <w:t>20</w:t>
-            </w:r>
-          </w:p>
-        </w:tc>
-        <w:tc>
-          <w:tcPr>
-            <w:tcW w:w="2038" w:type="dxa"/>
-          </w:tcPr>
-          <w:p>
-            <w:pPr>
-              <w:pBdr>
-                <w:top w:val="nil"/>
-                <w:left w:val="nil"/>
-                <w:bottom w:val="nil"/>
-                <w:right w:val="nil"/>
-                <w:between w:val="nil"/>
-              </w:pBdr>
-              <w:spacing w:before="132"/>
-              <w:ind w:left="15"/>
-              <w:jc w:val="center"/>
-              <w:rPr>
-                <w:color w:val="000000"/>
-              </w:rPr>
-            </w:pPr>
-            <w:r>
-              <w:rPr>
-                <w:color w:val="000000"/>
-              </w:rPr>
-              <w:t>MENINGKAT</w:t>
-            </w:r>
-          </w:p>
-        </w:tc>
-      </w:tr>
-      <w:tr>
-        <w:trPr>
-          <w:trHeight w:val="515"/>
-        </w:trPr>
-        <w:tc>
-          <w:tcPr>
-            <w:tcW w:w="698" w:type="dxa"/>
-          </w:tcPr>
-          <w:p>
-            <w:pPr>
-              <w:pBdr>
-                <w:top w:val="nil"/>
-                <w:left w:val="nil"/>
-                <w:bottom w:val="nil"/>
-                <w:right w:val="nil"/>
-                <w:between w:val="nil"/>
-              </w:pBdr>
-              <w:spacing w:before="132"/>
-              <w:ind w:left="7" w:right="2"/>
-              <w:jc w:val="center"/>
-              <w:rPr>
-                <w:color w:val="000000"/>
-              </w:rPr>
-            </w:pPr>
-            <w:r>
-              <w:rPr>
-                <w:color w:val="000000"/>
-              </w:rPr>
-              <w:t>3</w:t>
-            </w:r>
-          </w:p>
-        </w:tc>
-        <w:tc>
-          <w:tcPr>
-            <w:tcW w:w="3151" w:type="dxa"/>
-          </w:tcPr>
-          <w:p>
-            <w:pPr>
-              <w:pBdr>
-                <w:top w:val="nil"/>
-                <w:left w:val="nil"/>
-                <w:bottom w:val="nil"/>
-                <w:right w:val="nil"/>
-                <w:between w:val="nil"/>
-              </w:pBdr>
-              <w:ind w:left="1118" w:hanging="735"/>
-              <w:rPr>
-                <w:color w:val="000000"/>
-              </w:rPr>
-            </w:pPr>
-            <w:r>
-              <w:rPr>
-                <w:color w:val="000000"/>
-              </w:rPr>
-              <w:t>AMJAD BIN MOHAMED IBRAHIM</w:t>
-            </w:r>
-          </w:p>
-        </w:tc>
-        <w:tc>
-          <w:tcPr>
-            <w:tcW w:w="1740" w:type="dxa"/>
-          </w:tcPr>
-          <w:p>
-            <w:pPr>
-              <w:pBdr>
-                <w:top w:val="nil"/>
-                <w:left w:val="nil"/>
-                <w:bottom w:val="nil"/>
-                <w:right w:val="nil"/>
-                <w:between w:val="nil"/>
-              </w:pBdr>
-              <w:spacing w:before="132"/>
-              <w:ind w:left="13" w:right="1"/>
-              <w:jc w:val="center"/>
-              <w:rPr>
-                <w:color w:val="000000"/>
-              </w:rPr>
-            </w:pPr>
-            <w:r>
-              <w:rPr>
-                <w:color w:val="000000"/>
-              </w:rPr>
-              <w:t>7</w:t>
-            </w:r>
-          </w:p>
-        </w:tc>
-        <w:tc>
-          <w:tcPr>
-            <w:tcW w:w="1740" w:type="dxa"/>
-          </w:tcPr>
-          <w:p>
-            <w:pPr>
-              <w:pBdr>
-                <w:top w:val="nil"/>
-                <w:left w:val="nil"/>
-                <w:bottom w:val="nil"/>
-                <w:right w:val="nil"/>
-                <w:between w:val="nil"/>
-              </w:pBdr>
-              <w:spacing w:before="132"/>
-              <w:ind w:left="13" w:right="3"/>
-              <w:jc w:val="center"/>
-              <w:rPr>
-                <w:color w:val="000000"/>
-              </w:rPr>
-            </w:pPr>
-            <w:r>
-              <w:rPr>
-                <w:color w:val="000000"/>
-              </w:rPr>
-              <w:t>10</w:t>
-            </w:r>
-          </w:p>
-        </w:tc>
-        <w:tc>
-          <w:tcPr>
-            <w:tcW w:w="2038" w:type="dxa"/>
-          </w:tcPr>
-          <w:p>
-            <w:pPr>
-              <w:pBdr>
-                <w:top w:val="nil"/>
-                <w:left w:val="nil"/>
-                <w:bottom w:val="nil"/>
-                <w:right w:val="nil"/>
-                <w:between w:val="nil"/>
-              </w:pBdr>
-              <w:spacing w:before="132"/>
-              <w:ind w:left="15"/>
-              <w:jc w:val="center"/>
-              <w:rPr>
-                <w:color w:val="000000"/>
-              </w:rPr>
-            </w:pPr>
-            <w:r>
-              <w:rPr>
-                <w:color w:val="000000"/>
-              </w:rPr>
-              <w:t>MENINGKAT</w:t>
-            </w:r>
-          </w:p>
-        </w:tc>
-      </w:tr>
-      <w:tr>
-        <w:trPr>
-          <w:trHeight w:val="518"/>
-        </w:trPr>
-        <w:tc>
-          <w:tcPr>
-            <w:tcW w:w="698" w:type="dxa"/>
-          </w:tcPr>
-          <w:p>
-            <w:pPr>
-              <w:pBdr>
-                <w:top w:val="nil"/>
-                <w:left w:val="nil"/>
-                <w:bottom w:val="nil"/>
-                <w:right w:val="nil"/>
-                <w:between w:val="nil"/>
-              </w:pBdr>
-              <w:spacing w:before="134"/>
-              <w:ind w:left="7" w:right="2"/>
-              <w:jc w:val="center"/>
-              <w:rPr>
-                <w:color w:val="000000"/>
-              </w:rPr>
-            </w:pPr>
-            <w:r>
-              <w:rPr>
-                <w:color w:val="000000"/>
-              </w:rPr>
-              <w:t>4</w:t>
-            </w:r>
-          </w:p>
-        </w:tc>
-        <w:tc>
-          <w:tcPr>
-            <w:tcW w:w="3151" w:type="dxa"/>
-          </w:tcPr>
-          <w:p>
-            <w:pPr>
-              <w:pBdr>
-                <w:top w:val="nil"/>
-                <w:left w:val="nil"/>
-                <w:bottom w:val="nil"/>
-                <w:right w:val="nil"/>
-                <w:between w:val="nil"/>
-              </w:pBdr>
-              <w:spacing w:line="252" w:lineRule="auto"/>
-              <w:ind w:left="909" w:hanging="684"/>
-              <w:rPr>
-                <w:color w:val="000000"/>
-              </w:rPr>
-            </w:pPr>
-            <w:r>
-              <w:rPr>
-                <w:color w:val="000000"/>
-              </w:rPr>
-              <w:t>CHE FAZHANA BINTI CHE MOHAMMED</w:t>
-            </w:r>
-          </w:p>
-        </w:tc>
-        <w:tc>
-          <w:tcPr>
-            <w:tcW w:w="1740" w:type="dxa"/>
-          </w:tcPr>
-          <w:p>
-            <w:pPr>
-              <w:pBdr>
-                <w:top w:val="nil"/>
-                <w:left w:val="nil"/>
-                <w:bottom w:val="nil"/>
-                <w:right w:val="nil"/>
-                <w:between w:val="nil"/>
-              </w:pBdr>
-              <w:spacing w:before="134"/>
-              <w:ind w:left="13" w:right="4"/>
-              <w:jc w:val="center"/>
-              <w:rPr>
-                <w:color w:val="000000"/>
-              </w:rPr>
-            </w:pPr>
-            <w:r>
-              <w:rPr>
-                <w:color w:val="000000"/>
-              </w:rPr>
-              <w:t>18</w:t>
-            </w:r>
-          </w:p>
-        </w:tc>
-        <w:tc>
-          <w:tcPr>
-            <w:tcW w:w="1740" w:type="dxa"/>
-          </w:tcPr>
-          <w:p>
-            <w:pPr>
-              <w:pBdr>
-                <w:top w:val="nil"/>
-                <w:left w:val="nil"/>
-                <w:bottom w:val="nil"/>
-                <w:right w:val="nil"/>
-                <w:between w:val="nil"/>
-              </w:pBdr>
-              <w:spacing w:before="134"/>
-              <w:ind w:left="13" w:right="3"/>
-              <w:jc w:val="center"/>
-              <w:rPr>
-                <w:color w:val="000000"/>
-              </w:rPr>
-            </w:pPr>
-            <w:r>
-              <w:rPr>
-                <w:color w:val="000000"/>
-              </w:rPr>
-              <w:t>20</w:t>
-            </w:r>
-          </w:p>
-        </w:tc>
-        <w:tc>
-          <w:tcPr>
-            <w:tcW w:w="2038" w:type="dxa"/>
-          </w:tcPr>
-          <w:p>
-            <w:pPr>
-              <w:pBdr>
-                <w:top w:val="nil"/>
-                <w:left w:val="nil"/>
-                <w:bottom w:val="nil"/>
-                <w:right w:val="nil"/>
-                <w:between w:val="nil"/>
-              </w:pBdr>
-              <w:spacing w:before="134"/>
-              <w:ind w:left="15"/>
-              <w:jc w:val="center"/>
-              <w:rPr>
-                <w:color w:val="000000"/>
-              </w:rPr>
-            </w:pPr>
-            <w:r>
-              <w:rPr>
-                <w:color w:val="000000"/>
-              </w:rPr>
-              <w:t>MENINGKAT</w:t>
-            </w:r>
-          </w:p>
-        </w:tc>
-      </w:tr>
-      <w:tr>
-        <w:trPr>
-          <w:trHeight w:val="518"/>
-        </w:trPr>
-        <w:tc>
-          <w:tcPr>
-            <w:tcW w:w="698" w:type="dxa"/>
-          </w:tcPr>
-          <w:p>
-            <w:pPr>
-              <w:pBdr>
-                <w:top w:val="nil"/>
-                <w:left w:val="nil"/>
-                <w:bottom w:val="nil"/>
-                <w:right w:val="nil"/>
-                <w:between w:val="nil"/>
-              </w:pBdr>
-              <w:spacing w:before="132"/>
-              <w:ind w:left="7" w:right="2"/>
-              <w:jc w:val="center"/>
-              <w:rPr>
-                <w:color w:val="000000"/>
-              </w:rPr>
-            </w:pPr>
-            <w:r>
-              <w:rPr>
-                <w:color w:val="000000"/>
-              </w:rPr>
-              <w:t>5</w:t>
-            </w:r>
-          </w:p>
-        </w:tc>
-        <w:tc>
-          <w:tcPr>
-            <w:tcW w:w="3151" w:type="dxa"/>
-          </w:tcPr>
-          <w:p>
-            <w:pPr>
-              <w:pBdr>
-                <w:top w:val="nil"/>
-                <w:left w:val="nil"/>
-                <w:bottom w:val="nil"/>
-                <w:right w:val="nil"/>
-                <w:between w:val="nil"/>
-              </w:pBdr>
-              <w:ind w:left="1147" w:hanging="747"/>
-              <w:rPr>
-                <w:color w:val="000000"/>
-              </w:rPr>
-            </w:pPr>
-            <w:r>
-              <w:rPr>
-                <w:color w:val="000000"/>
-              </w:rPr>
-              <w:t>HARTINI BT MDZAIN@ HASHIM</w:t>
-            </w:r>
-          </w:p>
-        </w:tc>
-        <w:tc>
-          <w:tcPr>
-            <w:tcW w:w="1740" w:type="dxa"/>
-          </w:tcPr>
-          <w:p>
-            <w:pPr>
-              <w:pBdr>
-                <w:top w:val="nil"/>
-                <w:left w:val="nil"/>
-                <w:bottom w:val="nil"/>
-                <w:right w:val="nil"/>
-                <w:between w:val="nil"/>
-              </w:pBdr>
-              <w:spacing w:before="132"/>
-              <w:ind w:left="13" w:right="4"/>
-              <w:jc w:val="center"/>
-              <w:rPr>
-                <w:color w:val="000000"/>
-              </w:rPr>
-            </w:pPr>
-            <w:r>
-              <w:rPr>
-                <w:color w:val="000000"/>
-              </w:rPr>
-              <w:t>16</w:t>
-            </w:r>
-          </w:p>
-        </w:tc>
-        <w:tc>
-          <w:tcPr>
-            <w:tcW w:w="1740" w:type="dxa"/>
-          </w:tcPr>
-          <w:p>
-            <w:pPr>
-              <w:pBdr>
-                <w:top w:val="nil"/>
-                <w:left w:val="nil"/>
-                <w:bottom w:val="nil"/>
-                <w:right w:val="nil"/>
-                <w:between w:val="nil"/>
-              </w:pBdr>
-              <w:spacing w:before="132"/>
-              <w:ind w:left="13" w:right="3"/>
-              <w:jc w:val="center"/>
-              <w:rPr>
-                <w:color w:val="000000"/>
-              </w:rPr>
-            </w:pPr>
-            <w:r>
-              <w:rPr>
-                <w:color w:val="000000"/>
-              </w:rPr>
-              <w:t>17</w:t>
-            </w:r>
-          </w:p>
-        </w:tc>
-        <w:tc>
-          <w:tcPr>
-            <w:tcW w:w="2038" w:type="dxa"/>
-          </w:tcPr>
-          <w:p>
-            <w:pPr>
-              <w:pBdr>
-                <w:top w:val="nil"/>
-                <w:left w:val="nil"/>
-                <w:bottom w:val="nil"/>
-                <w:right w:val="nil"/>
-                <w:between w:val="nil"/>
-              </w:pBdr>
-              <w:spacing w:before="132"/>
-              <w:ind w:left="15"/>
-              <w:jc w:val="center"/>
-              <w:rPr>
-                <w:color w:val="000000"/>
-              </w:rPr>
-            </w:pPr>
-            <w:r>
-              <w:rPr>
-                <w:color w:val="000000"/>
-              </w:rPr>
-              <w:t>MENINGKAT</w:t>
-            </w:r>
-          </w:p>
-        </w:tc>
-      </w:tr>
-      <w:tr>
-        <w:trPr>
-          <w:trHeight w:val="515"/>
-        </w:trPr>
-        <w:tc>
-          <w:tcPr>
-            <w:tcW w:w="698" w:type="dxa"/>
-          </w:tcPr>
-          <w:p>
-            <w:pPr>
-              <w:pBdr>
-                <w:top w:val="nil"/>
-                <w:left w:val="nil"/>
-                <w:bottom w:val="nil"/>
-                <w:right w:val="nil"/>
-                <w:between w:val="nil"/>
-              </w:pBdr>
-              <w:spacing w:before="131"/>
-              <w:ind w:left="7" w:right="2"/>
-              <w:jc w:val="center"/>
-              <w:rPr>
-                <w:color w:val="000000"/>
-              </w:rPr>
-            </w:pPr>
-            <w:r>
-              <w:rPr>
-                <w:color w:val="000000"/>
-              </w:rPr>
-              <w:t>6</w:t>
-            </w:r>
-          </w:p>
-        </w:tc>
-        <w:tc>
-          <w:tcPr>
-            <w:tcW w:w="3151" w:type="dxa"/>
-          </w:tcPr>
-          <w:p>
-            <w:pPr>
-              <w:pBdr>
-                <w:top w:val="nil"/>
-                <w:left w:val="nil"/>
-                <w:bottom w:val="nil"/>
-                <w:right w:val="nil"/>
-                <w:between w:val="nil"/>
-              </w:pBdr>
-              <w:spacing w:before="131"/>
-              <w:ind w:left="13" w:right="1"/>
-              <w:jc w:val="center"/>
-              <w:rPr>
-                <w:color w:val="000000"/>
-              </w:rPr>
-            </w:pPr>
-            <w:r>
-              <w:rPr>
-                <w:color w:val="000000"/>
-              </w:rPr>
-              <w:t>HASLINDA BINTI ISMAIL</w:t>
-            </w:r>
-          </w:p>
-        </w:tc>
-        <w:tc>
-          <w:tcPr>
-            <w:tcW w:w="1740" w:type="dxa"/>
-          </w:tcPr>
-          <w:p>
-            <w:pPr>
-              <w:pBdr>
-                <w:top w:val="nil"/>
-                <w:left w:val="nil"/>
-                <w:bottom w:val="nil"/>
-                <w:right w:val="nil"/>
-                <w:between w:val="nil"/>
-              </w:pBdr>
-              <w:spacing w:before="131"/>
-              <w:ind w:left="13" w:right="4"/>
-              <w:jc w:val="center"/>
-              <w:rPr>
-                <w:color w:val="000000"/>
-              </w:rPr>
-            </w:pPr>
-            <w:r>
-              <w:rPr>
-                <w:color w:val="000000"/>
-              </w:rPr>
-              <w:t>16</w:t>
-            </w:r>
-          </w:p>
-        </w:tc>
-        <w:tc>
-          <w:tcPr>
-            <w:tcW w:w="1740" w:type="dxa"/>
-          </w:tcPr>
-          <w:p>
-            <w:pPr>
-              <w:pBdr>
-                <w:top w:val="nil"/>
-                <w:left w:val="nil"/>
-                <w:bottom w:val="nil"/>
-                <w:right w:val="nil"/>
-                <w:between w:val="nil"/>
-              </w:pBdr>
-              <w:spacing w:before="131"/>
-              <w:ind w:left="13" w:right="3"/>
-              <w:jc w:val="center"/>
-              <w:rPr>
-                <w:color w:val="000000"/>
-              </w:rPr>
-            </w:pPr>
-            <w:r>
-              <w:rPr>
-                <w:color w:val="000000"/>
-              </w:rPr>
-              <w:t>19</w:t>
-            </w:r>
-          </w:p>
-        </w:tc>
-        <w:tc>
-          <w:tcPr>
-            <w:tcW w:w="2038" w:type="dxa"/>
-          </w:tcPr>
-          <w:p>
-            <w:pPr>
-              <w:pBdr>
-                <w:top w:val="nil"/>
-                <w:left w:val="nil"/>
-                <w:bottom w:val="nil"/>
-                <w:right w:val="nil"/>
-                <w:between w:val="nil"/>
-              </w:pBdr>
-              <w:spacing w:before="131"/>
-              <w:ind w:left="15"/>
-              <w:jc w:val="center"/>
-              <w:rPr>
-                <w:color w:val="000000"/>
-              </w:rPr>
-            </w:pPr>
-            <w:r>
-              <w:rPr>
-                <w:color w:val="000000"/>
-              </w:rPr>
-              <w:t>MENINGKAT</w:t>
-            </w:r>
-          </w:p>
-        </w:tc>
-      </w:tr>
-    </w:tbl>
-    <w:p>
-      <w:pPr>
-        <w:pBdr>
-          <w:top w:val="nil"/>
-          <w:left w:val="nil"/>
-          <w:bottom w:val="nil"/>
-          <w:right w:val="nil"/>
-          <w:between w:val="nil"/>
-        </w:pBdr>
-        <w:jc w:val="center"/>
-        <w:rPr>
-          <w:color w:val="000000"/>
-        </w:rPr>
-        <w:sectPr>
-          <w:pgSz w:w="12240" w:h="15840"/>
-          <w:pgMar w:top="1340" w:right="360" w:bottom="960" w:left="360" w:header="353" w:footer="763" w:gutter="0"/>
-          <w:cols w:space="720"/>
-        </w:sectPr>
-      </w:pPr>
-    </w:p>
-    <w:p>
-      <w:pPr>
-        <w:pBdr>
-          <w:top w:val="nil"/>
-          <w:left w:val="nil"/>
-          <w:bottom w:val="nil"/>
-          <w:right w:val="nil"/>
-          <w:between w:val="nil"/>
-        </w:pBdr>
-        <w:spacing w:before="2"/>
-        <w:rPr>
-          <w:color w:val="000000"/>
-          <w:sz w:val="7"/>
-          <w:szCs w:val="7"/>
-        </w:rPr>
-      </w:pPr>
-    </w:p>
-    <w:tbl>
-      <w:tblPr>
-        <w:tblStyle w:val="af5"/>
-        <w:tblW w:w="9367" w:type="dxa"/>
-        <w:tblInd w:w="1090" w:type="dxa"/>
-        <w:tblBorders>
-          <w:top w:val="single" w:sz="4" w:space="0" w:color="000000"/>
-          <w:left w:val="single" w:sz="4" w:space="0" w:color="000000"/>
-          <w:bottom w:val="single" w:sz="4" w:space="0" w:color="000000"/>
-          <w:right w:val="single" w:sz="4" w:space="0" w:color="000000"/>
-          <w:insideH w:val="single" w:sz="4" w:space="0" w:color="000000"/>
-          <w:insideV w:val="single" w:sz="4" w:space="0" w:color="000000"/>
-        </w:tblBorders>
-        <w:tblLayout w:type="fixed"/>
-        <w:tblLook w:val="0000" w:firstRow="0" w:lastRow="0" w:firstColumn="0" w:lastColumn="0" w:noHBand="0" w:noVBand="0"/>
-      </w:tblPr>
-      <w:tblGrid>
-        <w:gridCol w:w="698"/>
-        <w:gridCol w:w="3151"/>
-        <w:gridCol w:w="1740"/>
-        <w:gridCol w:w="1740"/>
-        <w:gridCol w:w="2038"/>
-      </w:tblGrid>
-      <w:tr>
-        <w:trPr>
-          <w:trHeight w:val="518"/>
-        </w:trPr>
-        <w:tc>
-          <w:tcPr>
-            <w:tcW w:w="698" w:type="dxa"/>
-          </w:tcPr>
-          <w:p>
-            <w:pPr>
-              <w:pBdr>
-                <w:top w:val="nil"/>
-                <w:left w:val="nil"/>
-                <w:bottom w:val="nil"/>
-                <w:right w:val="nil"/>
-                <w:between w:val="nil"/>
-              </w:pBdr>
-              <w:spacing w:before="132"/>
-              <w:ind w:left="7" w:right="2"/>
-              <w:jc w:val="center"/>
-              <w:rPr>
-                <w:color w:val="000000"/>
-              </w:rPr>
-            </w:pPr>
-            <w:r>
-              <w:rPr>
-                <w:color w:val="000000"/>
-              </w:rPr>
-              <w:t>7</w:t>
-            </w:r>
-          </w:p>
-        </w:tc>
-        <w:tc>
-          <w:tcPr>
-            <w:tcW w:w="3151" w:type="dxa"/>
-          </w:tcPr>
-          <w:p>
-            <w:pPr>
-              <w:pBdr>
-                <w:top w:val="nil"/>
-                <w:left w:val="nil"/>
-                <w:bottom w:val="nil"/>
-                <w:right w:val="nil"/>
-                <w:between w:val="nil"/>
-              </w:pBdr>
-              <w:spacing w:before="132"/>
-              <w:ind w:left="13" w:right="3"/>
-              <w:jc w:val="center"/>
-              <w:rPr>
-                <w:color w:val="000000"/>
-              </w:rPr>
-            </w:pPr>
-            <w:r>
-              <w:rPr>
-                <w:color w:val="000000"/>
-              </w:rPr>
-              <w:t>HASRYZAL BIN HAMRI</w:t>
-            </w:r>
-          </w:p>
-        </w:tc>
-        <w:tc>
-          <w:tcPr>
-            <w:tcW w:w="1740" w:type="dxa"/>
-          </w:tcPr>
-          <w:p>
-            <w:pPr>
-              <w:pBdr>
-                <w:top w:val="nil"/>
-                <w:left w:val="nil"/>
-                <w:bottom w:val="nil"/>
-                <w:right w:val="nil"/>
-                <w:between w:val="nil"/>
-              </w:pBdr>
-              <w:spacing w:before="132"/>
-              <w:ind w:left="13" w:right="4"/>
-              <w:jc w:val="center"/>
-              <w:rPr>
-                <w:color w:val="000000"/>
-              </w:rPr>
-            </w:pPr>
-            <w:r>
-              <w:rPr>
-                <w:color w:val="000000"/>
-              </w:rPr>
-              <w:t>20</w:t>
-            </w:r>
-          </w:p>
-        </w:tc>
-        <w:tc>
-          <w:tcPr>
-            <w:tcW w:w="1740" w:type="dxa"/>
-          </w:tcPr>
-          <w:p>
-            <w:pPr>
-              <w:pBdr>
-                <w:top w:val="nil"/>
-                <w:left w:val="nil"/>
-                <w:bottom w:val="nil"/>
-                <w:right w:val="nil"/>
-                <w:between w:val="nil"/>
-              </w:pBdr>
-              <w:spacing w:before="132"/>
-              <w:ind w:left="13" w:right="3"/>
-              <w:jc w:val="center"/>
-              <w:rPr>
-                <w:color w:val="000000"/>
-              </w:rPr>
-            </w:pPr>
-            <w:r>
-              <w:rPr>
-                <w:color w:val="000000"/>
-              </w:rPr>
-              <w:t>20</w:t>
-            </w:r>
-          </w:p>
-        </w:tc>
-        <w:tc>
-          <w:tcPr>
-            <w:tcW w:w="2038" w:type="dxa"/>
-          </w:tcPr>
-          <w:p>
-            <w:pPr>
-              <w:pBdr>
-                <w:top w:val="nil"/>
-                <w:left w:val="nil"/>
-                <w:bottom w:val="nil"/>
-                <w:right w:val="nil"/>
-                <w:between w:val="nil"/>
-              </w:pBdr>
-              <w:ind w:left="232" w:firstLine="463"/>
-              <w:rPr>
-                <w:color w:val="000000"/>
-              </w:rPr>
-            </w:pPr>
-            <w:r>
-              <w:rPr>
-                <w:color w:val="000000"/>
-              </w:rPr>
-              <w:t>TIADA PENINGKATAN</w:t>
-            </w:r>
-          </w:p>
-        </w:tc>
-      </w:tr>
-      <w:tr>
-        <w:trPr>
-          <w:trHeight w:val="515"/>
-        </w:trPr>
-        <w:tc>
-          <w:tcPr>
-            <w:tcW w:w="698" w:type="dxa"/>
-          </w:tcPr>
-          <w:p>
-            <w:pPr>
-              <w:pBdr>
-                <w:top w:val="nil"/>
-                <w:left w:val="nil"/>
-                <w:bottom w:val="nil"/>
-                <w:right w:val="nil"/>
-                <w:between w:val="nil"/>
-              </w:pBdr>
-              <w:spacing w:before="132"/>
-              <w:ind w:left="7" w:right="2"/>
-              <w:jc w:val="center"/>
-              <w:rPr>
-                <w:color w:val="000000"/>
-              </w:rPr>
-            </w:pPr>
-            <w:r>
-              <w:rPr>
-                <w:color w:val="000000"/>
-              </w:rPr>
-              <w:t>8</w:t>
-            </w:r>
-          </w:p>
-        </w:tc>
-        <w:tc>
-          <w:tcPr>
-            <w:tcW w:w="3151" w:type="dxa"/>
-          </w:tcPr>
-          <w:p>
-            <w:pPr>
-              <w:pBdr>
-                <w:top w:val="nil"/>
-                <w:left w:val="nil"/>
-                <w:bottom w:val="nil"/>
-                <w:right w:val="nil"/>
-                <w:between w:val="nil"/>
-              </w:pBdr>
-              <w:spacing w:line="252" w:lineRule="auto"/>
-              <w:ind w:left="1221" w:right="431" w:hanging="778"/>
-              <w:rPr>
-                <w:color w:val="000000"/>
-              </w:rPr>
-            </w:pPr>
-            <w:r>
-              <w:rPr>
-                <w:color w:val="000000"/>
-              </w:rPr>
-              <w:t>HUBAIYAH BINTI ABD HAMID</w:t>
-            </w:r>
-          </w:p>
-        </w:tc>
-        <w:tc>
-          <w:tcPr>
-            <w:tcW w:w="1740" w:type="dxa"/>
-          </w:tcPr>
-          <w:p>
-            <w:pPr>
-              <w:pBdr>
-                <w:top w:val="nil"/>
-                <w:left w:val="nil"/>
-                <w:bottom w:val="nil"/>
-                <w:right w:val="nil"/>
-                <w:between w:val="nil"/>
-              </w:pBdr>
-              <w:spacing w:before="132"/>
-              <w:ind w:left="13" w:right="4"/>
-              <w:jc w:val="center"/>
-              <w:rPr>
-                <w:color w:val="000000"/>
-              </w:rPr>
-            </w:pPr>
-            <w:r>
-              <w:rPr>
-                <w:color w:val="000000"/>
-              </w:rPr>
-              <w:t>17</w:t>
-            </w:r>
-          </w:p>
-        </w:tc>
-        <w:tc>
-          <w:tcPr>
-            <w:tcW w:w="1740" w:type="dxa"/>
-          </w:tcPr>
-          <w:p>
-            <w:pPr>
-              <w:pBdr>
-                <w:top w:val="nil"/>
-                <w:left w:val="nil"/>
-                <w:bottom w:val="nil"/>
-                <w:right w:val="nil"/>
-                <w:between w:val="nil"/>
-              </w:pBdr>
-              <w:spacing w:before="132"/>
-              <w:ind w:left="13" w:right="3"/>
-              <w:jc w:val="center"/>
-              <w:rPr>
-                <w:color w:val="000000"/>
-              </w:rPr>
-            </w:pPr>
-            <w:r>
-              <w:rPr>
-                <w:color w:val="000000"/>
-              </w:rPr>
-              <w:t>20</w:t>
-            </w:r>
-          </w:p>
-        </w:tc>
-        <w:tc>
-          <w:tcPr>
-            <w:tcW w:w="2038" w:type="dxa"/>
-          </w:tcPr>
-          <w:p>
-            <w:pPr>
-              <w:pBdr>
-                <w:top w:val="nil"/>
-                <w:left w:val="nil"/>
-                <w:bottom w:val="nil"/>
-                <w:right w:val="nil"/>
-                <w:between w:val="nil"/>
-              </w:pBdr>
-              <w:spacing w:before="132"/>
-              <w:ind w:left="15"/>
-              <w:jc w:val="center"/>
-              <w:rPr>
-                <w:color w:val="000000"/>
-              </w:rPr>
-            </w:pPr>
-            <w:r>
-              <w:rPr>
-                <w:color w:val="000000"/>
-              </w:rPr>
-              <w:t>MENINGKAT</w:t>
-            </w:r>
-          </w:p>
-        </w:tc>
-      </w:tr>
-      <w:tr>
-        <w:trPr>
-          <w:trHeight w:val="518"/>
-        </w:trPr>
-        <w:tc>
-          <w:tcPr>
-            <w:tcW w:w="698" w:type="dxa"/>
-          </w:tcPr>
-          <w:p>
-            <w:pPr>
-              <w:pBdr>
-                <w:top w:val="nil"/>
-                <w:left w:val="nil"/>
-                <w:bottom w:val="nil"/>
-                <w:right w:val="nil"/>
-                <w:between w:val="nil"/>
-              </w:pBdr>
-              <w:spacing w:before="132"/>
-              <w:ind w:left="7" w:right="2"/>
-              <w:jc w:val="center"/>
-              <w:rPr>
-                <w:color w:val="000000"/>
-              </w:rPr>
-            </w:pPr>
-            <w:r>
-              <w:rPr>
-                <w:color w:val="000000"/>
-              </w:rPr>
-              <w:t>9</w:t>
-            </w:r>
-          </w:p>
-        </w:tc>
-        <w:tc>
-          <w:tcPr>
-            <w:tcW w:w="3151" w:type="dxa"/>
-          </w:tcPr>
-          <w:p>
-            <w:pPr>
-              <w:pBdr>
-                <w:top w:val="nil"/>
-                <w:left w:val="nil"/>
-                <w:bottom w:val="nil"/>
-                <w:right w:val="nil"/>
-                <w:between w:val="nil"/>
-              </w:pBdr>
-              <w:spacing w:before="132"/>
-              <w:ind w:left="13"/>
-              <w:jc w:val="center"/>
-              <w:rPr>
-                <w:color w:val="000000"/>
-              </w:rPr>
-            </w:pPr>
-            <w:r>
-              <w:rPr>
-                <w:color w:val="000000"/>
-              </w:rPr>
-              <w:t>JAAFAR SALLEH</w:t>
-            </w:r>
-          </w:p>
-        </w:tc>
-        <w:tc>
-          <w:tcPr>
-            <w:tcW w:w="1740" w:type="dxa"/>
-          </w:tcPr>
-          <w:p>
-            <w:pPr>
-              <w:pBdr>
-                <w:top w:val="nil"/>
-                <w:left w:val="nil"/>
-                <w:bottom w:val="nil"/>
-                <w:right w:val="nil"/>
-                <w:between w:val="nil"/>
-              </w:pBdr>
-              <w:spacing w:before="132"/>
-              <w:ind w:left="13" w:right="4"/>
-              <w:jc w:val="center"/>
-              <w:rPr>
-                <w:color w:val="000000"/>
-              </w:rPr>
-            </w:pPr>
-            <w:r>
-              <w:rPr>
-                <w:color w:val="000000"/>
-              </w:rPr>
-              <w:t>19</w:t>
-            </w:r>
-          </w:p>
-        </w:tc>
-        <w:tc>
-          <w:tcPr>
-            <w:tcW w:w="1740" w:type="dxa"/>
-          </w:tcPr>
-          <w:p>
-            <w:pPr>
-              <w:pBdr>
-                <w:top w:val="nil"/>
-                <w:left w:val="nil"/>
-                <w:bottom w:val="nil"/>
-                <w:right w:val="nil"/>
-                <w:between w:val="nil"/>
-              </w:pBdr>
-              <w:spacing w:before="132"/>
-              <w:ind w:left="13" w:right="3"/>
-              <w:jc w:val="center"/>
-              <w:rPr>
-                <w:color w:val="000000"/>
-              </w:rPr>
-            </w:pPr>
-            <w:r>
-              <w:rPr>
-                <w:color w:val="000000"/>
-              </w:rPr>
-              <w:t>19</w:t>
-            </w:r>
-          </w:p>
-        </w:tc>
-        <w:tc>
-          <w:tcPr>
-            <w:tcW w:w="2038" w:type="dxa"/>
-          </w:tcPr>
-          <w:p>
-            <w:pPr>
-              <w:pBdr>
-                <w:top w:val="nil"/>
-                <w:left w:val="nil"/>
-                <w:bottom w:val="nil"/>
-                <w:right w:val="nil"/>
-                <w:between w:val="nil"/>
-              </w:pBdr>
-              <w:spacing w:line="252" w:lineRule="auto"/>
-              <w:ind w:left="232" w:firstLine="463"/>
-              <w:rPr>
-                <w:color w:val="000000"/>
-              </w:rPr>
-            </w:pPr>
-            <w:r>
-              <w:rPr>
-                <w:color w:val="000000"/>
-              </w:rPr>
-              <w:t>TIADA PENINGKATAN</w:t>
-            </w:r>
-          </w:p>
-        </w:tc>
-      </w:tr>
-      <w:tr>
-        <w:trPr>
-          <w:trHeight w:val="515"/>
-        </w:trPr>
-        <w:tc>
-          <w:tcPr>
-            <w:tcW w:w="698" w:type="dxa"/>
-          </w:tcPr>
-          <w:p>
-            <w:pPr>
-              <w:pBdr>
-                <w:top w:val="nil"/>
-                <w:left w:val="nil"/>
-                <w:bottom w:val="nil"/>
-                <w:right w:val="nil"/>
-                <w:between w:val="nil"/>
-              </w:pBdr>
-              <w:spacing w:before="132"/>
-              <w:ind w:left="7"/>
-              <w:jc w:val="center"/>
-              <w:rPr>
-                <w:color w:val="000000"/>
-              </w:rPr>
-            </w:pPr>
-            <w:r>
-              <w:rPr>
-                <w:color w:val="000000"/>
-              </w:rPr>
-              <w:t>10</w:t>
-            </w:r>
-          </w:p>
-        </w:tc>
-        <w:tc>
-          <w:tcPr>
-            <w:tcW w:w="3151" w:type="dxa"/>
-          </w:tcPr>
-          <w:p>
-            <w:pPr>
-              <w:pBdr>
-                <w:top w:val="nil"/>
-                <w:left w:val="nil"/>
-                <w:bottom w:val="nil"/>
-                <w:right w:val="nil"/>
-                <w:between w:val="nil"/>
-              </w:pBdr>
-              <w:ind w:left="1173" w:hanging="924"/>
-              <w:rPr>
-                <w:color w:val="000000"/>
-              </w:rPr>
-            </w:pPr>
-            <w:r>
-              <w:rPr>
-                <w:color w:val="000000"/>
-              </w:rPr>
-              <w:t>MOHD HAIRUL NIZAL BIN JOHARI</w:t>
-            </w:r>
-          </w:p>
-        </w:tc>
-        <w:tc>
-          <w:tcPr>
-            <w:tcW w:w="1740" w:type="dxa"/>
-          </w:tcPr>
-          <w:p>
-            <w:pPr>
-              <w:pBdr>
-                <w:top w:val="nil"/>
-                <w:left w:val="nil"/>
-                <w:bottom w:val="nil"/>
-                <w:right w:val="nil"/>
-                <w:between w:val="nil"/>
-              </w:pBdr>
-              <w:spacing w:before="132"/>
-              <w:ind w:left="13" w:right="4"/>
-              <w:jc w:val="center"/>
-              <w:rPr>
-                <w:color w:val="000000"/>
-              </w:rPr>
-            </w:pPr>
-            <w:r>
-              <w:rPr>
-                <w:color w:val="000000"/>
-              </w:rPr>
-              <w:t>16</w:t>
-            </w:r>
-          </w:p>
-        </w:tc>
-        <w:tc>
-          <w:tcPr>
-            <w:tcW w:w="1740" w:type="dxa"/>
-          </w:tcPr>
-          <w:p>
-            <w:pPr>
-              <w:pBdr>
-                <w:top w:val="nil"/>
-                <w:left w:val="nil"/>
-                <w:bottom w:val="nil"/>
-                <w:right w:val="nil"/>
-                <w:between w:val="nil"/>
-              </w:pBdr>
-              <w:spacing w:before="132"/>
-              <w:ind w:left="13" w:right="3"/>
-              <w:jc w:val="center"/>
-              <w:rPr>
-                <w:color w:val="000000"/>
-              </w:rPr>
-            </w:pPr>
-            <w:r>
-              <w:rPr>
-                <w:color w:val="000000"/>
-              </w:rPr>
-              <w:t>19</w:t>
-            </w:r>
-          </w:p>
-        </w:tc>
-        <w:tc>
-          <w:tcPr>
-            <w:tcW w:w="2038" w:type="dxa"/>
-          </w:tcPr>
-          <w:p>
-            <w:pPr>
-              <w:pBdr>
-                <w:top w:val="nil"/>
-                <w:left w:val="nil"/>
-                <w:bottom w:val="nil"/>
-                <w:right w:val="nil"/>
-                <w:between w:val="nil"/>
-              </w:pBdr>
-              <w:spacing w:before="132"/>
-              <w:ind w:left="15"/>
-              <w:jc w:val="center"/>
-              <w:rPr>
-                <w:color w:val="000000"/>
-              </w:rPr>
-            </w:pPr>
-            <w:r>
-              <w:rPr>
-                <w:color w:val="000000"/>
-              </w:rPr>
-              <w:t>MENINGKAT</w:t>
-            </w:r>
-          </w:p>
-        </w:tc>
-      </w:tr>
-      <w:tr>
-        <w:trPr>
-          <w:trHeight w:val="517"/>
-        </w:trPr>
-        <w:tc>
-          <w:tcPr>
-            <w:tcW w:w="698" w:type="dxa"/>
-          </w:tcPr>
-          <w:p>
-            <w:pPr>
-              <w:pBdr>
-                <w:top w:val="nil"/>
-                <w:left w:val="nil"/>
-                <w:bottom w:val="nil"/>
-                <w:right w:val="nil"/>
-                <w:between w:val="nil"/>
-              </w:pBdr>
-              <w:spacing w:before="134"/>
-              <w:ind w:left="7"/>
-              <w:jc w:val="center"/>
-              <w:rPr>
-                <w:color w:val="000000"/>
-              </w:rPr>
-            </w:pPr>
-            <w:r>
-              <w:rPr>
-                <w:color w:val="000000"/>
-              </w:rPr>
-              <w:t>11</w:t>
-            </w:r>
-          </w:p>
-        </w:tc>
-        <w:tc>
-          <w:tcPr>
-            <w:tcW w:w="3151" w:type="dxa"/>
-          </w:tcPr>
-          <w:p>
-            <w:pPr>
-              <w:pBdr>
-                <w:top w:val="nil"/>
-                <w:left w:val="nil"/>
-                <w:bottom w:val="nil"/>
-                <w:right w:val="nil"/>
-                <w:between w:val="nil"/>
-              </w:pBdr>
-              <w:spacing w:line="252" w:lineRule="auto"/>
-              <w:ind w:left="1039" w:hanging="447"/>
-              <w:rPr>
-                <w:color w:val="000000"/>
-              </w:rPr>
-            </w:pPr>
-            <w:r>
-              <w:rPr>
-                <w:color w:val="000000"/>
-              </w:rPr>
-              <w:t>MOHD ZAHARI BIN SHAHRAN</w:t>
-            </w:r>
-          </w:p>
-        </w:tc>
-        <w:tc>
-          <w:tcPr>
-            <w:tcW w:w="1740" w:type="dxa"/>
-          </w:tcPr>
-          <w:p>
-            <w:pPr>
-              <w:pBdr>
-                <w:top w:val="nil"/>
-                <w:left w:val="nil"/>
-                <w:bottom w:val="nil"/>
-                <w:right w:val="nil"/>
-                <w:between w:val="nil"/>
-              </w:pBdr>
-              <w:spacing w:before="134"/>
-              <w:ind w:left="13" w:right="4"/>
-              <w:jc w:val="center"/>
-              <w:rPr>
-                <w:color w:val="000000"/>
-              </w:rPr>
-            </w:pPr>
-            <w:r>
-              <w:rPr>
-                <w:color w:val="000000"/>
-              </w:rPr>
-              <w:t>19</w:t>
-            </w:r>
-          </w:p>
-        </w:tc>
-        <w:tc>
-          <w:tcPr>
-            <w:tcW w:w="1740" w:type="dxa"/>
-          </w:tcPr>
-          <w:p>
-            <w:pPr>
-              <w:pBdr>
-                <w:top w:val="nil"/>
-                <w:left w:val="nil"/>
-                <w:bottom w:val="nil"/>
-                <w:right w:val="nil"/>
-                <w:between w:val="nil"/>
-              </w:pBdr>
-              <w:spacing w:before="134"/>
-              <w:ind w:left="13" w:right="3"/>
-              <w:jc w:val="center"/>
-              <w:rPr>
-                <w:color w:val="000000"/>
-              </w:rPr>
-            </w:pPr>
-            <w:r>
-              <w:rPr>
-                <w:color w:val="000000"/>
-              </w:rPr>
-              <w:t>20</w:t>
-            </w:r>
-          </w:p>
-        </w:tc>
-        <w:tc>
-          <w:tcPr>
-            <w:tcW w:w="2038" w:type="dxa"/>
-          </w:tcPr>
-          <w:p>
-            <w:pPr>
-              <w:pBdr>
-                <w:top w:val="nil"/>
-                <w:left w:val="nil"/>
-                <w:bottom w:val="nil"/>
-                <w:right w:val="nil"/>
-                <w:between w:val="nil"/>
-              </w:pBdr>
-              <w:spacing w:before="134"/>
-              <w:ind w:left="15"/>
-              <w:jc w:val="center"/>
-              <w:rPr>
-                <w:color w:val="000000"/>
-              </w:rPr>
-            </w:pPr>
-            <w:r>
-              <w:rPr>
-                <w:color w:val="000000"/>
-              </w:rPr>
-              <w:t>MENINGKAT</w:t>
-            </w:r>
-          </w:p>
-        </w:tc>
-      </w:tr>
-      <w:tr>
-        <w:trPr>
-          <w:trHeight w:val="518"/>
-        </w:trPr>
-        <w:tc>
-          <w:tcPr>
-            <w:tcW w:w="698" w:type="dxa"/>
-          </w:tcPr>
-          <w:p>
-            <w:pPr>
-              <w:pBdr>
-                <w:top w:val="nil"/>
-                <w:left w:val="nil"/>
-                <w:bottom w:val="nil"/>
-                <w:right w:val="nil"/>
-                <w:between w:val="nil"/>
-              </w:pBdr>
-              <w:spacing w:before="132"/>
-              <w:ind w:left="7"/>
-              <w:jc w:val="center"/>
-              <w:rPr>
-                <w:color w:val="000000"/>
-              </w:rPr>
-            </w:pPr>
-            <w:r>
-              <w:rPr>
-                <w:color w:val="000000"/>
-              </w:rPr>
-              <w:t>12</w:t>
-            </w:r>
-          </w:p>
-        </w:tc>
-        <w:tc>
-          <w:tcPr>
-            <w:tcW w:w="3151" w:type="dxa"/>
-          </w:tcPr>
-          <w:p>
-            <w:pPr>
-              <w:pBdr>
-                <w:top w:val="nil"/>
-                <w:left w:val="nil"/>
-                <w:bottom w:val="nil"/>
-                <w:right w:val="nil"/>
-                <w:between w:val="nil"/>
-              </w:pBdr>
-              <w:ind w:left="818" w:hanging="648"/>
-              <w:rPr>
-                <w:color w:val="000000"/>
-              </w:rPr>
-            </w:pPr>
-            <w:r>
-              <w:rPr>
-                <w:color w:val="000000"/>
-              </w:rPr>
-              <w:t>NIK MURNISHAH BINTI NIK HASKHASHAH</w:t>
-            </w:r>
-          </w:p>
-        </w:tc>
-        <w:tc>
-          <w:tcPr>
-            <w:tcW w:w="1740" w:type="dxa"/>
-          </w:tcPr>
-          <w:p>
-            <w:pPr>
-              <w:pBdr>
-                <w:top w:val="nil"/>
-                <w:left w:val="nil"/>
-                <w:bottom w:val="nil"/>
-                <w:right w:val="nil"/>
-                <w:between w:val="nil"/>
-              </w:pBdr>
-              <w:spacing w:before="132"/>
-              <w:ind w:left="13" w:right="4"/>
-              <w:jc w:val="center"/>
-              <w:rPr>
-                <w:color w:val="000000"/>
-              </w:rPr>
-            </w:pPr>
-            <w:r>
-              <w:rPr>
-                <w:color w:val="000000"/>
-              </w:rPr>
-              <w:t>17</w:t>
-            </w:r>
-          </w:p>
-        </w:tc>
-        <w:tc>
-          <w:tcPr>
-            <w:tcW w:w="1740" w:type="dxa"/>
-          </w:tcPr>
-          <w:p>
-            <w:pPr>
-              <w:pBdr>
-                <w:top w:val="nil"/>
-                <w:left w:val="nil"/>
-                <w:bottom w:val="nil"/>
-                <w:right w:val="nil"/>
-                <w:between w:val="nil"/>
-              </w:pBdr>
-              <w:spacing w:before="132"/>
-              <w:ind w:left="13" w:right="3"/>
-              <w:jc w:val="center"/>
-              <w:rPr>
-                <w:color w:val="000000"/>
-              </w:rPr>
-            </w:pPr>
-            <w:r>
-              <w:rPr>
-                <w:color w:val="000000"/>
-              </w:rPr>
-              <w:t>20</w:t>
-            </w:r>
-          </w:p>
-        </w:tc>
-        <w:tc>
-          <w:tcPr>
-            <w:tcW w:w="2038" w:type="dxa"/>
-          </w:tcPr>
-          <w:p>
-            <w:pPr>
-              <w:pBdr>
-                <w:top w:val="nil"/>
-                <w:left w:val="nil"/>
-                <w:bottom w:val="nil"/>
-                <w:right w:val="nil"/>
-                <w:between w:val="nil"/>
-              </w:pBdr>
-              <w:spacing w:before="132"/>
-              <w:ind w:left="15"/>
-              <w:jc w:val="center"/>
-              <w:rPr>
-                <w:color w:val="000000"/>
-              </w:rPr>
-            </w:pPr>
-            <w:r>
-              <w:rPr>
-                <w:color w:val="000000"/>
-              </w:rPr>
-              <w:t>MENINGKAT</w:t>
-            </w:r>
-          </w:p>
-        </w:tc>
-      </w:tr>
-      <w:tr>
-        <w:trPr>
-          <w:trHeight w:val="516"/>
-        </w:trPr>
-        <w:tc>
-          <w:tcPr>
-            <w:tcW w:w="698" w:type="dxa"/>
-          </w:tcPr>
-          <w:p>
-            <w:pPr>
-              <w:pBdr>
-                <w:top w:val="nil"/>
-                <w:left w:val="nil"/>
-                <w:bottom w:val="nil"/>
-                <w:right w:val="nil"/>
-                <w:between w:val="nil"/>
-              </w:pBdr>
-              <w:spacing w:before="132"/>
-              <w:ind w:left="7"/>
-              <w:jc w:val="center"/>
-              <w:rPr>
-                <w:color w:val="000000"/>
-              </w:rPr>
-            </w:pPr>
-            <w:r>
-              <w:rPr>
-                <w:color w:val="000000"/>
-              </w:rPr>
-              <w:t>13</w:t>
-            </w:r>
-          </w:p>
-        </w:tc>
-        <w:tc>
-          <w:tcPr>
-            <w:tcW w:w="3151" w:type="dxa"/>
-          </w:tcPr>
-          <w:p>
-            <w:pPr>
-              <w:pBdr>
-                <w:top w:val="nil"/>
-                <w:left w:val="nil"/>
-                <w:bottom w:val="nil"/>
-                <w:right w:val="nil"/>
-                <w:between w:val="nil"/>
-              </w:pBdr>
-              <w:spacing w:line="252" w:lineRule="auto"/>
-              <w:ind w:left="837" w:right="425" w:hanging="399"/>
-              <w:rPr>
-                <w:color w:val="000000"/>
-              </w:rPr>
-            </w:pPr>
-            <w:r>
-              <w:rPr>
-                <w:color w:val="000000"/>
-              </w:rPr>
-              <w:t>NORELIZAWATI BINTI SHAMSUDDIN</w:t>
-            </w:r>
-          </w:p>
-        </w:tc>
-        <w:tc>
-          <w:tcPr>
-            <w:tcW w:w="1740" w:type="dxa"/>
-          </w:tcPr>
-          <w:p>
-            <w:pPr>
-              <w:pBdr>
-                <w:top w:val="nil"/>
-                <w:left w:val="nil"/>
-                <w:bottom w:val="nil"/>
-                <w:right w:val="nil"/>
-                <w:between w:val="nil"/>
-              </w:pBdr>
-              <w:spacing w:before="132"/>
-              <w:ind w:left="13" w:right="4"/>
-              <w:jc w:val="center"/>
-              <w:rPr>
-                <w:color w:val="000000"/>
-              </w:rPr>
-            </w:pPr>
-            <w:r>
-              <w:rPr>
-                <w:color w:val="000000"/>
-              </w:rPr>
-              <w:t>13</w:t>
-            </w:r>
-          </w:p>
-        </w:tc>
-        <w:tc>
-          <w:tcPr>
-            <w:tcW w:w="1740" w:type="dxa"/>
-          </w:tcPr>
-          <w:p>
-            <w:pPr>
-              <w:pBdr>
-                <w:top w:val="nil"/>
-                <w:left w:val="nil"/>
-                <w:bottom w:val="nil"/>
-                <w:right w:val="nil"/>
-                <w:between w:val="nil"/>
-              </w:pBdr>
-              <w:spacing w:before="132"/>
-              <w:ind w:left="13" w:right="3"/>
-              <w:jc w:val="center"/>
-              <w:rPr>
-                <w:color w:val="000000"/>
-              </w:rPr>
-            </w:pPr>
-            <w:r>
-              <w:rPr>
-                <w:color w:val="000000"/>
-              </w:rPr>
-              <w:t>14</w:t>
-            </w:r>
-          </w:p>
-        </w:tc>
-        <w:tc>
-          <w:tcPr>
-            <w:tcW w:w="2038" w:type="dxa"/>
-          </w:tcPr>
-          <w:p>
-            <w:pPr>
-              <w:pBdr>
-                <w:top w:val="nil"/>
-                <w:left w:val="nil"/>
-                <w:bottom w:val="nil"/>
-                <w:right w:val="nil"/>
-                <w:between w:val="nil"/>
-              </w:pBdr>
-              <w:spacing w:before="132"/>
-              <w:ind w:left="15"/>
-              <w:jc w:val="center"/>
-              <w:rPr>
-                <w:color w:val="000000"/>
-              </w:rPr>
-            </w:pPr>
-            <w:r>
-              <w:rPr>
-                <w:color w:val="000000"/>
-              </w:rPr>
-              <w:t>MENINGKAT</w:t>
-            </w:r>
-          </w:p>
-        </w:tc>
-      </w:tr>
-      <w:tr>
-        <w:trPr>
-          <w:trHeight w:val="517"/>
-        </w:trPr>
-        <w:tc>
-          <w:tcPr>
-            <w:tcW w:w="698" w:type="dxa"/>
-          </w:tcPr>
-          <w:p>
-            <w:pPr>
-              <w:pBdr>
-                <w:top w:val="nil"/>
-                <w:left w:val="nil"/>
-                <w:bottom w:val="nil"/>
-                <w:right w:val="nil"/>
-                <w:between w:val="nil"/>
-              </w:pBdr>
-              <w:spacing w:before="132"/>
-              <w:ind w:left="7"/>
-              <w:jc w:val="center"/>
-              <w:rPr>
-                <w:color w:val="000000"/>
-              </w:rPr>
-            </w:pPr>
-            <w:r>
-              <w:rPr>
-                <w:color w:val="000000"/>
-              </w:rPr>
-              <w:t>14</w:t>
-            </w:r>
-          </w:p>
-        </w:tc>
-        <w:tc>
-          <w:tcPr>
-            <w:tcW w:w="3151" w:type="dxa"/>
-          </w:tcPr>
-          <w:p>
-            <w:pPr>
-              <w:pBdr>
-                <w:top w:val="nil"/>
-                <w:left w:val="nil"/>
-                <w:bottom w:val="nil"/>
-                <w:right w:val="nil"/>
-                <w:between w:val="nil"/>
-              </w:pBdr>
-              <w:spacing w:line="252" w:lineRule="auto"/>
-              <w:ind w:left="976" w:hanging="454"/>
-              <w:rPr>
-                <w:color w:val="000000"/>
-              </w:rPr>
-            </w:pPr>
-            <w:r>
-              <w:rPr>
-                <w:color w:val="000000"/>
-              </w:rPr>
-              <w:t>NORFAZELAH BINTI AWILLUDIN</w:t>
-            </w:r>
-          </w:p>
-        </w:tc>
-        <w:tc>
-          <w:tcPr>
-            <w:tcW w:w="1740" w:type="dxa"/>
-          </w:tcPr>
-          <w:p>
-            <w:pPr>
-              <w:pBdr>
-                <w:top w:val="nil"/>
-                <w:left w:val="nil"/>
-                <w:bottom w:val="nil"/>
-                <w:right w:val="nil"/>
-                <w:between w:val="nil"/>
-              </w:pBdr>
-              <w:spacing w:before="132"/>
-              <w:ind w:left="13" w:right="4"/>
-              <w:jc w:val="center"/>
-              <w:rPr>
-                <w:color w:val="000000"/>
-              </w:rPr>
-            </w:pPr>
-            <w:r>
-              <w:rPr>
-                <w:color w:val="000000"/>
-              </w:rPr>
-              <w:t>18</w:t>
-            </w:r>
-          </w:p>
-        </w:tc>
-        <w:tc>
-          <w:tcPr>
-            <w:tcW w:w="1740" w:type="dxa"/>
-          </w:tcPr>
-          <w:p>
-            <w:pPr>
-              <w:pBdr>
-                <w:top w:val="nil"/>
-                <w:left w:val="nil"/>
-                <w:bottom w:val="nil"/>
-                <w:right w:val="nil"/>
-                <w:between w:val="nil"/>
-              </w:pBdr>
-              <w:spacing w:before="132"/>
-              <w:ind w:left="13" w:right="3"/>
-              <w:jc w:val="center"/>
-              <w:rPr>
-                <w:color w:val="000000"/>
-              </w:rPr>
-            </w:pPr>
-            <w:r>
-              <w:rPr>
-                <w:color w:val="000000"/>
-              </w:rPr>
-              <w:t>19</w:t>
-            </w:r>
-          </w:p>
-        </w:tc>
-        <w:tc>
-          <w:tcPr>
-            <w:tcW w:w="2038" w:type="dxa"/>
-          </w:tcPr>
-          <w:p>
-            <w:pPr>
-              <w:pBdr>
-                <w:top w:val="nil"/>
-                <w:left w:val="nil"/>
-                <w:bottom w:val="nil"/>
-                <w:right w:val="nil"/>
-                <w:between w:val="nil"/>
-              </w:pBdr>
-              <w:spacing w:before="132"/>
-              <w:ind w:left="15"/>
-              <w:jc w:val="center"/>
-              <w:rPr>
-                <w:color w:val="000000"/>
-              </w:rPr>
-            </w:pPr>
-            <w:r>
-              <w:rPr>
-                <w:color w:val="000000"/>
-              </w:rPr>
-              <w:t>MENINGKAT</w:t>
-            </w:r>
-          </w:p>
-        </w:tc>
-      </w:tr>
-      <w:tr>
-        <w:trPr>
-          <w:trHeight w:val="515"/>
-        </w:trPr>
-        <w:tc>
-          <w:tcPr>
-            <w:tcW w:w="698" w:type="dxa"/>
-          </w:tcPr>
-          <w:p>
-            <w:pPr>
-              <w:pBdr>
-                <w:top w:val="nil"/>
-                <w:left w:val="nil"/>
-                <w:bottom w:val="nil"/>
-                <w:right w:val="nil"/>
-                <w:between w:val="nil"/>
-              </w:pBdr>
-              <w:spacing w:before="132"/>
-              <w:ind w:left="7"/>
-              <w:jc w:val="center"/>
-              <w:rPr>
-                <w:color w:val="000000"/>
-              </w:rPr>
-            </w:pPr>
-            <w:r>
-              <w:rPr>
-                <w:color w:val="000000"/>
-              </w:rPr>
-              <w:t>15</w:t>
-            </w:r>
-          </w:p>
-        </w:tc>
-        <w:tc>
-          <w:tcPr>
-            <w:tcW w:w="3151" w:type="dxa"/>
-          </w:tcPr>
-          <w:p>
-            <w:pPr>
-              <w:pBdr>
-                <w:top w:val="nil"/>
-                <w:left w:val="nil"/>
-                <w:bottom w:val="nil"/>
-                <w:right w:val="nil"/>
-                <w:between w:val="nil"/>
-              </w:pBdr>
-              <w:ind w:left="1214" w:hanging="874"/>
-              <w:rPr>
-                <w:color w:val="000000"/>
-              </w:rPr>
-            </w:pPr>
-            <w:r>
-              <w:rPr>
-                <w:color w:val="000000"/>
-              </w:rPr>
-              <w:t>NORHAYATI BINTI MHD SALEH</w:t>
-            </w:r>
-          </w:p>
-        </w:tc>
-        <w:tc>
-          <w:tcPr>
-            <w:tcW w:w="1740" w:type="dxa"/>
-          </w:tcPr>
-          <w:p>
-            <w:pPr>
-              <w:pBdr>
-                <w:top w:val="nil"/>
-                <w:left w:val="nil"/>
-                <w:bottom w:val="nil"/>
-                <w:right w:val="nil"/>
-                <w:between w:val="nil"/>
-              </w:pBdr>
-              <w:spacing w:before="132"/>
-              <w:ind w:left="13" w:right="4"/>
-              <w:jc w:val="center"/>
-              <w:rPr>
-                <w:color w:val="000000"/>
-              </w:rPr>
-            </w:pPr>
-            <w:r>
-              <w:rPr>
-                <w:color w:val="000000"/>
-              </w:rPr>
-              <w:t>17</w:t>
-            </w:r>
-          </w:p>
-        </w:tc>
-        <w:tc>
-          <w:tcPr>
-            <w:tcW w:w="1740" w:type="dxa"/>
-          </w:tcPr>
-          <w:p>
-            <w:pPr>
-              <w:pBdr>
-                <w:top w:val="nil"/>
-                <w:left w:val="nil"/>
-                <w:bottom w:val="nil"/>
-                <w:right w:val="nil"/>
-                <w:between w:val="nil"/>
-              </w:pBdr>
-              <w:spacing w:before="132"/>
-              <w:ind w:left="13" w:right="3"/>
-              <w:jc w:val="center"/>
-              <w:rPr>
-                <w:color w:val="000000"/>
-              </w:rPr>
-            </w:pPr>
-            <w:r>
-              <w:rPr>
-                <w:color w:val="000000"/>
-              </w:rPr>
-              <w:t>20</w:t>
-            </w:r>
-          </w:p>
-        </w:tc>
-        <w:tc>
-          <w:tcPr>
-            <w:tcW w:w="2038" w:type="dxa"/>
-          </w:tcPr>
-          <w:p>
-            <w:pPr>
-              <w:pBdr>
-                <w:top w:val="nil"/>
-                <w:left w:val="nil"/>
-                <w:bottom w:val="nil"/>
-                <w:right w:val="nil"/>
-                <w:between w:val="nil"/>
-              </w:pBdr>
-              <w:spacing w:before="132"/>
-              <w:ind w:left="15"/>
-              <w:jc w:val="center"/>
-              <w:rPr>
-                <w:color w:val="000000"/>
-              </w:rPr>
-            </w:pPr>
-            <w:r>
-              <w:rPr>
-                <w:color w:val="000000"/>
-              </w:rPr>
-              <w:t>MENINGKAT</w:t>
-            </w:r>
-          </w:p>
-        </w:tc>
-      </w:tr>
-      <w:tr>
-        <w:trPr>
-          <w:trHeight w:val="518"/>
-        </w:trPr>
-        <w:tc>
-          <w:tcPr>
-            <w:tcW w:w="698" w:type="dxa"/>
-          </w:tcPr>
-          <w:p>
-            <w:pPr>
-              <w:pBdr>
-                <w:top w:val="nil"/>
-                <w:left w:val="nil"/>
-                <w:bottom w:val="nil"/>
-                <w:right w:val="nil"/>
-                <w:between w:val="nil"/>
-              </w:pBdr>
-              <w:spacing w:before="132"/>
-              <w:ind w:left="7"/>
-              <w:jc w:val="center"/>
-              <w:rPr>
-                <w:color w:val="000000"/>
-              </w:rPr>
-            </w:pPr>
-            <w:r>
-              <w:rPr>
-                <w:color w:val="000000"/>
-              </w:rPr>
-              <w:t>16</w:t>
-            </w:r>
-          </w:p>
-        </w:tc>
-        <w:tc>
-          <w:tcPr>
-            <w:tcW w:w="3151" w:type="dxa"/>
-          </w:tcPr>
-          <w:p>
-            <w:pPr>
-              <w:pBdr>
-                <w:top w:val="nil"/>
-                <w:left w:val="nil"/>
-                <w:bottom w:val="nil"/>
-                <w:right w:val="nil"/>
-                <w:between w:val="nil"/>
-              </w:pBdr>
-              <w:spacing w:line="252" w:lineRule="auto"/>
-              <w:ind w:left="996" w:hanging="617"/>
-              <w:rPr>
-                <w:color w:val="000000"/>
-              </w:rPr>
-            </w:pPr>
-            <w:r>
-              <w:rPr>
-                <w:color w:val="000000"/>
-              </w:rPr>
-              <w:t>NURHAYATI YEE BINTI ABDULLAH</w:t>
-            </w:r>
-          </w:p>
-        </w:tc>
-        <w:tc>
-          <w:tcPr>
-            <w:tcW w:w="1740" w:type="dxa"/>
-          </w:tcPr>
-          <w:p>
-            <w:pPr>
-              <w:pBdr>
-                <w:top w:val="nil"/>
-                <w:left w:val="nil"/>
-                <w:bottom w:val="nil"/>
-                <w:right w:val="nil"/>
-                <w:between w:val="nil"/>
-              </w:pBdr>
-              <w:spacing w:before="132"/>
-              <w:ind w:left="13" w:right="4"/>
-              <w:jc w:val="center"/>
-              <w:rPr>
-                <w:color w:val="000000"/>
-              </w:rPr>
-            </w:pPr>
-            <w:r>
-              <w:rPr>
-                <w:color w:val="000000"/>
-              </w:rPr>
-              <w:t>16</w:t>
-            </w:r>
-          </w:p>
-        </w:tc>
-        <w:tc>
-          <w:tcPr>
-            <w:tcW w:w="1740" w:type="dxa"/>
-          </w:tcPr>
-          <w:p>
-            <w:pPr>
-              <w:pBdr>
-                <w:top w:val="nil"/>
-                <w:left w:val="nil"/>
-                <w:bottom w:val="nil"/>
-                <w:right w:val="nil"/>
-                <w:between w:val="nil"/>
-              </w:pBdr>
-              <w:spacing w:before="132"/>
-              <w:ind w:left="13" w:right="3"/>
-              <w:jc w:val="center"/>
-              <w:rPr>
-                <w:color w:val="000000"/>
-              </w:rPr>
-            </w:pPr>
-            <w:r>
-              <w:rPr>
-                <w:color w:val="000000"/>
-              </w:rPr>
-              <w:t>18</w:t>
-            </w:r>
-          </w:p>
-        </w:tc>
-        <w:tc>
-          <w:tcPr>
-            <w:tcW w:w="2038" w:type="dxa"/>
-          </w:tcPr>
-          <w:p>
-            <w:pPr>
-              <w:pBdr>
-                <w:top w:val="nil"/>
-                <w:left w:val="nil"/>
-                <w:bottom w:val="nil"/>
-                <w:right w:val="nil"/>
-                <w:between w:val="nil"/>
-              </w:pBdr>
-              <w:spacing w:before="132"/>
-              <w:ind w:left="15"/>
-              <w:jc w:val="center"/>
-              <w:rPr>
-                <w:color w:val="000000"/>
-              </w:rPr>
-            </w:pPr>
-            <w:r>
-              <w:rPr>
-                <w:color w:val="000000"/>
-              </w:rPr>
-              <w:t>MENINGKAT</w:t>
-            </w:r>
-          </w:p>
-        </w:tc>
-      </w:tr>
-      <w:tr>
-        <w:trPr>
-          <w:trHeight w:val="515"/>
-        </w:trPr>
-        <w:tc>
-          <w:tcPr>
-            <w:tcW w:w="698" w:type="dxa"/>
-          </w:tcPr>
-          <w:p>
-            <w:pPr>
-              <w:pBdr>
-                <w:top w:val="nil"/>
-                <w:left w:val="nil"/>
-                <w:bottom w:val="nil"/>
-                <w:right w:val="nil"/>
-                <w:between w:val="nil"/>
-              </w:pBdr>
-              <w:spacing w:before="132"/>
-              <w:ind w:left="7"/>
-              <w:jc w:val="center"/>
-              <w:rPr>
-                <w:color w:val="000000"/>
-              </w:rPr>
-            </w:pPr>
-            <w:r>
-              <w:rPr>
-                <w:color w:val="000000"/>
-              </w:rPr>
-              <w:t>17</w:t>
-            </w:r>
-          </w:p>
-        </w:tc>
-        <w:tc>
-          <w:tcPr>
-            <w:tcW w:w="3151" w:type="dxa"/>
-          </w:tcPr>
-          <w:p>
-            <w:pPr>
-              <w:pBdr>
-                <w:top w:val="nil"/>
-                <w:left w:val="nil"/>
-                <w:bottom w:val="nil"/>
-                <w:right w:val="nil"/>
-                <w:between w:val="nil"/>
-              </w:pBdr>
-              <w:ind w:left="794" w:hanging="387"/>
-              <w:rPr>
-                <w:color w:val="000000"/>
-              </w:rPr>
-            </w:pPr>
-            <w:r>
-              <w:rPr>
-                <w:color w:val="000000"/>
-              </w:rPr>
-              <w:t>NURUL AZREN HANIM BINTI GHAZALI</w:t>
-            </w:r>
-          </w:p>
-        </w:tc>
-        <w:tc>
-          <w:tcPr>
-            <w:tcW w:w="1740" w:type="dxa"/>
-          </w:tcPr>
-          <w:p>
-            <w:pPr>
-              <w:pBdr>
-                <w:top w:val="nil"/>
-                <w:left w:val="nil"/>
-                <w:bottom w:val="nil"/>
-                <w:right w:val="nil"/>
-                <w:between w:val="nil"/>
-              </w:pBdr>
-              <w:spacing w:before="132"/>
-              <w:ind w:left="13" w:right="4"/>
-              <w:jc w:val="center"/>
-              <w:rPr>
-                <w:color w:val="000000"/>
-              </w:rPr>
-            </w:pPr>
-            <w:r>
-              <w:rPr>
-                <w:color w:val="000000"/>
-              </w:rPr>
-              <w:t>14</w:t>
-            </w:r>
-          </w:p>
-        </w:tc>
-        <w:tc>
-          <w:tcPr>
-            <w:tcW w:w="1740" w:type="dxa"/>
-          </w:tcPr>
-          <w:p>
-            <w:pPr>
-              <w:pBdr>
-                <w:top w:val="nil"/>
-                <w:left w:val="nil"/>
-                <w:bottom w:val="nil"/>
-                <w:right w:val="nil"/>
-                <w:between w:val="nil"/>
-              </w:pBdr>
-              <w:spacing w:before="132"/>
-              <w:ind w:left="13" w:right="3"/>
-              <w:jc w:val="center"/>
-              <w:rPr>
-                <w:color w:val="000000"/>
-              </w:rPr>
-            </w:pPr>
-            <w:r>
-              <w:rPr>
-                <w:color w:val="000000"/>
-              </w:rPr>
-              <w:t>TH</w:t>
-            </w:r>
-          </w:p>
-        </w:tc>
-        <w:tc>
-          <w:tcPr>
-            <w:tcW w:w="2038" w:type="dxa"/>
-          </w:tcPr>
-          <w:p>
-            <w:pPr>
-              <w:pBdr>
-                <w:top w:val="nil"/>
-                <w:left w:val="nil"/>
-                <w:bottom w:val="nil"/>
-                <w:right w:val="nil"/>
-                <w:between w:val="nil"/>
-              </w:pBdr>
-              <w:spacing w:before="132"/>
-              <w:ind w:left="15" w:right="3"/>
-              <w:jc w:val="center"/>
-              <w:rPr>
-                <w:color w:val="000000"/>
-              </w:rPr>
-            </w:pPr>
-            <w:r>
-              <w:rPr>
-                <w:color w:val="000000"/>
-              </w:rPr>
-              <w:t>TIDAK LENGKAP</w:t>
-            </w:r>
-          </w:p>
-        </w:tc>
-      </w:tr>
-      <w:tr>
-        <w:trPr>
-          <w:trHeight w:val="518"/>
-        </w:trPr>
-        <w:tc>
-          <w:tcPr>
-            <w:tcW w:w="698" w:type="dxa"/>
-          </w:tcPr>
-          <w:p>
-            <w:pPr>
-              <w:pBdr>
-                <w:top w:val="nil"/>
-                <w:left w:val="nil"/>
-                <w:bottom w:val="nil"/>
-                <w:right w:val="nil"/>
-                <w:between w:val="nil"/>
-              </w:pBdr>
-              <w:spacing w:before="134"/>
-              <w:ind w:left="7"/>
-              <w:jc w:val="center"/>
-              <w:rPr>
-                <w:color w:val="000000"/>
-              </w:rPr>
-            </w:pPr>
-            <w:r>
-              <w:rPr>
-                <w:color w:val="000000"/>
-              </w:rPr>
-              <w:t>18</w:t>
-            </w:r>
-          </w:p>
-        </w:tc>
-        <w:tc>
-          <w:tcPr>
-            <w:tcW w:w="3151" w:type="dxa"/>
-          </w:tcPr>
-          <w:p>
-            <w:pPr>
-              <w:pBdr>
-                <w:top w:val="nil"/>
-                <w:left w:val="nil"/>
-                <w:bottom w:val="nil"/>
-                <w:right w:val="nil"/>
-                <w:between w:val="nil"/>
-              </w:pBdr>
-              <w:spacing w:line="252" w:lineRule="auto"/>
-              <w:ind w:left="1132" w:hanging="824"/>
-              <w:rPr>
-                <w:color w:val="000000"/>
-              </w:rPr>
-            </w:pPr>
-            <w:r>
-              <w:rPr>
-                <w:color w:val="000000"/>
-              </w:rPr>
-              <w:t>NURUL SYAFIKAH BINTI CHE'DIN</w:t>
-            </w:r>
-          </w:p>
-        </w:tc>
-        <w:tc>
-          <w:tcPr>
-            <w:tcW w:w="1740" w:type="dxa"/>
-          </w:tcPr>
-          <w:p>
-            <w:pPr>
-              <w:pBdr>
-                <w:top w:val="nil"/>
-                <w:left w:val="nil"/>
-                <w:bottom w:val="nil"/>
-                <w:right w:val="nil"/>
-                <w:between w:val="nil"/>
-              </w:pBdr>
-              <w:spacing w:before="134"/>
-              <w:ind w:left="13" w:right="4"/>
-              <w:jc w:val="center"/>
-              <w:rPr>
-                <w:color w:val="000000"/>
-              </w:rPr>
-            </w:pPr>
-            <w:r>
-              <w:rPr>
-                <w:color w:val="000000"/>
-              </w:rPr>
-              <w:t>16</w:t>
-            </w:r>
-          </w:p>
-        </w:tc>
-        <w:tc>
-          <w:tcPr>
-            <w:tcW w:w="1740" w:type="dxa"/>
-          </w:tcPr>
-          <w:p>
-            <w:pPr>
-              <w:pBdr>
-                <w:top w:val="nil"/>
-                <w:left w:val="nil"/>
-                <w:bottom w:val="nil"/>
-                <w:right w:val="nil"/>
-                <w:between w:val="nil"/>
-              </w:pBdr>
-              <w:spacing w:before="134"/>
-              <w:ind w:left="13" w:right="3"/>
-              <w:jc w:val="center"/>
-              <w:rPr>
-                <w:color w:val="000000"/>
-              </w:rPr>
-            </w:pPr>
-            <w:r>
-              <w:rPr>
-                <w:color w:val="000000"/>
-              </w:rPr>
-              <w:t>20</w:t>
-            </w:r>
-          </w:p>
-        </w:tc>
-        <w:tc>
-          <w:tcPr>
-            <w:tcW w:w="2038" w:type="dxa"/>
-          </w:tcPr>
-          <w:p>
-            <w:pPr>
-              <w:pBdr>
-                <w:top w:val="nil"/>
-                <w:left w:val="nil"/>
-                <w:bottom w:val="nil"/>
-                <w:right w:val="nil"/>
-                <w:between w:val="nil"/>
-              </w:pBdr>
-              <w:spacing w:before="134"/>
-              <w:ind w:left="15"/>
-              <w:jc w:val="center"/>
-              <w:rPr>
-                <w:color w:val="000000"/>
-              </w:rPr>
-            </w:pPr>
-            <w:r>
-              <w:rPr>
-                <w:color w:val="000000"/>
-              </w:rPr>
-              <w:t>MENINGKAT</w:t>
-            </w:r>
-          </w:p>
-        </w:tc>
-      </w:tr>
-      <w:tr>
-        <w:trPr>
-          <w:trHeight w:val="518"/>
-        </w:trPr>
-        <w:tc>
-          <w:tcPr>
-            <w:tcW w:w="698" w:type="dxa"/>
-          </w:tcPr>
-          <w:p>
-            <w:pPr>
-              <w:pBdr>
-                <w:top w:val="nil"/>
-                <w:left w:val="nil"/>
-                <w:bottom w:val="nil"/>
-                <w:right w:val="nil"/>
-                <w:between w:val="nil"/>
-              </w:pBdr>
-              <w:spacing w:before="132"/>
-              <w:ind w:left="7"/>
-              <w:jc w:val="center"/>
-              <w:rPr>
-                <w:color w:val="000000"/>
-              </w:rPr>
-            </w:pPr>
-            <w:r>
-              <w:rPr>
-                <w:color w:val="000000"/>
-              </w:rPr>
-              <w:t>19</w:t>
-            </w:r>
-          </w:p>
-        </w:tc>
-        <w:tc>
-          <w:tcPr>
-            <w:tcW w:w="3151" w:type="dxa"/>
-          </w:tcPr>
-          <w:p>
-            <w:pPr>
-              <w:pBdr>
-                <w:top w:val="nil"/>
-                <w:left w:val="nil"/>
-                <w:bottom w:val="nil"/>
-                <w:right w:val="nil"/>
-                <w:between w:val="nil"/>
-              </w:pBdr>
-              <w:spacing w:before="132"/>
-              <w:ind w:left="13" w:right="2"/>
-              <w:jc w:val="center"/>
-              <w:rPr>
-                <w:color w:val="000000"/>
-              </w:rPr>
-            </w:pPr>
-            <w:r>
-              <w:rPr>
-                <w:color w:val="000000"/>
-              </w:rPr>
-              <w:t>QURRATU AIN BINTI ISMAIL</w:t>
-            </w:r>
-          </w:p>
-        </w:tc>
-        <w:tc>
-          <w:tcPr>
-            <w:tcW w:w="1740" w:type="dxa"/>
-          </w:tcPr>
-          <w:p>
-            <w:pPr>
-              <w:pBdr>
-                <w:top w:val="nil"/>
-                <w:left w:val="nil"/>
-                <w:bottom w:val="nil"/>
-                <w:right w:val="nil"/>
-                <w:between w:val="nil"/>
-              </w:pBdr>
-              <w:spacing w:before="132"/>
-              <w:ind w:left="13" w:right="4"/>
-              <w:jc w:val="center"/>
-              <w:rPr>
-                <w:color w:val="000000"/>
-              </w:rPr>
-            </w:pPr>
-            <w:r>
-              <w:rPr>
-                <w:color w:val="000000"/>
-              </w:rPr>
-              <w:t>19</w:t>
-            </w:r>
-          </w:p>
-        </w:tc>
-        <w:tc>
-          <w:tcPr>
-            <w:tcW w:w="1740" w:type="dxa"/>
-          </w:tcPr>
-          <w:p>
-            <w:pPr>
-              <w:pBdr>
-                <w:top w:val="nil"/>
-                <w:left w:val="nil"/>
-                <w:bottom w:val="nil"/>
-                <w:right w:val="nil"/>
-                <w:between w:val="nil"/>
-              </w:pBdr>
-              <w:spacing w:before="132"/>
-              <w:ind w:left="13" w:right="3"/>
-              <w:jc w:val="center"/>
-              <w:rPr>
-                <w:color w:val="000000"/>
-              </w:rPr>
-            </w:pPr>
-            <w:r>
-              <w:rPr>
-                <w:color w:val="000000"/>
-              </w:rPr>
-              <w:t>20</w:t>
-            </w:r>
-          </w:p>
-        </w:tc>
-        <w:tc>
-          <w:tcPr>
-            <w:tcW w:w="2038" w:type="dxa"/>
-          </w:tcPr>
-          <w:p>
-            <w:pPr>
-              <w:pBdr>
-                <w:top w:val="nil"/>
-                <w:left w:val="nil"/>
-                <w:bottom w:val="nil"/>
-                <w:right w:val="nil"/>
-                <w:between w:val="nil"/>
-              </w:pBdr>
-              <w:spacing w:before="132"/>
-              <w:ind w:left="15"/>
-              <w:jc w:val="center"/>
-              <w:rPr>
-                <w:color w:val="000000"/>
-              </w:rPr>
-            </w:pPr>
-            <w:r>
-              <w:rPr>
-                <w:color w:val="000000"/>
-              </w:rPr>
-              <w:t>MENINGKAT</w:t>
-            </w:r>
-          </w:p>
-        </w:tc>
-      </w:tr>
-      <w:tr>
-        <w:trPr>
-          <w:trHeight w:val="515"/>
-        </w:trPr>
-        <w:tc>
-          <w:tcPr>
-            <w:tcW w:w="698" w:type="dxa"/>
-          </w:tcPr>
-          <w:p>
-            <w:pPr>
-              <w:pBdr>
-                <w:top w:val="nil"/>
-                <w:left w:val="nil"/>
-                <w:bottom w:val="nil"/>
-                <w:right w:val="nil"/>
-                <w:between w:val="nil"/>
-              </w:pBdr>
-              <w:spacing w:before="132"/>
-              <w:ind w:left="7"/>
-              <w:jc w:val="center"/>
-              <w:rPr>
-                <w:color w:val="000000"/>
-              </w:rPr>
-            </w:pPr>
-            <w:r>
-              <w:rPr>
-                <w:color w:val="000000"/>
-              </w:rPr>
-              <w:t>20</w:t>
-            </w:r>
-          </w:p>
-        </w:tc>
-        <w:tc>
-          <w:tcPr>
-            <w:tcW w:w="3151" w:type="dxa"/>
-          </w:tcPr>
-          <w:p>
-            <w:pPr>
-              <w:pBdr>
-                <w:top w:val="nil"/>
-                <w:left w:val="nil"/>
-                <w:bottom w:val="nil"/>
-                <w:right w:val="nil"/>
-                <w:between w:val="nil"/>
-              </w:pBdr>
-              <w:spacing w:before="132"/>
-              <w:ind w:left="13"/>
-              <w:jc w:val="center"/>
-              <w:rPr>
-                <w:color w:val="000000"/>
-              </w:rPr>
-            </w:pPr>
-            <w:r>
-              <w:rPr>
-                <w:color w:val="000000"/>
-              </w:rPr>
-              <w:t>ROZITA BINTI RAMLI</w:t>
-            </w:r>
-          </w:p>
-        </w:tc>
-        <w:tc>
-          <w:tcPr>
-            <w:tcW w:w="1740" w:type="dxa"/>
-          </w:tcPr>
-          <w:p>
-            <w:pPr>
-              <w:pBdr>
-                <w:top w:val="nil"/>
-                <w:left w:val="nil"/>
-                <w:bottom w:val="nil"/>
-                <w:right w:val="nil"/>
-                <w:between w:val="nil"/>
-              </w:pBdr>
-              <w:spacing w:before="132"/>
-              <w:ind w:left="13" w:right="4"/>
-              <w:jc w:val="center"/>
-              <w:rPr>
-                <w:color w:val="000000"/>
-              </w:rPr>
-            </w:pPr>
-            <w:r>
-              <w:rPr>
-                <w:color w:val="000000"/>
-              </w:rPr>
-              <w:t>17</w:t>
-            </w:r>
-          </w:p>
-        </w:tc>
-        <w:tc>
-          <w:tcPr>
-            <w:tcW w:w="1740" w:type="dxa"/>
-          </w:tcPr>
-          <w:p>
-            <w:pPr>
-              <w:pBdr>
-                <w:top w:val="nil"/>
-                <w:left w:val="nil"/>
-                <w:bottom w:val="nil"/>
-                <w:right w:val="nil"/>
-                <w:between w:val="nil"/>
-              </w:pBdr>
-              <w:spacing w:before="132"/>
-              <w:ind w:left="13" w:right="3"/>
-              <w:jc w:val="center"/>
-              <w:rPr>
-                <w:color w:val="000000"/>
-              </w:rPr>
-            </w:pPr>
-            <w:r>
-              <w:rPr>
-                <w:color w:val="000000"/>
-              </w:rPr>
-              <w:t>17</w:t>
-            </w:r>
-          </w:p>
-        </w:tc>
-        <w:tc>
-          <w:tcPr>
-            <w:tcW w:w="2038" w:type="dxa"/>
-          </w:tcPr>
-          <w:p>
-            <w:pPr>
-              <w:pBdr>
-                <w:top w:val="nil"/>
-                <w:left w:val="nil"/>
-                <w:bottom w:val="nil"/>
-                <w:right w:val="nil"/>
-                <w:between w:val="nil"/>
-              </w:pBdr>
-              <w:spacing w:line="252" w:lineRule="auto"/>
-              <w:ind w:left="232" w:firstLine="463"/>
-              <w:rPr>
-                <w:color w:val="000000"/>
-              </w:rPr>
-            </w:pPr>
-            <w:r>
-              <w:rPr>
-                <w:color w:val="000000"/>
-              </w:rPr>
-              <w:t>TIADA PENINGKATAN</w:t>
-            </w:r>
-          </w:p>
-        </w:tc>
-      </w:tr>
-      <w:tr>
-        <w:trPr>
-          <w:trHeight w:val="517"/>
-        </w:trPr>
-        <w:tc>
-          <w:tcPr>
-            <w:tcW w:w="698" w:type="dxa"/>
-          </w:tcPr>
-          <w:p>
-            <w:pPr>
-              <w:pBdr>
-                <w:top w:val="nil"/>
-                <w:left w:val="nil"/>
-                <w:bottom w:val="nil"/>
-                <w:right w:val="nil"/>
-                <w:between w:val="nil"/>
-              </w:pBdr>
-              <w:spacing w:before="132"/>
-              <w:ind w:left="7"/>
-              <w:jc w:val="center"/>
-              <w:rPr>
-                <w:color w:val="000000"/>
-              </w:rPr>
-            </w:pPr>
-            <w:r>
-              <w:rPr>
-                <w:color w:val="000000"/>
-              </w:rPr>
-              <w:t>21</w:t>
-            </w:r>
-          </w:p>
-        </w:tc>
-        <w:tc>
-          <w:tcPr>
-            <w:tcW w:w="3151" w:type="dxa"/>
-          </w:tcPr>
-          <w:p>
-            <w:pPr>
-              <w:pBdr>
-                <w:top w:val="nil"/>
-                <w:left w:val="nil"/>
-                <w:bottom w:val="nil"/>
-                <w:right w:val="nil"/>
-                <w:between w:val="nil"/>
-              </w:pBdr>
-              <w:spacing w:before="132"/>
-              <w:ind w:left="13" w:right="3"/>
-              <w:jc w:val="center"/>
-              <w:rPr>
-                <w:color w:val="000000"/>
-              </w:rPr>
-            </w:pPr>
-            <w:r>
-              <w:rPr>
-                <w:color w:val="000000"/>
-              </w:rPr>
-              <w:t>SAEDAH BINTI ZAINUDIN</w:t>
-            </w:r>
-          </w:p>
-        </w:tc>
-        <w:tc>
-          <w:tcPr>
-            <w:tcW w:w="1740" w:type="dxa"/>
-          </w:tcPr>
-          <w:p>
-            <w:pPr>
-              <w:pBdr>
-                <w:top w:val="nil"/>
-                <w:left w:val="nil"/>
-                <w:bottom w:val="nil"/>
-                <w:right w:val="nil"/>
-                <w:between w:val="nil"/>
-              </w:pBdr>
-              <w:spacing w:before="132"/>
-              <w:ind w:left="13" w:right="4"/>
-              <w:jc w:val="center"/>
-              <w:rPr>
-                <w:color w:val="000000"/>
-              </w:rPr>
-            </w:pPr>
-            <w:r>
-              <w:rPr>
-                <w:color w:val="000000"/>
-              </w:rPr>
-              <w:t>19</w:t>
-            </w:r>
-          </w:p>
-        </w:tc>
-        <w:tc>
-          <w:tcPr>
-            <w:tcW w:w="1740" w:type="dxa"/>
-          </w:tcPr>
-          <w:p>
-            <w:pPr>
-              <w:pBdr>
-                <w:top w:val="nil"/>
-                <w:left w:val="nil"/>
-                <w:bottom w:val="nil"/>
-                <w:right w:val="nil"/>
-                <w:between w:val="nil"/>
-              </w:pBdr>
-              <w:spacing w:before="132"/>
-              <w:ind w:left="13" w:right="3"/>
-              <w:jc w:val="center"/>
-              <w:rPr>
-                <w:color w:val="000000"/>
-              </w:rPr>
-            </w:pPr>
-            <w:r>
-              <w:rPr>
-                <w:color w:val="000000"/>
-              </w:rPr>
-              <w:t>17</w:t>
-            </w:r>
-          </w:p>
-        </w:tc>
-        <w:tc>
-          <w:tcPr>
-            <w:tcW w:w="2038" w:type="dxa"/>
-          </w:tcPr>
-          <w:p>
-            <w:pPr>
-              <w:pBdr>
-                <w:top w:val="nil"/>
-                <w:left w:val="nil"/>
-                <w:bottom w:val="nil"/>
-                <w:right w:val="nil"/>
-                <w:between w:val="nil"/>
-              </w:pBdr>
-              <w:spacing w:before="132"/>
-              <w:ind w:left="15" w:right="4"/>
-              <w:jc w:val="center"/>
-              <w:rPr>
-                <w:color w:val="000000"/>
-              </w:rPr>
-            </w:pPr>
-            <w:r>
-              <w:rPr>
-                <w:color w:val="000000"/>
-              </w:rPr>
-              <w:t>MENURUN</w:t>
-            </w:r>
-          </w:p>
-        </w:tc>
-      </w:tr>
-      <w:tr>
-        <w:trPr>
-          <w:trHeight w:val="515"/>
-        </w:trPr>
-        <w:tc>
-          <w:tcPr>
-            <w:tcW w:w="698" w:type="dxa"/>
-          </w:tcPr>
-          <w:p>
-            <w:pPr>
-              <w:pBdr>
-                <w:top w:val="nil"/>
-                <w:left w:val="nil"/>
-                <w:bottom w:val="nil"/>
-                <w:right w:val="nil"/>
-                <w:between w:val="nil"/>
-              </w:pBdr>
-              <w:spacing w:before="132"/>
-              <w:ind w:left="7"/>
-              <w:jc w:val="center"/>
-              <w:rPr>
-                <w:color w:val="000000"/>
-              </w:rPr>
-            </w:pPr>
-            <w:r>
-              <w:rPr>
-                <w:color w:val="000000"/>
-              </w:rPr>
-              <w:t>22</w:t>
-            </w:r>
-          </w:p>
-        </w:tc>
-        <w:tc>
-          <w:tcPr>
-            <w:tcW w:w="3151" w:type="dxa"/>
-          </w:tcPr>
-          <w:p>
-            <w:pPr>
-              <w:pBdr>
-                <w:top w:val="nil"/>
-                <w:left w:val="nil"/>
-                <w:bottom w:val="nil"/>
-                <w:right w:val="nil"/>
-                <w:between w:val="nil"/>
-              </w:pBdr>
-              <w:ind w:left="1094" w:right="559" w:hanging="521"/>
-              <w:rPr>
-                <w:color w:val="000000"/>
-              </w:rPr>
-            </w:pPr>
-            <w:r>
-              <w:rPr>
-                <w:color w:val="000000"/>
-              </w:rPr>
-              <w:t>SHARBANUN BINTI KASIRAN</w:t>
-            </w:r>
-          </w:p>
-        </w:tc>
-        <w:tc>
-          <w:tcPr>
-            <w:tcW w:w="1740" w:type="dxa"/>
-          </w:tcPr>
-          <w:p>
-            <w:pPr>
-              <w:pBdr>
-                <w:top w:val="nil"/>
-                <w:left w:val="nil"/>
-                <w:bottom w:val="nil"/>
-                <w:right w:val="nil"/>
-                <w:between w:val="nil"/>
-              </w:pBdr>
-              <w:spacing w:before="132"/>
-              <w:ind w:left="13" w:right="4"/>
-              <w:jc w:val="center"/>
-              <w:rPr>
-                <w:color w:val="000000"/>
-              </w:rPr>
-            </w:pPr>
-            <w:r>
-              <w:rPr>
-                <w:color w:val="000000"/>
-              </w:rPr>
-              <w:t>17</w:t>
-            </w:r>
-          </w:p>
-        </w:tc>
-        <w:tc>
-          <w:tcPr>
-            <w:tcW w:w="1740" w:type="dxa"/>
-          </w:tcPr>
-          <w:p>
-            <w:pPr>
-              <w:pBdr>
-                <w:top w:val="nil"/>
-                <w:left w:val="nil"/>
-                <w:bottom w:val="nil"/>
-                <w:right w:val="nil"/>
-                <w:between w:val="nil"/>
-              </w:pBdr>
-              <w:spacing w:before="132"/>
-              <w:ind w:left="13" w:right="3"/>
-              <w:jc w:val="center"/>
-              <w:rPr>
-                <w:color w:val="000000"/>
-              </w:rPr>
-            </w:pPr>
-            <w:r>
-              <w:rPr>
-                <w:color w:val="000000"/>
-              </w:rPr>
-              <w:t>18</w:t>
-            </w:r>
-          </w:p>
-        </w:tc>
-        <w:tc>
-          <w:tcPr>
-            <w:tcW w:w="2038" w:type="dxa"/>
-          </w:tcPr>
-          <w:p>
-            <w:pPr>
-              <w:pBdr>
-                <w:top w:val="nil"/>
-                <w:left w:val="nil"/>
-                <w:bottom w:val="nil"/>
-                <w:right w:val="nil"/>
-                <w:between w:val="nil"/>
-              </w:pBdr>
-              <w:spacing w:before="132"/>
-              <w:ind w:left="15"/>
-              <w:jc w:val="center"/>
-              <w:rPr>
-                <w:color w:val="000000"/>
-              </w:rPr>
-            </w:pPr>
-            <w:r>
-              <w:rPr>
-                <w:color w:val="000000"/>
-              </w:rPr>
-              <w:t>MENINGKAT</w:t>
-            </w:r>
-          </w:p>
-        </w:tc>
-      </w:tr>
-      <w:tr>
-        <w:trPr>
-          <w:trHeight w:val="517"/>
-        </w:trPr>
-        <w:tc>
-          <w:tcPr>
-            <w:tcW w:w="698" w:type="dxa"/>
-          </w:tcPr>
-          <w:p>
-            <w:pPr>
-              <w:pBdr>
-                <w:top w:val="nil"/>
-                <w:left w:val="nil"/>
-                <w:bottom w:val="nil"/>
-                <w:right w:val="nil"/>
-                <w:between w:val="nil"/>
-              </w:pBdr>
-              <w:spacing w:before="134"/>
-              <w:ind w:left="7"/>
-              <w:jc w:val="center"/>
-              <w:rPr>
-                <w:color w:val="000000"/>
-              </w:rPr>
-            </w:pPr>
-            <w:r>
-              <w:rPr>
-                <w:color w:val="000000"/>
-              </w:rPr>
-              <w:t>23</w:t>
-            </w:r>
-          </w:p>
-        </w:tc>
-        <w:tc>
-          <w:tcPr>
-            <w:tcW w:w="3151" w:type="dxa"/>
-          </w:tcPr>
-          <w:p>
-            <w:pPr>
-              <w:pBdr>
-                <w:top w:val="nil"/>
-                <w:left w:val="nil"/>
-                <w:bottom w:val="nil"/>
-                <w:right w:val="nil"/>
-                <w:between w:val="nil"/>
-              </w:pBdr>
-              <w:spacing w:line="252" w:lineRule="auto"/>
-              <w:ind w:left="739" w:hanging="284"/>
-              <w:rPr>
-                <w:color w:val="000000"/>
-              </w:rPr>
-            </w:pPr>
-            <w:r>
-              <w:rPr>
-                <w:color w:val="000000"/>
-              </w:rPr>
-              <w:t>SITI MAHANOM BINTI MOHD TONGAR</w:t>
-            </w:r>
-          </w:p>
-        </w:tc>
-        <w:tc>
-          <w:tcPr>
-            <w:tcW w:w="1740" w:type="dxa"/>
-          </w:tcPr>
-          <w:p>
-            <w:pPr>
-              <w:pBdr>
-                <w:top w:val="nil"/>
-                <w:left w:val="nil"/>
-                <w:bottom w:val="nil"/>
-                <w:right w:val="nil"/>
-                <w:between w:val="nil"/>
-              </w:pBdr>
-              <w:spacing w:before="134"/>
-              <w:ind w:left="13" w:right="4"/>
-              <w:jc w:val="center"/>
-              <w:rPr>
-                <w:color w:val="000000"/>
-              </w:rPr>
-            </w:pPr>
-            <w:r>
-              <w:rPr>
-                <w:color w:val="000000"/>
-              </w:rPr>
-              <w:t>15</w:t>
-            </w:r>
-          </w:p>
-        </w:tc>
-        <w:tc>
-          <w:tcPr>
-            <w:tcW w:w="1740" w:type="dxa"/>
-          </w:tcPr>
-          <w:p>
-            <w:pPr>
-              <w:pBdr>
-                <w:top w:val="nil"/>
-                <w:left w:val="nil"/>
-                <w:bottom w:val="nil"/>
-                <w:right w:val="nil"/>
-                <w:between w:val="nil"/>
-              </w:pBdr>
-              <w:spacing w:before="134"/>
-              <w:ind w:left="13" w:right="3"/>
-              <w:jc w:val="center"/>
-              <w:rPr>
-                <w:color w:val="000000"/>
-              </w:rPr>
-            </w:pPr>
-            <w:r>
-              <w:rPr>
-                <w:color w:val="000000"/>
-              </w:rPr>
-              <w:t>19</w:t>
-            </w:r>
-          </w:p>
-        </w:tc>
-        <w:tc>
-          <w:tcPr>
-            <w:tcW w:w="2038" w:type="dxa"/>
-          </w:tcPr>
-          <w:p>
-            <w:pPr>
-              <w:pBdr>
-                <w:top w:val="nil"/>
-                <w:left w:val="nil"/>
-                <w:bottom w:val="nil"/>
-                <w:right w:val="nil"/>
-                <w:between w:val="nil"/>
-              </w:pBdr>
-              <w:spacing w:before="134"/>
-              <w:ind w:left="15"/>
-              <w:jc w:val="center"/>
-              <w:rPr>
-                <w:color w:val="000000"/>
-              </w:rPr>
-            </w:pPr>
-            <w:r>
-              <w:rPr>
-                <w:color w:val="000000"/>
-              </w:rPr>
-              <w:t>MENINGKAT</w:t>
-            </w:r>
-          </w:p>
-        </w:tc>
-      </w:tr>
-      <w:tr>
-        <w:trPr>
-          <w:trHeight w:val="518"/>
-        </w:trPr>
-        <w:tc>
-          <w:tcPr>
-            <w:tcW w:w="698" w:type="dxa"/>
-          </w:tcPr>
-          <w:p>
-            <w:pPr>
-              <w:pBdr>
-                <w:top w:val="nil"/>
-                <w:left w:val="nil"/>
-                <w:bottom w:val="nil"/>
-                <w:right w:val="nil"/>
-                <w:between w:val="nil"/>
-              </w:pBdr>
-              <w:spacing w:before="132"/>
-              <w:ind w:left="7"/>
-              <w:jc w:val="center"/>
-              <w:rPr>
-                <w:color w:val="000000"/>
-              </w:rPr>
-            </w:pPr>
-            <w:r>
-              <w:rPr>
-                <w:color w:val="000000"/>
-              </w:rPr>
-              <w:t>24</w:t>
-            </w:r>
-          </w:p>
-        </w:tc>
-        <w:tc>
-          <w:tcPr>
-            <w:tcW w:w="3151" w:type="dxa"/>
-          </w:tcPr>
-          <w:p>
-            <w:pPr>
-              <w:pBdr>
-                <w:top w:val="nil"/>
-                <w:left w:val="nil"/>
-                <w:bottom w:val="nil"/>
-                <w:right w:val="nil"/>
-                <w:between w:val="nil"/>
-              </w:pBdr>
-              <w:ind w:left="720" w:hanging="447"/>
-              <w:rPr>
-                <w:color w:val="000000"/>
-              </w:rPr>
-            </w:pPr>
-            <w:r>
-              <w:rPr>
-                <w:color w:val="000000"/>
-              </w:rPr>
-              <w:t>SITI NOOR SHUHADA BT KAMARUZAMAN</w:t>
-            </w:r>
-          </w:p>
-        </w:tc>
-        <w:tc>
-          <w:tcPr>
-            <w:tcW w:w="1740" w:type="dxa"/>
-          </w:tcPr>
-          <w:p>
-            <w:pPr>
-              <w:pBdr>
-                <w:top w:val="nil"/>
-                <w:left w:val="nil"/>
-                <w:bottom w:val="nil"/>
-                <w:right w:val="nil"/>
-                <w:between w:val="nil"/>
-              </w:pBdr>
-              <w:spacing w:before="132"/>
-              <w:ind w:left="13" w:right="4"/>
-              <w:jc w:val="center"/>
-              <w:rPr>
-                <w:color w:val="000000"/>
-              </w:rPr>
-            </w:pPr>
-            <w:r>
-              <w:rPr>
-                <w:color w:val="000000"/>
-              </w:rPr>
-              <w:t>17</w:t>
-            </w:r>
-          </w:p>
-        </w:tc>
-        <w:tc>
-          <w:tcPr>
-            <w:tcW w:w="1740" w:type="dxa"/>
-          </w:tcPr>
-          <w:p>
-            <w:pPr>
-              <w:pBdr>
-                <w:top w:val="nil"/>
-                <w:left w:val="nil"/>
-                <w:bottom w:val="nil"/>
-                <w:right w:val="nil"/>
-                <w:between w:val="nil"/>
-              </w:pBdr>
-              <w:spacing w:before="132"/>
-              <w:ind w:left="13" w:right="3"/>
-              <w:jc w:val="center"/>
-              <w:rPr>
-                <w:color w:val="000000"/>
-              </w:rPr>
-            </w:pPr>
-            <w:r>
-              <w:rPr>
-                <w:color w:val="000000"/>
-              </w:rPr>
-              <w:t>19</w:t>
-            </w:r>
-          </w:p>
-        </w:tc>
-        <w:tc>
-          <w:tcPr>
-            <w:tcW w:w="2038" w:type="dxa"/>
-          </w:tcPr>
-          <w:p>
-            <w:pPr>
-              <w:pBdr>
-                <w:top w:val="nil"/>
-                <w:left w:val="nil"/>
-                <w:bottom w:val="nil"/>
-                <w:right w:val="nil"/>
-                <w:between w:val="nil"/>
-              </w:pBdr>
-              <w:spacing w:before="132"/>
-              <w:ind w:left="15"/>
-              <w:jc w:val="center"/>
-              <w:rPr>
-                <w:color w:val="000000"/>
-              </w:rPr>
-            </w:pPr>
-            <w:r>
-              <w:rPr>
-                <w:color w:val="000000"/>
-              </w:rPr>
-              <w:t>MENINGKAT</w:t>
-            </w:r>
-          </w:p>
-        </w:tc>
-      </w:tr>
-      <w:tr>
-        <w:trPr>
-          <w:trHeight w:val="515"/>
-        </w:trPr>
-        <w:tc>
-          <w:tcPr>
-            <w:tcW w:w="698" w:type="dxa"/>
-          </w:tcPr>
-          <w:p>
-            <w:pPr>
-              <w:pBdr>
-                <w:top w:val="nil"/>
-                <w:left w:val="nil"/>
-                <w:bottom w:val="nil"/>
-                <w:right w:val="nil"/>
-                <w:between w:val="nil"/>
-              </w:pBdr>
-              <w:spacing w:before="132"/>
-              <w:ind w:left="7"/>
-              <w:jc w:val="center"/>
-              <w:rPr>
-                <w:color w:val="000000"/>
-              </w:rPr>
-            </w:pPr>
-            <w:r>
-              <w:rPr>
-                <w:color w:val="000000"/>
-              </w:rPr>
-              <w:t>25</w:t>
-            </w:r>
-          </w:p>
-        </w:tc>
-        <w:tc>
-          <w:tcPr>
-            <w:tcW w:w="3151" w:type="dxa"/>
-          </w:tcPr>
-          <w:p>
-            <w:pPr>
-              <w:pBdr>
-                <w:top w:val="nil"/>
-                <w:left w:val="nil"/>
-                <w:bottom w:val="nil"/>
-                <w:right w:val="nil"/>
-                <w:between w:val="nil"/>
-              </w:pBdr>
-              <w:spacing w:line="252" w:lineRule="auto"/>
-              <w:ind w:left="996" w:hanging="344"/>
-              <w:rPr>
-                <w:color w:val="000000"/>
-              </w:rPr>
-            </w:pPr>
-            <w:r>
-              <w:rPr>
-                <w:color w:val="000000"/>
-              </w:rPr>
-              <w:t>SITI SARAH BINTI ABDULLAH</w:t>
-            </w:r>
-          </w:p>
-        </w:tc>
-        <w:tc>
-          <w:tcPr>
-            <w:tcW w:w="1740" w:type="dxa"/>
-          </w:tcPr>
-          <w:p>
-            <w:pPr>
-              <w:pBdr>
-                <w:top w:val="nil"/>
-                <w:left w:val="nil"/>
-                <w:bottom w:val="nil"/>
-                <w:right w:val="nil"/>
-                <w:between w:val="nil"/>
-              </w:pBdr>
-              <w:spacing w:before="132"/>
-              <w:ind w:left="13" w:right="1"/>
-              <w:jc w:val="center"/>
-              <w:rPr>
-                <w:color w:val="000000"/>
-              </w:rPr>
-            </w:pPr>
-            <w:r>
-              <w:rPr>
-                <w:color w:val="000000"/>
-              </w:rPr>
-              <w:t>9</w:t>
-            </w:r>
-          </w:p>
-        </w:tc>
-        <w:tc>
-          <w:tcPr>
-            <w:tcW w:w="1740" w:type="dxa"/>
-          </w:tcPr>
-          <w:p>
-            <w:pPr>
-              <w:pBdr>
-                <w:top w:val="nil"/>
-                <w:left w:val="nil"/>
-                <w:bottom w:val="nil"/>
-                <w:right w:val="nil"/>
-                <w:between w:val="nil"/>
-              </w:pBdr>
-              <w:spacing w:before="132"/>
-              <w:ind w:left="13"/>
-              <w:jc w:val="center"/>
-              <w:rPr>
-                <w:color w:val="000000"/>
-              </w:rPr>
-            </w:pPr>
-            <w:r>
-              <w:rPr>
-                <w:color w:val="000000"/>
-              </w:rPr>
-              <w:t>6</w:t>
-            </w:r>
-          </w:p>
-        </w:tc>
-        <w:tc>
-          <w:tcPr>
-            <w:tcW w:w="2038" w:type="dxa"/>
-          </w:tcPr>
-          <w:p>
-            <w:pPr>
-              <w:pBdr>
-                <w:top w:val="nil"/>
-                <w:left w:val="nil"/>
-                <w:bottom w:val="nil"/>
-                <w:right w:val="nil"/>
-                <w:between w:val="nil"/>
-              </w:pBdr>
-              <w:spacing w:before="132"/>
-              <w:ind w:left="15" w:right="4"/>
-              <w:jc w:val="center"/>
-              <w:rPr>
-                <w:color w:val="000000"/>
-              </w:rPr>
-            </w:pPr>
-            <w:r>
-              <w:rPr>
-                <w:color w:val="000000"/>
-              </w:rPr>
-              <w:t>MENURUN</w:t>
-            </w:r>
-          </w:p>
-        </w:tc>
-      </w:tr>
-      <w:tr>
-        <w:trPr>
-          <w:trHeight w:val="518"/>
-        </w:trPr>
-        <w:tc>
-          <w:tcPr>
-            <w:tcW w:w="698" w:type="dxa"/>
-          </w:tcPr>
-          <w:p>
-            <w:pPr>
-              <w:pBdr>
-                <w:top w:val="nil"/>
-                <w:left w:val="nil"/>
-                <w:bottom w:val="nil"/>
-                <w:right w:val="nil"/>
-                <w:between w:val="nil"/>
-              </w:pBdr>
-              <w:spacing w:before="132"/>
-              <w:ind w:left="7"/>
-              <w:jc w:val="center"/>
-              <w:rPr>
-                <w:color w:val="000000"/>
-              </w:rPr>
-            </w:pPr>
-            <w:r>
-              <w:rPr>
-                <w:color w:val="000000"/>
-              </w:rPr>
-              <w:t>26</w:t>
-            </w:r>
-          </w:p>
-        </w:tc>
-        <w:tc>
-          <w:tcPr>
-            <w:tcW w:w="3151" w:type="dxa"/>
-          </w:tcPr>
-          <w:p>
-            <w:pPr>
-              <w:pBdr>
-                <w:top w:val="nil"/>
-                <w:left w:val="nil"/>
-                <w:bottom w:val="nil"/>
-                <w:right w:val="nil"/>
-                <w:between w:val="nil"/>
-              </w:pBdr>
-              <w:spacing w:before="132"/>
-              <w:ind w:left="13" w:right="3"/>
-              <w:jc w:val="center"/>
-              <w:rPr>
-                <w:color w:val="000000"/>
-              </w:rPr>
-            </w:pPr>
-            <w:r>
-              <w:rPr>
-                <w:color w:val="000000"/>
-              </w:rPr>
-              <w:t>SITI SUHAILA BINTI SURIA</w:t>
-            </w:r>
-          </w:p>
-        </w:tc>
-        <w:tc>
-          <w:tcPr>
-            <w:tcW w:w="1740" w:type="dxa"/>
-          </w:tcPr>
-          <w:p>
-            <w:pPr>
-              <w:pBdr>
-                <w:top w:val="nil"/>
-                <w:left w:val="nil"/>
-                <w:bottom w:val="nil"/>
-                <w:right w:val="nil"/>
-                <w:between w:val="nil"/>
-              </w:pBdr>
-              <w:spacing w:before="132"/>
-              <w:ind w:left="13" w:right="4"/>
-              <w:jc w:val="center"/>
-              <w:rPr>
-                <w:color w:val="000000"/>
-              </w:rPr>
-            </w:pPr>
-            <w:r>
-              <w:rPr>
-                <w:color w:val="000000"/>
-              </w:rPr>
-              <w:t>19</w:t>
-            </w:r>
-          </w:p>
-        </w:tc>
-        <w:tc>
-          <w:tcPr>
-            <w:tcW w:w="1740" w:type="dxa"/>
-          </w:tcPr>
-          <w:p>
-            <w:pPr>
-              <w:pBdr>
-                <w:top w:val="nil"/>
-                <w:left w:val="nil"/>
-                <w:bottom w:val="nil"/>
-                <w:right w:val="nil"/>
-                <w:between w:val="nil"/>
-              </w:pBdr>
-              <w:spacing w:before="132"/>
-              <w:ind w:left="13" w:right="3"/>
-              <w:jc w:val="center"/>
-              <w:rPr>
-                <w:color w:val="000000"/>
-              </w:rPr>
-            </w:pPr>
-            <w:r>
-              <w:rPr>
-                <w:color w:val="000000"/>
-              </w:rPr>
-              <w:t>TH</w:t>
-            </w:r>
-          </w:p>
-        </w:tc>
-        <w:tc>
-          <w:tcPr>
-            <w:tcW w:w="2038" w:type="dxa"/>
-          </w:tcPr>
-          <w:p>
-            <w:pPr>
-              <w:pBdr>
-                <w:top w:val="nil"/>
-                <w:left w:val="nil"/>
-                <w:bottom w:val="nil"/>
-                <w:right w:val="nil"/>
-                <w:between w:val="nil"/>
-              </w:pBdr>
-              <w:spacing w:before="132"/>
-              <w:ind w:left="15" w:right="3"/>
-              <w:jc w:val="center"/>
-              <w:rPr>
-                <w:color w:val="000000"/>
-              </w:rPr>
-            </w:pPr>
-            <w:r>
-              <w:rPr>
-                <w:color w:val="000000"/>
-              </w:rPr>
-              <w:t>TIDAK LENGKAP</w:t>
-            </w:r>
-          </w:p>
-        </w:tc>
-      </w:tr>
-      <w:tr>
-        <w:trPr>
-          <w:trHeight w:val="515"/>
-        </w:trPr>
-        <w:tc>
-          <w:tcPr>
-            <w:tcW w:w="698" w:type="dxa"/>
-          </w:tcPr>
-          <w:p>
-            <w:pPr>
-              <w:pBdr>
-                <w:top w:val="nil"/>
-                <w:left w:val="nil"/>
-                <w:bottom w:val="nil"/>
-                <w:right w:val="nil"/>
-                <w:between w:val="nil"/>
-              </w:pBdr>
-              <w:spacing w:before="132"/>
-              <w:ind w:left="7"/>
-              <w:jc w:val="center"/>
-              <w:rPr>
-                <w:color w:val="000000"/>
-              </w:rPr>
-            </w:pPr>
-            <w:r>
-              <w:rPr>
-                <w:color w:val="000000"/>
-              </w:rPr>
-              <w:t>27</w:t>
-            </w:r>
-          </w:p>
-        </w:tc>
-        <w:tc>
-          <w:tcPr>
-            <w:tcW w:w="3151" w:type="dxa"/>
-          </w:tcPr>
-          <w:p>
-            <w:pPr>
-              <w:pBdr>
-                <w:top w:val="nil"/>
-                <w:left w:val="nil"/>
-                <w:bottom w:val="nil"/>
-                <w:right w:val="nil"/>
-                <w:between w:val="nil"/>
-              </w:pBdr>
-              <w:spacing w:before="132"/>
-              <w:ind w:left="13"/>
-              <w:jc w:val="center"/>
-              <w:rPr>
-                <w:color w:val="000000"/>
-              </w:rPr>
-            </w:pPr>
-            <w:r>
-              <w:rPr>
-                <w:color w:val="000000"/>
-              </w:rPr>
-              <w:t>SUHAILA BINTI DAUD</w:t>
-            </w:r>
-          </w:p>
-        </w:tc>
-        <w:tc>
-          <w:tcPr>
-            <w:tcW w:w="1740" w:type="dxa"/>
-          </w:tcPr>
-          <w:p>
-            <w:pPr>
-              <w:pBdr>
-                <w:top w:val="nil"/>
-                <w:left w:val="nil"/>
-                <w:bottom w:val="nil"/>
-                <w:right w:val="nil"/>
-                <w:between w:val="nil"/>
-              </w:pBdr>
-              <w:spacing w:before="132"/>
-              <w:ind w:left="13" w:right="4"/>
-              <w:jc w:val="center"/>
-              <w:rPr>
-                <w:color w:val="000000"/>
-              </w:rPr>
-            </w:pPr>
-            <w:r>
-              <w:rPr>
-                <w:color w:val="000000"/>
-              </w:rPr>
-              <w:t>20</w:t>
-            </w:r>
-          </w:p>
-        </w:tc>
-        <w:tc>
-          <w:tcPr>
-            <w:tcW w:w="1740" w:type="dxa"/>
-          </w:tcPr>
-          <w:p>
-            <w:pPr>
-              <w:pBdr>
-                <w:top w:val="nil"/>
-                <w:left w:val="nil"/>
-                <w:bottom w:val="nil"/>
-                <w:right w:val="nil"/>
-                <w:between w:val="nil"/>
-              </w:pBdr>
-              <w:spacing w:before="132"/>
-              <w:ind w:left="13" w:right="3"/>
-              <w:jc w:val="center"/>
-              <w:rPr>
-                <w:color w:val="000000"/>
-              </w:rPr>
-            </w:pPr>
-            <w:r>
-              <w:rPr>
-                <w:color w:val="000000"/>
-              </w:rPr>
-              <w:t>19</w:t>
-            </w:r>
-          </w:p>
-        </w:tc>
-        <w:tc>
-          <w:tcPr>
-            <w:tcW w:w="2038" w:type="dxa"/>
-          </w:tcPr>
-          <w:p>
-            <w:pPr>
-              <w:pBdr>
-                <w:top w:val="nil"/>
-                <w:left w:val="nil"/>
-                <w:bottom w:val="nil"/>
-                <w:right w:val="nil"/>
-                <w:between w:val="nil"/>
-              </w:pBdr>
-              <w:spacing w:before="132"/>
-              <w:ind w:left="15" w:right="4"/>
-              <w:jc w:val="center"/>
-              <w:rPr>
-                <w:color w:val="000000"/>
-              </w:rPr>
-            </w:pPr>
-            <w:r>
-              <w:rPr>
-                <w:color w:val="000000"/>
-              </w:rPr>
-              <w:t>MENURUN</w:t>
-            </w:r>
-          </w:p>
-        </w:tc>
-      </w:tr>
-      <w:tr>
-        <w:trPr>
-          <w:trHeight w:val="517"/>
-        </w:trPr>
-        <w:tc>
-          <w:tcPr>
-            <w:tcW w:w="698" w:type="dxa"/>
-          </w:tcPr>
-          <w:p>
-            <w:pPr>
-              <w:pBdr>
-                <w:top w:val="nil"/>
-                <w:left w:val="nil"/>
-                <w:bottom w:val="nil"/>
-                <w:right w:val="nil"/>
-                <w:between w:val="nil"/>
-              </w:pBdr>
-              <w:spacing w:before="132"/>
-              <w:ind w:left="7"/>
-              <w:jc w:val="center"/>
-              <w:rPr>
-                <w:color w:val="000000"/>
-              </w:rPr>
-            </w:pPr>
-            <w:r>
-              <w:rPr>
-                <w:color w:val="000000"/>
-              </w:rPr>
-              <w:t>28</w:t>
-            </w:r>
-          </w:p>
-        </w:tc>
-        <w:tc>
-          <w:tcPr>
-            <w:tcW w:w="3151" w:type="dxa"/>
-          </w:tcPr>
-          <w:p>
-            <w:pPr>
-              <w:pBdr>
-                <w:top w:val="nil"/>
-                <w:left w:val="nil"/>
-                <w:bottom w:val="nil"/>
-                <w:right w:val="nil"/>
-                <w:between w:val="nil"/>
-              </w:pBdr>
-              <w:spacing w:line="252" w:lineRule="auto"/>
-              <w:ind w:left="916" w:hanging="204"/>
-              <w:rPr>
-                <w:color w:val="000000"/>
-              </w:rPr>
-            </w:pPr>
-            <w:r>
-              <w:rPr>
-                <w:color w:val="000000"/>
-              </w:rPr>
-              <w:t>SURYATIE BINTI SHAMSUDIN</w:t>
-            </w:r>
-          </w:p>
-        </w:tc>
-        <w:tc>
-          <w:tcPr>
-            <w:tcW w:w="1740" w:type="dxa"/>
-          </w:tcPr>
-          <w:p>
-            <w:pPr>
-              <w:pBdr>
-                <w:top w:val="nil"/>
-                <w:left w:val="nil"/>
-                <w:bottom w:val="nil"/>
-                <w:right w:val="nil"/>
-                <w:between w:val="nil"/>
-              </w:pBdr>
-              <w:spacing w:before="132"/>
-              <w:ind w:left="13" w:right="4"/>
-              <w:jc w:val="center"/>
-              <w:rPr>
-                <w:color w:val="000000"/>
-              </w:rPr>
-            </w:pPr>
-            <w:r>
-              <w:rPr>
-                <w:color w:val="000000"/>
-              </w:rPr>
-              <w:t>18</w:t>
-            </w:r>
-          </w:p>
-        </w:tc>
-        <w:tc>
-          <w:tcPr>
-            <w:tcW w:w="1740" w:type="dxa"/>
-          </w:tcPr>
-          <w:p>
-            <w:pPr>
-              <w:pBdr>
-                <w:top w:val="nil"/>
-                <w:left w:val="nil"/>
-                <w:bottom w:val="nil"/>
-                <w:right w:val="nil"/>
-                <w:between w:val="nil"/>
-              </w:pBdr>
-              <w:spacing w:before="132"/>
-              <w:ind w:left="13" w:right="3"/>
-              <w:jc w:val="center"/>
-              <w:rPr>
-                <w:color w:val="000000"/>
-              </w:rPr>
-            </w:pPr>
-            <w:r>
-              <w:rPr>
-                <w:color w:val="000000"/>
-              </w:rPr>
-              <w:t>19</w:t>
-            </w:r>
-          </w:p>
-        </w:tc>
-        <w:tc>
-          <w:tcPr>
-            <w:tcW w:w="2038" w:type="dxa"/>
-          </w:tcPr>
-          <w:p>
-            <w:pPr>
-              <w:pBdr>
-                <w:top w:val="nil"/>
-                <w:left w:val="nil"/>
-                <w:bottom w:val="nil"/>
-                <w:right w:val="nil"/>
-                <w:between w:val="nil"/>
-              </w:pBdr>
-              <w:spacing w:before="132"/>
-              <w:ind w:left="15"/>
-              <w:jc w:val="center"/>
-              <w:rPr>
-                <w:color w:val="000000"/>
-              </w:rPr>
-            </w:pPr>
-            <w:r>
-              <w:rPr>
-                <w:color w:val="000000"/>
-              </w:rPr>
-              <w:t>MENINGKAT</w:t>
-            </w:r>
-          </w:p>
-        </w:tc>
-      </w:tr>
-      <w:tr>
-        <w:trPr>
-          <w:trHeight w:val="515"/>
-        </w:trPr>
-        <w:tc>
-          <w:tcPr>
-            <w:tcW w:w="698" w:type="dxa"/>
-          </w:tcPr>
-          <w:p>
-            <w:pPr>
-              <w:pBdr>
-                <w:top w:val="nil"/>
-                <w:left w:val="nil"/>
-                <w:bottom w:val="nil"/>
-                <w:right w:val="nil"/>
-                <w:between w:val="nil"/>
-              </w:pBdr>
-              <w:spacing w:before="132"/>
-              <w:ind w:left="7"/>
-              <w:jc w:val="center"/>
-              <w:rPr>
-                <w:color w:val="000000"/>
-              </w:rPr>
-            </w:pPr>
-            <w:r>
-              <w:rPr>
-                <w:color w:val="000000"/>
-              </w:rPr>
-              <w:t>29</w:t>
-            </w:r>
-          </w:p>
-        </w:tc>
-        <w:tc>
-          <w:tcPr>
-            <w:tcW w:w="3151" w:type="dxa"/>
-          </w:tcPr>
-          <w:p>
-            <w:pPr>
-              <w:pBdr>
-                <w:top w:val="nil"/>
-                <w:left w:val="nil"/>
-                <w:bottom w:val="nil"/>
-                <w:right w:val="nil"/>
-                <w:between w:val="nil"/>
-              </w:pBdr>
-              <w:ind w:left="751" w:hanging="300"/>
-              <w:rPr>
-                <w:color w:val="000000"/>
-              </w:rPr>
-            </w:pPr>
-            <w:r>
-              <w:rPr>
-                <w:color w:val="000000"/>
-              </w:rPr>
-              <w:t>VIVIK HASNONI BINTI MOHD ARSHAD</w:t>
-            </w:r>
-          </w:p>
-        </w:tc>
-        <w:tc>
-          <w:tcPr>
-            <w:tcW w:w="1740" w:type="dxa"/>
-          </w:tcPr>
-          <w:p>
-            <w:pPr>
-              <w:pBdr>
-                <w:top w:val="nil"/>
-                <w:left w:val="nil"/>
-                <w:bottom w:val="nil"/>
-                <w:right w:val="nil"/>
-                <w:between w:val="nil"/>
-              </w:pBdr>
-              <w:spacing w:before="132"/>
-              <w:ind w:left="13" w:right="4"/>
-              <w:jc w:val="center"/>
-              <w:rPr>
-                <w:color w:val="000000"/>
-              </w:rPr>
-            </w:pPr>
-            <w:r>
-              <w:rPr>
-                <w:color w:val="000000"/>
-              </w:rPr>
-              <w:t>17</w:t>
-            </w:r>
-          </w:p>
-        </w:tc>
-        <w:tc>
-          <w:tcPr>
-            <w:tcW w:w="1740" w:type="dxa"/>
-          </w:tcPr>
-          <w:p>
-            <w:pPr>
-              <w:pBdr>
-                <w:top w:val="nil"/>
-                <w:left w:val="nil"/>
-                <w:bottom w:val="nil"/>
-                <w:right w:val="nil"/>
-                <w:between w:val="nil"/>
-              </w:pBdr>
-              <w:spacing w:before="132"/>
-              <w:ind w:left="13" w:right="3"/>
-              <w:jc w:val="center"/>
-              <w:rPr>
-                <w:color w:val="000000"/>
-              </w:rPr>
-            </w:pPr>
-            <w:r>
-              <w:rPr>
-                <w:color w:val="000000"/>
-              </w:rPr>
-              <w:t>19</w:t>
-            </w:r>
-          </w:p>
-        </w:tc>
-        <w:tc>
-          <w:tcPr>
-            <w:tcW w:w="2038" w:type="dxa"/>
-          </w:tcPr>
-          <w:p>
-            <w:pPr>
-              <w:pBdr>
-                <w:top w:val="nil"/>
-                <w:left w:val="nil"/>
-                <w:bottom w:val="nil"/>
-                <w:right w:val="nil"/>
-                <w:between w:val="nil"/>
-              </w:pBdr>
-              <w:spacing w:before="132"/>
-              <w:ind w:left="15"/>
-              <w:jc w:val="center"/>
-              <w:rPr>
-                <w:color w:val="000000"/>
-              </w:rPr>
-            </w:pPr>
-            <w:r>
-              <w:rPr>
-                <w:color w:val="000000"/>
-              </w:rPr>
-              <w:t>MENINGKAT</w:t>
-            </w:r>
-          </w:p>
-        </w:tc>
-      </w:tr>
-      <w:tr>
-        <w:trPr>
-          <w:trHeight w:val="517"/>
-        </w:trPr>
-        <w:tc>
-          <w:tcPr>
-            <w:tcW w:w="698" w:type="dxa"/>
-          </w:tcPr>
-          <w:p>
-            <w:pPr>
-              <w:pBdr>
-                <w:top w:val="nil"/>
-                <w:left w:val="nil"/>
-                <w:bottom w:val="nil"/>
-                <w:right w:val="nil"/>
-                <w:between w:val="nil"/>
-              </w:pBdr>
-              <w:spacing w:before="134"/>
-              <w:ind w:left="7"/>
-              <w:jc w:val="center"/>
-              <w:rPr>
-                <w:color w:val="000000"/>
-              </w:rPr>
-            </w:pPr>
-            <w:r>
-              <w:rPr>
-                <w:color w:val="000000"/>
-              </w:rPr>
-              <w:t>30</w:t>
-            </w:r>
-          </w:p>
-        </w:tc>
-        <w:tc>
-          <w:tcPr>
-            <w:tcW w:w="3151" w:type="dxa"/>
-          </w:tcPr>
-          <w:p>
-            <w:pPr>
-              <w:pBdr>
-                <w:top w:val="nil"/>
-                <w:left w:val="nil"/>
-                <w:bottom w:val="nil"/>
-                <w:right w:val="nil"/>
-                <w:between w:val="nil"/>
-              </w:pBdr>
-              <w:spacing w:line="252" w:lineRule="auto"/>
-              <w:ind w:left="1257" w:hanging="1047"/>
-              <w:rPr>
-                <w:color w:val="000000"/>
-              </w:rPr>
-            </w:pPr>
-            <w:r>
-              <w:rPr>
-                <w:color w:val="000000"/>
-              </w:rPr>
-              <w:t>WAN NOR'AINI BINTI WAN MUSA</w:t>
-            </w:r>
-          </w:p>
-        </w:tc>
-        <w:tc>
-          <w:tcPr>
-            <w:tcW w:w="1740" w:type="dxa"/>
-          </w:tcPr>
-          <w:p>
-            <w:pPr>
-              <w:pBdr>
-                <w:top w:val="nil"/>
-                <w:left w:val="nil"/>
-                <w:bottom w:val="nil"/>
-                <w:right w:val="nil"/>
-                <w:between w:val="nil"/>
-              </w:pBdr>
-              <w:spacing w:before="134"/>
-              <w:ind w:left="13" w:right="4"/>
-              <w:jc w:val="center"/>
-              <w:rPr>
-                <w:color w:val="000000"/>
-              </w:rPr>
-            </w:pPr>
-            <w:r>
-              <w:rPr>
-                <w:color w:val="000000"/>
-              </w:rPr>
-              <w:t>19</w:t>
-            </w:r>
-          </w:p>
-        </w:tc>
-        <w:tc>
-          <w:tcPr>
-            <w:tcW w:w="1740" w:type="dxa"/>
-          </w:tcPr>
-          <w:p>
-            <w:pPr>
-              <w:pBdr>
-                <w:top w:val="nil"/>
-                <w:left w:val="nil"/>
-                <w:bottom w:val="nil"/>
-                <w:right w:val="nil"/>
-                <w:between w:val="nil"/>
-              </w:pBdr>
-              <w:spacing w:before="134"/>
-              <w:ind w:left="13" w:right="3"/>
-              <w:jc w:val="center"/>
-              <w:rPr>
-                <w:color w:val="000000"/>
-              </w:rPr>
-            </w:pPr>
-            <w:r>
-              <w:rPr>
-                <w:color w:val="000000"/>
-              </w:rPr>
-              <w:t>19</w:t>
-            </w:r>
-          </w:p>
-        </w:tc>
-        <w:tc>
-          <w:tcPr>
-            <w:tcW w:w="2038" w:type="dxa"/>
-          </w:tcPr>
-          <w:p>
-            <w:pPr>
-              <w:pBdr>
-                <w:top w:val="nil"/>
-                <w:left w:val="nil"/>
-                <w:bottom w:val="nil"/>
-                <w:right w:val="nil"/>
-                <w:between w:val="nil"/>
-              </w:pBdr>
-              <w:spacing w:line="252" w:lineRule="auto"/>
-              <w:ind w:left="232" w:firstLine="463"/>
-              <w:rPr>
-                <w:color w:val="000000"/>
-              </w:rPr>
-            </w:pPr>
-            <w:r>
-              <w:rPr>
-                <w:color w:val="000000"/>
-              </w:rPr>
-              <w:t>TIADA PENINGKATAN</w:t>
-            </w:r>
-          </w:p>
-        </w:tc>
-      </w:tr>
-    </w:tbl>
-    <w:p>
-      <w:pPr>
-        <w:pBdr>
-          <w:top w:val="nil"/>
-          <w:left w:val="nil"/>
-          <w:bottom w:val="nil"/>
-          <w:right w:val="nil"/>
-          <w:between w:val="nil"/>
-        </w:pBdr>
-        <w:spacing w:line="252" w:lineRule="auto"/>
-        <w:rPr>
-          <w:color w:val="000000"/>
-        </w:rPr>
-        <w:sectPr>
-          <w:pgSz w:w="12240" w:h="15840"/>
-          <w:pgMar w:top="1340" w:right="360" w:bottom="960" w:left="360" w:header="353" w:footer="763" w:gutter="0"/>
-          <w:cols w:space="720"/>
-        </w:sectPr>
-      </w:pPr>
-    </w:p>
-    <w:p>
-      <w:pPr>
-        <w:pBdr>
-          <w:top w:val="nil"/>
-          <w:left w:val="nil"/>
-          <w:bottom w:val="nil"/>
-          <w:right w:val="nil"/>
-          <w:between w:val="nil"/>
-        </w:pBdr>
-        <w:spacing w:before="2"/>
-        <w:rPr>
-          <w:color w:val="000000"/>
-          <w:sz w:val="7"/>
-          <w:szCs w:val="7"/>
-        </w:rPr>
-      </w:pPr>
-    </w:p>
-    <w:tbl>
-      <w:tblPr>
-        <w:tblStyle w:val="af6"/>
-        <w:tblW w:w="9367" w:type="dxa"/>
-        <w:tblInd w:w="1090" w:type="dxa"/>
-        <w:tblBorders>
-          <w:top w:val="single" w:sz="4" w:space="0" w:color="000000"/>
-          <w:left w:val="single" w:sz="4" w:space="0" w:color="000000"/>
-          <w:bottom w:val="single" w:sz="4" w:space="0" w:color="000000"/>
-          <w:right w:val="single" w:sz="4" w:space="0" w:color="000000"/>
-          <w:insideH w:val="single" w:sz="4" w:space="0" w:color="000000"/>
-          <w:insideV w:val="single" w:sz="4" w:space="0" w:color="000000"/>
-        </w:tblBorders>
-        <w:tblLayout w:type="fixed"/>
-        <w:tblLook w:val="0000" w:firstRow="0" w:lastRow="0" w:firstColumn="0" w:lastColumn="0" w:noHBand="0" w:noVBand="0"/>
-      </w:tblPr>
-      <w:tblGrid>
-        <w:gridCol w:w="698"/>
-        <w:gridCol w:w="3151"/>
-        <w:gridCol w:w="1740"/>
-        <w:gridCol w:w="1740"/>
-        <w:gridCol w:w="2038"/>
-      </w:tblGrid>
-      <w:tr>
-        <w:trPr>
-          <w:trHeight w:val="518"/>
-        </w:trPr>
-        <w:tc>
-          <w:tcPr>
-            <w:tcW w:w="698" w:type="dxa"/>
-          </w:tcPr>
-          <w:p>
-            <w:pPr>
-              <w:pBdr>
-                <w:top w:val="nil"/>
-                <w:left w:val="nil"/>
-                <w:bottom w:val="nil"/>
-                <w:right w:val="nil"/>
-                <w:between w:val="nil"/>
-              </w:pBdr>
-              <w:spacing w:before="132"/>
-              <w:ind w:left="7"/>
-              <w:jc w:val="center"/>
-              <w:rPr>
-                <w:color w:val="000000"/>
-              </w:rPr>
-            </w:pPr>
-            <w:r>
-              <w:rPr>
-                <w:color w:val="000000"/>
-              </w:rPr>
-              <w:t>31</w:t>
-            </w:r>
-          </w:p>
-        </w:tc>
-        <w:tc>
-          <w:tcPr>
-            <w:tcW w:w="3151" w:type="dxa"/>
-          </w:tcPr>
-          <w:p>
-            <w:pPr>
-              <w:pBdr>
-                <w:top w:val="nil"/>
-                <w:left w:val="nil"/>
-                <w:bottom w:val="nil"/>
-                <w:right w:val="nil"/>
-                <w:between w:val="nil"/>
-              </w:pBdr>
-              <w:ind w:left="1142" w:hanging="1035"/>
-              <w:rPr>
-                <w:color w:val="000000"/>
-              </w:rPr>
-            </w:pPr>
-            <w:r>
-              <w:rPr>
-                <w:color w:val="000000"/>
-              </w:rPr>
-              <w:t>ZAIHASRA BINTI MOHAMAD DZOMIR</w:t>
-            </w:r>
-          </w:p>
-        </w:tc>
-        <w:tc>
-          <w:tcPr>
-            <w:tcW w:w="1740" w:type="dxa"/>
-          </w:tcPr>
-          <w:p>
-            <w:pPr>
-              <w:pBdr>
-                <w:top w:val="nil"/>
-                <w:left w:val="nil"/>
-                <w:bottom w:val="nil"/>
-                <w:right w:val="nil"/>
-                <w:between w:val="nil"/>
-              </w:pBdr>
-              <w:spacing w:before="132"/>
-              <w:ind w:left="13" w:right="4"/>
-              <w:jc w:val="center"/>
-              <w:rPr>
-                <w:color w:val="000000"/>
-              </w:rPr>
-            </w:pPr>
-            <w:r>
-              <w:rPr>
-                <w:color w:val="000000"/>
-              </w:rPr>
-              <w:t>18</w:t>
-            </w:r>
-          </w:p>
-        </w:tc>
-        <w:tc>
-          <w:tcPr>
-            <w:tcW w:w="1740" w:type="dxa"/>
-          </w:tcPr>
-          <w:p>
-            <w:pPr>
-              <w:pBdr>
-                <w:top w:val="nil"/>
-                <w:left w:val="nil"/>
-                <w:bottom w:val="nil"/>
-                <w:right w:val="nil"/>
-                <w:between w:val="nil"/>
-              </w:pBdr>
-              <w:spacing w:before="132"/>
-              <w:ind w:left="13" w:right="3"/>
-              <w:jc w:val="center"/>
-              <w:rPr>
-                <w:color w:val="000000"/>
-              </w:rPr>
-            </w:pPr>
-            <w:r>
-              <w:rPr>
-                <w:color w:val="000000"/>
-              </w:rPr>
-              <w:t>16</w:t>
-            </w:r>
-          </w:p>
-        </w:tc>
-        <w:tc>
-          <w:tcPr>
-            <w:tcW w:w="2038" w:type="dxa"/>
-          </w:tcPr>
-          <w:p>
-            <w:pPr>
-              <w:pBdr>
-                <w:top w:val="nil"/>
-                <w:left w:val="nil"/>
-                <w:bottom w:val="nil"/>
-                <w:right w:val="nil"/>
-                <w:between w:val="nil"/>
-              </w:pBdr>
-              <w:spacing w:before="132"/>
-              <w:ind w:left="15" w:right="4"/>
-              <w:jc w:val="center"/>
-              <w:rPr>
-                <w:color w:val="000000"/>
-              </w:rPr>
-            </w:pPr>
-            <w:r>
-              <w:rPr>
-                <w:color w:val="000000"/>
-              </w:rPr>
-              <w:t>MENURUN</w:t>
-            </w:r>
-          </w:p>
-        </w:tc>
-      </w:tr>
-      <w:tr>
-        <w:trPr>
-          <w:trHeight w:val="515"/>
-        </w:trPr>
-        <w:tc>
-          <w:tcPr>
-            <w:tcW w:w="698" w:type="dxa"/>
-          </w:tcPr>
-          <w:p>
-            <w:pPr>
-              <w:pBdr>
-                <w:top w:val="nil"/>
-                <w:left w:val="nil"/>
-                <w:bottom w:val="nil"/>
-                <w:right w:val="nil"/>
-                <w:between w:val="nil"/>
-              </w:pBdr>
-              <w:spacing w:before="132"/>
-              <w:ind w:left="7"/>
-              <w:jc w:val="center"/>
-              <w:rPr>
-                <w:color w:val="000000"/>
-              </w:rPr>
-            </w:pPr>
-            <w:r>
-              <w:rPr>
-                <w:color w:val="000000"/>
-              </w:rPr>
-              <w:t>32</w:t>
-            </w:r>
-          </w:p>
-        </w:tc>
-        <w:tc>
-          <w:tcPr>
-            <w:tcW w:w="3151" w:type="dxa"/>
-          </w:tcPr>
-          <w:p>
-            <w:pPr>
-              <w:pBdr>
-                <w:top w:val="nil"/>
-                <w:left w:val="nil"/>
-                <w:bottom w:val="nil"/>
-                <w:right w:val="nil"/>
-                <w:between w:val="nil"/>
-              </w:pBdr>
-              <w:spacing w:line="252" w:lineRule="auto"/>
-              <w:ind w:left="1178" w:hanging="747"/>
-              <w:rPr>
-                <w:color w:val="000000"/>
-              </w:rPr>
-            </w:pPr>
-            <w:r>
-              <w:rPr>
-                <w:color w:val="000000"/>
-              </w:rPr>
-              <w:t>ZAIRUL BARIAH BINTI AHMAD</w:t>
-            </w:r>
-          </w:p>
-        </w:tc>
-        <w:tc>
-          <w:tcPr>
-            <w:tcW w:w="1740" w:type="dxa"/>
-          </w:tcPr>
-          <w:p>
-            <w:pPr>
-              <w:pBdr>
-                <w:top w:val="nil"/>
-                <w:left w:val="nil"/>
-                <w:bottom w:val="nil"/>
-                <w:right w:val="nil"/>
-                <w:between w:val="nil"/>
-              </w:pBdr>
-              <w:spacing w:before="132"/>
-              <w:ind w:left="13" w:right="4"/>
-              <w:jc w:val="center"/>
-              <w:rPr>
-                <w:color w:val="000000"/>
-              </w:rPr>
-            </w:pPr>
-            <w:r>
-              <w:rPr>
-                <w:color w:val="000000"/>
-              </w:rPr>
-              <w:t>16</w:t>
-            </w:r>
-          </w:p>
-        </w:tc>
-        <w:tc>
-          <w:tcPr>
-            <w:tcW w:w="1740" w:type="dxa"/>
-          </w:tcPr>
-          <w:p>
-            <w:pPr>
-              <w:pBdr>
-                <w:top w:val="nil"/>
-                <w:left w:val="nil"/>
-                <w:bottom w:val="nil"/>
-                <w:right w:val="nil"/>
-                <w:between w:val="nil"/>
-              </w:pBdr>
-              <w:spacing w:before="132"/>
-              <w:ind w:left="13" w:right="3"/>
-              <w:jc w:val="center"/>
-              <w:rPr>
-                <w:color w:val="000000"/>
-              </w:rPr>
-            </w:pPr>
-            <w:r>
-              <w:rPr>
-                <w:color w:val="000000"/>
-              </w:rPr>
-              <w:t>19</w:t>
-            </w:r>
-          </w:p>
-        </w:tc>
-        <w:tc>
-          <w:tcPr>
-            <w:tcW w:w="2038" w:type="dxa"/>
-          </w:tcPr>
-          <w:p>
-            <w:pPr>
-              <w:pBdr>
-                <w:top w:val="nil"/>
-                <w:left w:val="nil"/>
-                <w:bottom w:val="nil"/>
-                <w:right w:val="nil"/>
-                <w:between w:val="nil"/>
-              </w:pBdr>
-              <w:spacing w:before="132"/>
-              <w:ind w:left="15"/>
-              <w:jc w:val="center"/>
-              <w:rPr>
-                <w:color w:val="000000"/>
-              </w:rPr>
-            </w:pPr>
-            <w:r>
-              <w:rPr>
-                <w:color w:val="000000"/>
-              </w:rPr>
-              <w:t>MENINGKAT</w:t>
             </w:r>
           </w:p>
         </w:tc>
@@ -39752,7 +30261,7 @@
                 <w:sz w:val="20"/>
                 <w:szCs w:val="20"/>
               </w:rPr>
-              <w:t>SENARAI JEMPUTAN</w:t>
+              <w:t>{{NAMA PESERTA HADIR}}</w:t>
             </w:r>
           </w:p>
         </w:tc>
@@ -39770,6 +30279,7 @@
                 <w:right w:val="nil"/>
                 <w:between w:val="nil"/>
               </w:pBdr>
+              <w:ind w:left="474"/>
               <w:rPr>
                 <w:b/>
                 <w:color w:val="000000"/>
@@ -39777,44 +30287,14 @@
                 <w:szCs w:val="20"/>
               </w:rPr>
             </w:pPr>
-          </w:p>
-          <w:p>
-            <w:pPr>
-              <w:pBdr>
-                <w:top w:val="nil"/>
-                <w:left w:val="nil"/>
-                <w:bottom w:val="nil"/>
-                <w:right w:val="nil"/>
-                <w:between w:val="nil"/>
-              </w:pBdr>
-              <w:spacing w:before="180"/>
+            <w:r>
               <w:rPr>
                 <w:b/>
                 <w:color w:val="000000"/>
                 <w:sz w:val="20"/>
                 <w:szCs w:val="20"/>
               </w:rPr>
-            </w:pPr>
-          </w:p>
-          <w:p>
-            <w:pPr>
-              <w:pBdr>
-                <w:top w:val="nil"/>
-                <w:left w:val="nil"/>
-                <w:bottom w:val="nil"/>
-                <w:right w:val="nil"/>
-                <w:between w:val="nil"/>
-              </w:pBdr>
-              <w:ind w:left="474"/>
-              <w:rPr>
-                <w:b/>
-                <w:color w:val="000000"/>
-                <w:sz w:val="20"/>
-                <w:szCs w:val="20"/>
-              </w:rPr>
-            </w:pPr>
-            <w:r>
-              <w:t>{{ KAD_PENGENALAN }}</w:t>
+              <w:t>{{KAD PENGENALAN}}</w:t>
             </w:r>
           </w:p>
         </w:tc>
@@ -39938,7 +30418,13 @@
               </w:rPr>
             </w:pPr>
             <w:r>
-              <w:t>{{ NO_TELEFON }}</w:t>
+              <w:t>{{ NO</w:t>
+            </w:r>
+            <w:r>
+              <w:t xml:space="preserve"> </w:t>
+            </w:r>
+            <w:r>
+              <w:t>TELEFON }}</w:t>
             </w:r>
           </w:p>
         </w:tc>
@@ -43918,13 +34404,7 @@
                             <w:rPr>
                               <w:color w:val="000000"/>
                             </w:rPr>
-                            <w:t xml:space="preserve"> </w:t>
-                          </w:r>
-                          <w:r>
-                            <w:rPr>
-                              <w:color w:val="000000"/>
-                            </w:rPr>
-                            <w:t>PAGE 4</w:t>
+                            <w:t xml:space="preserve"> PAGE 4</w:t>
                           </w:r>
                         </w:p>
                       </w:txbxContent>
@@ -43953,13 +34433,7 @@
                       <w:rPr>
                         <w:color w:val="000000"/>
                       </w:rPr>
-                      <w:t xml:space="preserve"> </w:t>
-                    </w:r>
-                    <w:r>
-                      <w:rPr>
-                        <w:color w:val="000000"/>
-                      </w:rPr>
-                      <w:t>PAGE 4</w:t>
+                      <w:t xml:space="preserve"> PAGE 4</w:t>
                     </w:r>
                   </w:p>
                 </w:txbxContent>
@@ -44130,13 +34604,7 @@
                             <w:rPr>
                               <w:color w:val="000000"/>
                             </w:rPr>
-                            <w:t xml:space="preserve"> </w:t>
-                          </w:r>
-                          <w:r>
-                            <w:rPr>
-                              <w:color w:val="000000"/>
-                            </w:rPr>
-                            <w:t>PAGE 10</w:t>
+                            <w:t xml:space="preserve"> PAGE 10</w:t>
                           </w:r>
                         </w:p>
                       </w:txbxContent>
@@ -44165,13 +34633,7 @@
                       <w:rPr>
                         <w:color w:val="000000"/>
                       </w:rPr>
-                      <w:t xml:space="preserve"> </w:t>
-                    </w:r>
-                    <w:r>
-                      <w:rPr>
-                        <w:color w:val="000000"/>
-                      </w:rPr>
-                      <w:t>PAGE 10</w:t>
+                      <w:t xml:space="preserve"> PAGE 10</w:t>
                     </w:r>
                   </w:p>
                 </w:txbxContent>
@@ -44511,7 +34973,7 @@
             </wp:anchor>
           </w:drawing>
         </mc:Choice>
-        <mc:Fallback xmlns:cr="http://schemas.microsoft.com/office/comments/2020/reactions" xmlns="http://schemas.microsoft.com/office/tasks/2019/documenttasks" xmlns:dgm="http://schemas.openxmlformats.org/drawingml/2006/diagram" xmlns:lc="http://schemas.openxmlformats.org/drawingml/2006/lockedCanvas" xmlns:c="http://schemas.openxmlformats.org/drawingml/2006/chart" xmlns:pic="http://schemas.openxmlformats.org/drawingml/2006/picture" xmlns:a="http://schemas.openxmlformats.org/drawingml/2006/main" xmlns:sl="http://schemas.openxmlformats.org/schemaLibrary/2006/main">
+        <mc:Fallback xmlns:sl="http://schemas.openxmlformats.org/schemaLibrary/2006/main" xmlns:a="http://schemas.openxmlformats.org/drawingml/2006/main" xmlns:pic="http://schemas.openxmlformats.org/drawingml/2006/picture" xmlns:c="http://schemas.openxmlformats.org/drawingml/2006/chart" xmlns:lc="http://schemas.openxmlformats.org/drawingml/2006/lockedCanvas" xmlns:dgm="http://schemas.openxmlformats.org/drawingml/2006/diagram" xmlns="http://schemas.microsoft.com/office/tasks/2019/documenttasks" xmlns:cr="http://schemas.microsoft.com/office/comments/2020/reactions">
           <w:drawing>
             <wp:anchor allowOverlap="1" behindDoc="1" distB="0" distT="0" distL="0" distR="0" hidden="0" layoutInCell="1" locked="0" relativeHeight="0" simplePos="0">
               <wp:simplePos x="0" y="0"/>
@@ -46961,7 +37423,6 @@
   <w:style w:type="character" w:default="1" w:styleId="DefaultParagraphFont">
     <w:name w:val="Default Paragraph Font"/>
     <w:uiPriority w:val="1"/>
-    <w:semiHidden/>
     <w:unhideWhenUsed/>
   </w:style>
   <w:style w:type="table" w:default="1" w:styleId="TableNormal">
